--- a/data/outputs/v2/General_Science/SS1.6_Plant_Growth_and_Development/General_Science_Plant_Growth_and_Development_CBE_LessonSequence.docx
+++ b/data/outputs/v2/General_Science/SS1.6_Plant_Growth_and_Development/General_Science_Plant_Growth_and_Development_CBE_LessonSequence.docx
@@ -3126,7 +3126,7 @@
             <w:pPr>
               <w:spacing w:after="20" w:before="0"/>
             </w:pPr>
-            <w:hyperlink w:history="1" r:id="rIdy2ip2rzrbmkudotkkndhq">
+            <w:hyperlink w:history="1" r:id="rIdjsd1aymtbtlitb7r7asn2">
               <w:r>
                 <w:rPr>
                   <w:rFonts w:ascii="Arial" w:cs="Arial" w:eastAsia="Arial" w:hAnsi="Arial"/>
@@ -3159,7 +3159,7 @@
               <w:spacing w:after="10" w:before="0"/>
               <w:ind w:left="120"/>
             </w:pPr>
-            <w:hyperlink w:history="1" r:id="rIdie_f0hkkydom0iiuowg8-">
+            <w:hyperlink w:history="1" r:id="rIddladvb0knfodhqkjfthlc">
               <w:r>
                 <w:rPr>
                   <w:rFonts w:ascii="Arial" w:cs="Arial" w:eastAsia="Arial" w:hAnsi="Arial"/>
@@ -3204,7 +3204,7 @@
             <w:pPr>
               <w:spacing w:after="20" w:before="0"/>
             </w:pPr>
-            <w:hyperlink w:history="1" r:id="rIda2ajur8ptuhi3x0dsrjmc">
+            <w:hyperlink w:history="1" r:id="rIdz5o-mxej4zwxob0mr5w_9">
               <w:r>
                 <w:rPr>
                   <w:rFonts w:ascii="Arial" w:cs="Arial" w:eastAsia="Arial" w:hAnsi="Arial"/>
@@ -3237,7 +3237,7 @@
               <w:spacing w:after="10" w:before="0"/>
               <w:ind w:left="120"/>
             </w:pPr>
-            <w:hyperlink w:history="1" r:id="rIda-ejfaul_qwks4ldwuqii">
+            <w:hyperlink w:history="1" r:id="rId8qdm1o8pvhsafbs7eeol7">
               <w:r>
                 <w:rPr>
                   <w:rFonts w:ascii="Arial" w:cs="Arial" w:eastAsia="Arial" w:hAnsi="Arial"/>
@@ -3432,7 +3432,7 @@
             <w:pPr>
               <w:spacing w:after="20" w:before="0"/>
             </w:pPr>
-            <w:hyperlink w:history="1" r:id="rIdyl2rupep9xs1gintmnmjt">
+            <w:hyperlink w:history="1" r:id="rIdngm8kit5qd-rcpis27igb">
               <w:r>
                 <w:rPr>
                   <w:rFonts w:ascii="Arial" w:cs="Arial" w:eastAsia="Arial" w:hAnsi="Arial"/>
@@ -3465,7 +3465,7 @@
               <w:spacing w:after="10" w:before="0"/>
               <w:ind w:left="120"/>
             </w:pPr>
-            <w:hyperlink w:history="1" r:id="rIdfmfx7fbit7xmxhaltub4g">
+            <w:hyperlink w:history="1" r:id="rId_boj40lxm3eicf9ct4hrw">
               <w:r>
                 <w:rPr>
                   <w:rFonts w:ascii="Arial" w:cs="Arial" w:eastAsia="Arial" w:hAnsi="Arial"/>
@@ -3510,7 +3510,7 @@
             <w:pPr>
               <w:spacing w:after="20" w:before="0"/>
             </w:pPr>
-            <w:hyperlink w:history="1" r:id="rIdwc8i8ujzxm7ktxzd7hxqv">
+            <w:hyperlink w:history="1" r:id="rId19nrnwlciq7nufomrymw8">
               <w:r>
                 <w:rPr>
                   <w:rFonts w:ascii="Arial" w:cs="Arial" w:eastAsia="Arial" w:hAnsi="Arial"/>
@@ -3543,7 +3543,7 @@
               <w:spacing w:after="10" w:before="0"/>
               <w:ind w:left="120"/>
             </w:pPr>
-            <w:hyperlink w:history="1" r:id="rId4_wue-oyqgbdm277yfp0n">
+            <w:hyperlink w:history="1" r:id="rIdxrwfuipbjf6lfvuu5sdzl">
               <w:r>
                 <w:rPr>
                   <w:rFonts w:ascii="Arial" w:cs="Arial" w:eastAsia="Arial" w:hAnsi="Arial"/>
@@ -3738,7 +3738,7 @@
             <w:pPr>
               <w:spacing w:after="20" w:before="0"/>
             </w:pPr>
-            <w:hyperlink w:history="1" r:id="rIdymyib5bv89rskbc1m6ikl">
+            <w:hyperlink w:history="1" r:id="rIdusj9jjgwnpitqnkgr0lqz">
               <w:r>
                 <w:rPr>
                   <w:rFonts w:ascii="Arial" w:cs="Arial" w:eastAsia="Arial" w:hAnsi="Arial"/>
@@ -3771,7 +3771,7 @@
               <w:spacing w:after="10" w:before="0"/>
               <w:ind w:left="120"/>
             </w:pPr>
-            <w:hyperlink w:history="1" r:id="rIdl0ikdlfzx4krdo7blj-5m">
+            <w:hyperlink w:history="1" r:id="rIdkpzo9szzvsnnqtz8ausvn">
               <w:r>
                 <w:rPr>
                   <w:rFonts w:ascii="Arial" w:cs="Arial" w:eastAsia="Arial" w:hAnsi="Arial"/>
@@ -3816,7 +3816,7 @@
             <w:pPr>
               <w:spacing w:after="20" w:before="0"/>
             </w:pPr>
-            <w:hyperlink w:history="1" r:id="rIdn6nl0qcrq5-lesbmbbmkr">
+            <w:hyperlink w:history="1" r:id="rId4rt4sp3cqb5unsn26xugj">
               <w:r>
                 <w:rPr>
                   <w:rFonts w:ascii="Arial" w:cs="Arial" w:eastAsia="Arial" w:hAnsi="Arial"/>
@@ -3849,7 +3849,7 @@
               <w:spacing w:after="10" w:before="0"/>
               <w:ind w:left="120"/>
             </w:pPr>
-            <w:hyperlink w:history="1" r:id="rIdri1sy08_p9m0czzusbrl1">
+            <w:hyperlink w:history="1" r:id="rId4sbyjslusdglihq2iv9bj">
               <w:r>
                 <w:rPr>
                   <w:rFonts w:ascii="Arial" w:cs="Arial" w:eastAsia="Arial" w:hAnsi="Arial"/>
@@ -4044,7 +4044,7 @@
             <w:pPr>
               <w:spacing w:after="20" w:before="0"/>
             </w:pPr>
-            <w:hyperlink w:history="1" r:id="rId3uvpt3k5zsnbpa_mhj4ot">
+            <w:hyperlink w:history="1" r:id="rId7i6pcn5wjl4wf6bofqnf2">
               <w:r>
                 <w:rPr>
                   <w:rFonts w:ascii="Arial" w:cs="Arial" w:eastAsia="Arial" w:hAnsi="Arial"/>
@@ -4077,7 +4077,7 @@
               <w:spacing w:after="10" w:before="0"/>
               <w:ind w:left="120"/>
             </w:pPr>
-            <w:hyperlink w:history="1" r:id="rIdoqge7fcuszi1lpjimhxvn">
+            <w:hyperlink w:history="1" r:id="rIdwtsykz1vckyfi6_0hhhx6">
               <w:r>
                 <w:rPr>
                   <w:rFonts w:ascii="Arial" w:cs="Arial" w:eastAsia="Arial" w:hAnsi="Arial"/>
@@ -4122,7 +4122,7 @@
             <w:pPr>
               <w:spacing w:after="20" w:before="0"/>
             </w:pPr>
-            <w:hyperlink w:history="1" r:id="rIdbhc5rmrphjvdrkbtgfbdz">
+            <w:hyperlink w:history="1" r:id="rIdhmfpidswwowhi2rryvxss">
               <w:r>
                 <w:rPr>
                   <w:rFonts w:ascii="Arial" w:cs="Arial" w:eastAsia="Arial" w:hAnsi="Arial"/>
@@ -4155,7 +4155,7 @@
               <w:spacing w:after="10" w:before="0"/>
               <w:ind w:left="120"/>
             </w:pPr>
-            <w:hyperlink w:history="1" r:id="rIdt-qgchcpkb_fcgmj-dbvu">
+            <w:hyperlink w:history="1" r:id="rIdkf92jnuzk9xxrmc2n1dt1">
               <w:r>
                 <w:rPr>
                   <w:rFonts w:ascii="Arial" w:cs="Arial" w:eastAsia="Arial" w:hAnsi="Arial"/>
@@ -4350,7 +4350,7 @@
             <w:pPr>
               <w:spacing w:after="20" w:before="0"/>
             </w:pPr>
-            <w:hyperlink w:history="1" r:id="rIdgamga5ugrmwktdfg21smr">
+            <w:hyperlink w:history="1" r:id="rIdjlad1basqvqe9o-hmgtqx">
               <w:r>
                 <w:rPr>
                   <w:rFonts w:ascii="Arial" w:cs="Arial" w:eastAsia="Arial" w:hAnsi="Arial"/>
@@ -4383,7 +4383,7 @@
               <w:spacing w:after="10" w:before="0"/>
               <w:ind w:left="120"/>
             </w:pPr>
-            <w:hyperlink w:history="1" r:id="rIda9dhaqbjrcb3m2tc9srmc">
+            <w:hyperlink w:history="1" r:id="rIdhwl0jituzkxavc06umdmu">
               <w:r>
                 <w:rPr>
                   <w:rFonts w:ascii="Arial" w:cs="Arial" w:eastAsia="Arial" w:hAnsi="Arial"/>
@@ -4428,7 +4428,7 @@
             <w:pPr>
               <w:spacing w:after="20" w:before="0"/>
             </w:pPr>
-            <w:hyperlink w:history="1" r:id="rId0_wmycgfdvojkiqnkllpa">
+            <w:hyperlink w:history="1" r:id="rIdgfxw6rkgctdfxgk8jgesc">
               <w:r>
                 <w:rPr>
                   <w:rFonts w:ascii="Arial" w:cs="Arial" w:eastAsia="Arial" w:hAnsi="Arial"/>
@@ -4461,7 +4461,7 @@
               <w:spacing w:after="10" w:before="0"/>
               <w:ind w:left="120"/>
             </w:pPr>
-            <w:hyperlink w:history="1" r:id="rIdevkb61bni8auy47dzy-xc">
+            <w:hyperlink w:history="1" r:id="rIduslczreh8jx6dqzbfg8qb">
               <w:r>
                 <w:rPr>
                   <w:rFonts w:ascii="Arial" w:cs="Arial" w:eastAsia="Arial" w:hAnsi="Arial"/>
@@ -5930,7 +5930,7 @@
             <w:pPr>
               <w:spacing w:after="20" w:before="0"/>
             </w:pPr>
-            <w:hyperlink w:history="1" r:id="rIdcdu9jexvrunnji-rpfepb">
+            <w:hyperlink w:history="1" r:id="rIdy5dz9e_wd4vbqihoqkcpq">
               <w:r>
                 <w:rPr>
                   <w:rFonts w:ascii="Arial" w:cs="Arial" w:eastAsia="Arial" w:hAnsi="Arial"/>
@@ -5963,7 +5963,7 @@
               <w:spacing w:after="10" w:before="0"/>
               <w:ind w:left="120"/>
             </w:pPr>
-            <w:hyperlink w:history="1" r:id="rId6ahmy4rsr1qpo7jclkc-h">
+            <w:hyperlink w:history="1" r:id="rId_amun9bvap055w1tho7x5">
               <w:r>
                 <w:rPr>
                   <w:rFonts w:ascii="Arial" w:cs="Arial" w:eastAsia="Arial" w:hAnsi="Arial"/>
@@ -6008,7 +6008,7 @@
             <w:pPr>
               <w:spacing w:after="20" w:before="0"/>
             </w:pPr>
-            <w:hyperlink w:history="1" r:id="rIdrfwpahfm0dqoc_-2kxnee">
+            <w:hyperlink w:history="1" r:id="rIdfqwy1bhq_t6q6teq36y-r">
               <w:r>
                 <w:rPr>
                   <w:rFonts w:ascii="Arial" w:cs="Arial" w:eastAsia="Arial" w:hAnsi="Arial"/>
@@ -6041,7 +6041,7 @@
               <w:spacing w:after="10" w:before="0"/>
               <w:ind w:left="120"/>
             </w:pPr>
-            <w:hyperlink w:history="1" r:id="rId4zytzgi5nbkf6dvd0oxfo">
+            <w:hyperlink w:history="1" r:id="rIdvwxbjn62bhytzdksgqrro">
               <w:r>
                 <w:rPr>
                   <w:rFonts w:ascii="Arial" w:cs="Arial" w:eastAsia="Arial" w:hAnsi="Arial"/>
@@ -6236,7 +6236,7 @@
             <w:pPr>
               <w:spacing w:after="20" w:before="0"/>
             </w:pPr>
-            <w:hyperlink w:history="1" r:id="rIdhhqlm-jfybchn_iy4_-w0">
+            <w:hyperlink w:history="1" r:id="rIdjfmwywoqkrmb9kmyf1yyy">
               <w:r>
                 <w:rPr>
                   <w:rFonts w:ascii="Arial" w:cs="Arial" w:eastAsia="Arial" w:hAnsi="Arial"/>
@@ -6269,7 +6269,7 @@
               <w:spacing w:after="10" w:before="0"/>
               <w:ind w:left="120"/>
             </w:pPr>
-            <w:hyperlink w:history="1" r:id="rId4fih52hi4lnzotynrfztl">
+            <w:hyperlink w:history="1" r:id="rIdyxp9qtrtsbi4xxvwtoeky">
               <w:r>
                 <w:rPr>
                   <w:rFonts w:ascii="Arial" w:cs="Arial" w:eastAsia="Arial" w:hAnsi="Arial"/>
@@ -6314,7 +6314,7 @@
             <w:pPr>
               <w:spacing w:after="20" w:before="0"/>
             </w:pPr>
-            <w:hyperlink w:history="1" r:id="rIdkxttlddbbzoy-ureppsh6">
+            <w:hyperlink w:history="1" r:id="rIdmzgesnk660yga36iiupct">
               <w:r>
                 <w:rPr>
                   <w:rFonts w:ascii="Arial" w:cs="Arial" w:eastAsia="Arial" w:hAnsi="Arial"/>
@@ -6347,7 +6347,7 @@
               <w:spacing w:after="10" w:before="0"/>
               <w:ind w:left="120"/>
             </w:pPr>
-            <w:hyperlink w:history="1" r:id="rId3l7uwtdlwjm2buebsib5r">
+            <w:hyperlink w:history="1" r:id="rId7eydf4u9b6lnzoxbirn8v">
               <w:r>
                 <w:rPr>
                   <w:rFonts w:ascii="Arial" w:cs="Arial" w:eastAsia="Arial" w:hAnsi="Arial"/>
@@ -6542,7 +6542,7 @@
             <w:pPr>
               <w:spacing w:after="20" w:before="0"/>
             </w:pPr>
-            <w:hyperlink w:history="1" r:id="rIdmuw4izryfbic_u4jnfrq5">
+            <w:hyperlink w:history="1" r:id="rId5q7j6wiofyhwtv83i9hee">
               <w:r>
                 <w:rPr>
                   <w:rFonts w:ascii="Arial" w:cs="Arial" w:eastAsia="Arial" w:hAnsi="Arial"/>
@@ -6575,7 +6575,7 @@
               <w:spacing w:after="10" w:before="0"/>
               <w:ind w:left="120"/>
             </w:pPr>
-            <w:hyperlink w:history="1" r:id="rIdqg2umorgpcxbj19pus8h_">
+            <w:hyperlink w:history="1" r:id="rId6zokmadzivt4zgg5f2yh0">
               <w:r>
                 <w:rPr>
                   <w:rFonts w:ascii="Arial" w:cs="Arial" w:eastAsia="Arial" w:hAnsi="Arial"/>
@@ -6620,7 +6620,7 @@
             <w:pPr>
               <w:spacing w:after="20" w:before="0"/>
             </w:pPr>
-            <w:hyperlink w:history="1" r:id="rIdns0pznjb5v2ijzkgsy4c-">
+            <w:hyperlink w:history="1" r:id="rIdhjmbvc0dwtrs1uf77dpnz">
               <w:r>
                 <w:rPr>
                   <w:rFonts w:ascii="Arial" w:cs="Arial" w:eastAsia="Arial" w:hAnsi="Arial"/>
@@ -6653,7 +6653,7 @@
               <w:spacing w:after="10" w:before="0"/>
               <w:ind w:left="120"/>
             </w:pPr>
-            <w:hyperlink w:history="1" r:id="rIdipigr1rkczgawixxq0e8j">
+            <w:hyperlink w:history="1" r:id="rIdbcddvalfarxlgrz2s20q8">
               <w:r>
                 <w:rPr>
                   <w:rFonts w:ascii="Arial" w:cs="Arial" w:eastAsia="Arial" w:hAnsi="Arial"/>
@@ -6848,7 +6848,7 @@
             <w:pPr>
               <w:spacing w:after="20" w:before="0"/>
             </w:pPr>
-            <w:hyperlink w:history="1" r:id="rIdo_n8xg7gxrbd1uzmzjb0o">
+            <w:hyperlink w:history="1" r:id="rIdvdqnuryjsr9ni4pvhchr1">
               <w:r>
                 <w:rPr>
                   <w:rFonts w:ascii="Arial" w:cs="Arial" w:eastAsia="Arial" w:hAnsi="Arial"/>
@@ -6881,7 +6881,7 @@
               <w:spacing w:after="10" w:before="0"/>
               <w:ind w:left="120"/>
             </w:pPr>
-            <w:hyperlink w:history="1" r:id="rIdpmy5pwcwmffyz7yd1qcyy">
+            <w:hyperlink w:history="1" r:id="rIdtls_mc5wm5lvofjhgxafn">
               <w:r>
                 <w:rPr>
                   <w:rFonts w:ascii="Arial" w:cs="Arial" w:eastAsia="Arial" w:hAnsi="Arial"/>
@@ -6926,7 +6926,7 @@
             <w:pPr>
               <w:spacing w:after="20" w:before="0"/>
             </w:pPr>
-            <w:hyperlink w:history="1" r:id="rIdmg_rqypfvnaklf2hmjtuq">
+            <w:hyperlink w:history="1" r:id="rIdw3pr9tn4rlfflkior-54g">
               <w:r>
                 <w:rPr>
                   <w:rFonts w:ascii="Arial" w:cs="Arial" w:eastAsia="Arial" w:hAnsi="Arial"/>
@@ -6959,7 +6959,7 @@
               <w:spacing w:after="10" w:before="0"/>
               <w:ind w:left="120"/>
             </w:pPr>
-            <w:hyperlink w:history="1" r:id="rIdzqxtvpk9trauifinx48ve">
+            <w:hyperlink w:history="1" r:id="rIdx8k3wwrqy0u3_imcxtqtc">
               <w:r>
                 <w:rPr>
                   <w:rFonts w:ascii="Arial" w:cs="Arial" w:eastAsia="Arial" w:hAnsi="Arial"/>
@@ -7154,7 +7154,7 @@
             <w:pPr>
               <w:spacing w:after="20" w:before="0"/>
             </w:pPr>
-            <w:hyperlink w:history="1" r:id="rIdrktkdtp7ph7e4h_urgyss">
+            <w:hyperlink w:history="1" r:id="rIdl6cdgjx1kcj6697npxv0z">
               <w:r>
                 <w:rPr>
                   <w:rFonts w:ascii="Arial" w:cs="Arial" w:eastAsia="Arial" w:hAnsi="Arial"/>
@@ -7187,7 +7187,7 @@
               <w:spacing w:after="10" w:before="0"/>
               <w:ind w:left="120"/>
             </w:pPr>
-            <w:hyperlink w:history="1" r:id="rIdhfrpxj73ho52gppretdyt">
+            <w:hyperlink w:history="1" r:id="rId2magswagjhfay8cvq4oqu">
               <w:r>
                 <w:rPr>
                   <w:rFonts w:ascii="Arial" w:cs="Arial" w:eastAsia="Arial" w:hAnsi="Arial"/>
@@ -7232,7 +7232,7 @@
             <w:pPr>
               <w:spacing w:after="20" w:before="0"/>
             </w:pPr>
-            <w:hyperlink w:history="1" r:id="rId_mqin4vb8bgar6gqt-ktd">
+            <w:hyperlink w:history="1" r:id="rId74pyi3cx8m9v4tcu1smoy">
               <w:r>
                 <w:rPr>
                   <w:rFonts w:ascii="Arial" w:cs="Arial" w:eastAsia="Arial" w:hAnsi="Arial"/>
@@ -7265,7 +7265,7 @@
               <w:spacing w:after="10" w:before="0"/>
               <w:ind w:left="120"/>
             </w:pPr>
-            <w:hyperlink w:history="1" r:id="rIdup03-y6dgaa9pdtlzm2eo">
+            <w:hyperlink w:history="1" r:id="rIdoypv4jzbkdknc_lgmmtqe">
               <w:r>
                 <w:rPr>
                   <w:rFonts w:ascii="Arial" w:cs="Arial" w:eastAsia="Arial" w:hAnsi="Arial"/>
@@ -8734,7 +8734,7 @@
             <w:pPr>
               <w:spacing w:after="20" w:before="0"/>
             </w:pPr>
-            <w:hyperlink w:history="1" r:id="rIdtly6xrsofhh8zqffercbw">
+            <w:hyperlink w:history="1" r:id="rIdyzmf-ny_o10rtursnkyd6">
               <w:r>
                 <w:rPr>
                   <w:rFonts w:ascii="Arial" w:cs="Arial" w:eastAsia="Arial" w:hAnsi="Arial"/>
@@ -8767,7 +8767,7 @@
               <w:spacing w:after="10" w:before="0"/>
               <w:ind w:left="120"/>
             </w:pPr>
-            <w:hyperlink w:history="1" r:id="rId4pir8ek_hzxxam2_diqvm">
+            <w:hyperlink w:history="1" r:id="rIdvsbktvjpv-tny3dyoignb">
               <w:r>
                 <w:rPr>
                   <w:rFonts w:ascii="Arial" w:cs="Arial" w:eastAsia="Arial" w:hAnsi="Arial"/>
@@ -8812,7 +8812,7 @@
             <w:pPr>
               <w:spacing w:after="20" w:before="0"/>
             </w:pPr>
-            <w:hyperlink w:history="1" r:id="rId4khmyoka0eimbz4llzqfp">
+            <w:hyperlink w:history="1" r:id="rIdlxzcj894lfh1ab42hevc4">
               <w:r>
                 <w:rPr>
                   <w:rFonts w:ascii="Arial" w:cs="Arial" w:eastAsia="Arial" w:hAnsi="Arial"/>
@@ -8845,7 +8845,7 @@
               <w:spacing w:after="10" w:before="0"/>
               <w:ind w:left="120"/>
             </w:pPr>
-            <w:hyperlink w:history="1" r:id="rId0-vqcdyrzyx-vn-6mco4u">
+            <w:hyperlink w:history="1" r:id="rIdarkpdrxvz2epldr0cagi7">
               <w:r>
                 <w:rPr>
                   <w:rFonts w:ascii="Arial" w:cs="Arial" w:eastAsia="Arial" w:hAnsi="Arial"/>
@@ -9040,7 +9040,7 @@
             <w:pPr>
               <w:spacing w:after="20" w:before="0"/>
             </w:pPr>
-            <w:hyperlink w:history="1" r:id="rIdpzmdphz1rngydndyfuomi">
+            <w:hyperlink w:history="1" r:id="rIdnpyqaszpualcmt_2sena2">
               <w:r>
                 <w:rPr>
                   <w:rFonts w:ascii="Arial" w:cs="Arial" w:eastAsia="Arial" w:hAnsi="Arial"/>
@@ -9073,7 +9073,7 @@
               <w:spacing w:after="10" w:before="0"/>
               <w:ind w:left="120"/>
             </w:pPr>
-            <w:hyperlink w:history="1" r:id="rIdld08pjn2zp3hjyjo10353">
+            <w:hyperlink w:history="1" r:id="rIdnsy63ml3jlnaoj9xk8mul">
               <w:r>
                 <w:rPr>
                   <w:rFonts w:ascii="Arial" w:cs="Arial" w:eastAsia="Arial" w:hAnsi="Arial"/>
@@ -9118,7 +9118,7 @@
             <w:pPr>
               <w:spacing w:after="20" w:before="0"/>
             </w:pPr>
-            <w:hyperlink w:history="1" r:id="rIdksrvu9e-0eatjqohkmtsf">
+            <w:hyperlink w:history="1" r:id="rId4usly-tyjn1yhzp828nmp">
               <w:r>
                 <w:rPr>
                   <w:rFonts w:ascii="Arial" w:cs="Arial" w:eastAsia="Arial" w:hAnsi="Arial"/>
@@ -9151,7 +9151,7 @@
               <w:spacing w:after="10" w:before="0"/>
               <w:ind w:left="120"/>
             </w:pPr>
-            <w:hyperlink w:history="1" r:id="rIdpmwxka84mpdqwidrdqbzc">
+            <w:hyperlink w:history="1" r:id="rIdzldovx0_asnaeixbjdamk">
               <w:r>
                 <w:rPr>
                   <w:rFonts w:ascii="Arial" w:cs="Arial" w:eastAsia="Arial" w:hAnsi="Arial"/>
@@ -9346,7 +9346,7 @@
             <w:pPr>
               <w:spacing w:after="20" w:before="0"/>
             </w:pPr>
-            <w:hyperlink w:history="1" r:id="rIdowsma1qgukieuors2nwkm">
+            <w:hyperlink w:history="1" r:id="rId1bbh7g_0rdjg314ej9ybd">
               <w:r>
                 <w:rPr>
                   <w:rFonts w:ascii="Arial" w:cs="Arial" w:eastAsia="Arial" w:hAnsi="Arial"/>
@@ -9379,7 +9379,7 @@
               <w:spacing w:after="10" w:before="0"/>
               <w:ind w:left="120"/>
             </w:pPr>
-            <w:hyperlink w:history="1" r:id="rIdlnurpqweixvsjicyszzdw">
+            <w:hyperlink w:history="1" r:id="rIdqeymin_ywvf6bb-3uynyr">
               <w:r>
                 <w:rPr>
                   <w:rFonts w:ascii="Arial" w:cs="Arial" w:eastAsia="Arial" w:hAnsi="Arial"/>
@@ -9424,7 +9424,7 @@
             <w:pPr>
               <w:spacing w:after="20" w:before="0"/>
             </w:pPr>
-            <w:hyperlink w:history="1" r:id="rIdvuz4ewsz-l9afbfdh6qnm">
+            <w:hyperlink w:history="1" r:id="rIdmmpeo9hsxpfms1dlh4ndf">
               <w:r>
                 <w:rPr>
                   <w:rFonts w:ascii="Arial" w:cs="Arial" w:eastAsia="Arial" w:hAnsi="Arial"/>
@@ -9457,7 +9457,7 @@
               <w:spacing w:after="10" w:before="0"/>
               <w:ind w:left="120"/>
             </w:pPr>
-            <w:hyperlink w:history="1" r:id="rIdujcmw4w2rtnpqlvlufza3">
+            <w:hyperlink w:history="1" r:id="rIdb11hfduzwmmoupecg50wx">
               <w:r>
                 <w:rPr>
                   <w:rFonts w:ascii="Arial" w:cs="Arial" w:eastAsia="Arial" w:hAnsi="Arial"/>
@@ -9652,7 +9652,7 @@
             <w:pPr>
               <w:spacing w:after="20" w:before="0"/>
             </w:pPr>
-            <w:hyperlink w:history="1" r:id="rIdvbhzzrxthwyrt16ws2_bt">
+            <w:hyperlink w:history="1" r:id="rIdjofswuhqvgka-gzwx9_5u">
               <w:r>
                 <w:rPr>
                   <w:rFonts w:ascii="Arial" w:cs="Arial" w:eastAsia="Arial" w:hAnsi="Arial"/>
@@ -9685,7 +9685,7 @@
               <w:spacing w:after="10" w:before="0"/>
               <w:ind w:left="120"/>
             </w:pPr>
-            <w:hyperlink w:history="1" r:id="rIdqpgmvwzqewic1tpsxafau">
+            <w:hyperlink w:history="1" r:id="rIdx5pdrddrmzl7s5unuiylk">
               <w:r>
                 <w:rPr>
                   <w:rFonts w:ascii="Arial" w:cs="Arial" w:eastAsia="Arial" w:hAnsi="Arial"/>
@@ -9730,7 +9730,7 @@
             <w:pPr>
               <w:spacing w:after="20" w:before="0"/>
             </w:pPr>
-            <w:hyperlink w:history="1" r:id="rId7hwuxeua4-rueso8o9sng">
+            <w:hyperlink w:history="1" r:id="rId6nowez4-hzn_xuak80imr">
               <w:r>
                 <w:rPr>
                   <w:rFonts w:ascii="Arial" w:cs="Arial" w:eastAsia="Arial" w:hAnsi="Arial"/>
@@ -9763,7 +9763,7 @@
               <w:spacing w:after="10" w:before="0"/>
               <w:ind w:left="120"/>
             </w:pPr>
-            <w:hyperlink w:history="1" r:id="rIdc5bwq5to6lzqoy6mymhn_">
+            <w:hyperlink w:history="1" r:id="rIdfx0_iz6mvm8gnp7n8ae9m">
               <w:r>
                 <w:rPr>
                   <w:rFonts w:ascii="Arial" w:cs="Arial" w:eastAsia="Arial" w:hAnsi="Arial"/>
@@ -9958,7 +9958,7 @@
             <w:pPr>
               <w:spacing w:after="20" w:before="0"/>
             </w:pPr>
-            <w:hyperlink w:history="1" r:id="rIdd1bsnxueyje91bhfp81ei">
+            <w:hyperlink w:history="1" r:id="rIdybypemrfj0c3e2txm0ote">
               <w:r>
                 <w:rPr>
                   <w:rFonts w:ascii="Arial" w:cs="Arial" w:eastAsia="Arial" w:hAnsi="Arial"/>
@@ -9991,7 +9991,7 @@
               <w:spacing w:after="10" w:before="0"/>
               <w:ind w:left="120"/>
             </w:pPr>
-            <w:hyperlink w:history="1" r:id="rId54mzfxr7jvecajjanstqj">
+            <w:hyperlink w:history="1" r:id="rId0lcnuryqxatinubnbdezm">
               <w:r>
                 <w:rPr>
                   <w:rFonts w:ascii="Arial" w:cs="Arial" w:eastAsia="Arial" w:hAnsi="Arial"/>
@@ -10036,7 +10036,7 @@
             <w:pPr>
               <w:spacing w:after="20" w:before="0"/>
             </w:pPr>
-            <w:hyperlink w:history="1" r:id="rId1_s63zztcjqgcdypexdut">
+            <w:hyperlink w:history="1" r:id="rIdo9imr8opcltxkg9j6axhj">
               <w:r>
                 <w:rPr>
                   <w:rFonts w:ascii="Arial" w:cs="Arial" w:eastAsia="Arial" w:hAnsi="Arial"/>
@@ -10069,7 +10069,7 @@
               <w:spacing w:after="10" w:before="0"/>
               <w:ind w:left="120"/>
             </w:pPr>
-            <w:hyperlink w:history="1" r:id="rIded3x8y4wvucz-tinkrvsu">
+            <w:hyperlink w:history="1" r:id="rIdopmdlkzioz5dsk1iooej4">
               <w:r>
                 <w:rPr>
                   <w:rFonts w:ascii="Arial" w:cs="Arial" w:eastAsia="Arial" w:hAnsi="Arial"/>
@@ -11538,7 +11538,7 @@
             <w:pPr>
               <w:spacing w:after="20" w:before="0"/>
             </w:pPr>
-            <w:hyperlink w:history="1" r:id="rId2byygawdliooz_yshtqda">
+            <w:hyperlink w:history="1" r:id="rIdcu5nmneeqlviuq6vda-gi">
               <w:r>
                 <w:rPr>
                   <w:rFonts w:ascii="Arial" w:cs="Arial" w:eastAsia="Arial" w:hAnsi="Arial"/>
@@ -11571,7 +11571,7 @@
               <w:spacing w:after="10" w:before="0"/>
               <w:ind w:left="120"/>
             </w:pPr>
-            <w:hyperlink w:history="1" r:id="rIdtbbh8e385phn36kp7ar0u">
+            <w:hyperlink w:history="1" r:id="rIdlhffwugk8v7bepjqpal4z">
               <w:r>
                 <w:rPr>
                   <w:rFonts w:ascii="Arial" w:cs="Arial" w:eastAsia="Arial" w:hAnsi="Arial"/>
@@ -11616,7 +11616,7 @@
             <w:pPr>
               <w:spacing w:after="20" w:before="0"/>
             </w:pPr>
-            <w:hyperlink w:history="1" r:id="rIdkfktiqprp-xfvnnxta_o9">
+            <w:hyperlink w:history="1" r:id="rIday2-aw6rjirjktilczhb8">
               <w:r>
                 <w:rPr>
                   <w:rFonts w:ascii="Arial" w:cs="Arial" w:eastAsia="Arial" w:hAnsi="Arial"/>
@@ -11649,7 +11649,7 @@
               <w:spacing w:after="10" w:before="0"/>
               <w:ind w:left="120"/>
             </w:pPr>
-            <w:hyperlink w:history="1" r:id="rIddnmb31uidm3nhzfb3j768">
+            <w:hyperlink w:history="1" r:id="rIdkhhzr14tevmcc42y1ccal">
               <w:r>
                 <w:rPr>
                   <w:rFonts w:ascii="Arial" w:cs="Arial" w:eastAsia="Arial" w:hAnsi="Arial"/>
@@ -11844,7 +11844,7 @@
             <w:pPr>
               <w:spacing w:after="20" w:before="0"/>
             </w:pPr>
-            <w:hyperlink w:history="1" r:id="rIdcjqyazwkan_b8rf8a-gjg">
+            <w:hyperlink w:history="1" r:id="rIdkkxmwnq_8lxtmjjnsda8k">
               <w:r>
                 <w:rPr>
                   <w:rFonts w:ascii="Arial" w:cs="Arial" w:eastAsia="Arial" w:hAnsi="Arial"/>
@@ -11877,7 +11877,7 @@
               <w:spacing w:after="10" w:before="0"/>
               <w:ind w:left="120"/>
             </w:pPr>
-            <w:hyperlink w:history="1" r:id="rId-p8e4c52h9u4opguphhke">
+            <w:hyperlink w:history="1" r:id="rIdqzksgq8fzicdkq5ufthph">
               <w:r>
                 <w:rPr>
                   <w:rFonts w:ascii="Arial" w:cs="Arial" w:eastAsia="Arial" w:hAnsi="Arial"/>
@@ -11922,7 +11922,7 @@
             <w:pPr>
               <w:spacing w:after="20" w:before="0"/>
             </w:pPr>
-            <w:hyperlink w:history="1" r:id="rId_fvaddxbmrqmxwfnfne0w">
+            <w:hyperlink w:history="1" r:id="rIdhsbup-hurcabwbakgeeui">
               <w:r>
                 <w:rPr>
                   <w:rFonts w:ascii="Arial" w:cs="Arial" w:eastAsia="Arial" w:hAnsi="Arial"/>
@@ -11955,7 +11955,7 @@
               <w:spacing w:after="10" w:before="0"/>
               <w:ind w:left="120"/>
             </w:pPr>
-            <w:hyperlink w:history="1" r:id="rIdh6uwqz95tvylplfmmrvtr">
+            <w:hyperlink w:history="1" r:id="rIdxp44hltxqa_iz1jlh7q3t">
               <w:r>
                 <w:rPr>
                   <w:rFonts w:ascii="Arial" w:cs="Arial" w:eastAsia="Arial" w:hAnsi="Arial"/>
@@ -12150,7 +12150,7 @@
             <w:pPr>
               <w:spacing w:after="20" w:before="0"/>
             </w:pPr>
-            <w:hyperlink w:history="1" r:id="rIdo9iajwb3xdjmwd0qex7vi">
+            <w:hyperlink w:history="1" r:id="rIdniz5uc-s7hhq70lr62a-b">
               <w:r>
                 <w:rPr>
                   <w:rFonts w:ascii="Arial" w:cs="Arial" w:eastAsia="Arial" w:hAnsi="Arial"/>
@@ -12183,7 +12183,7 @@
               <w:spacing w:after="10" w:before="0"/>
               <w:ind w:left="120"/>
             </w:pPr>
-            <w:hyperlink w:history="1" r:id="rIdw9vws3lrimwjkoh73knmy">
+            <w:hyperlink w:history="1" r:id="rIdirprqyurict-_vmjhr__o">
               <w:r>
                 <w:rPr>
                   <w:rFonts w:ascii="Arial" w:cs="Arial" w:eastAsia="Arial" w:hAnsi="Arial"/>
@@ -12228,7 +12228,7 @@
             <w:pPr>
               <w:spacing w:after="20" w:before="0"/>
             </w:pPr>
-            <w:hyperlink w:history="1" r:id="rIdhjwgxv2lkfu2qfb5fwbva">
+            <w:hyperlink w:history="1" r:id="rIdr5qv8crwlsnzqisfiwlig">
               <w:r>
                 <w:rPr>
                   <w:rFonts w:ascii="Arial" w:cs="Arial" w:eastAsia="Arial" w:hAnsi="Arial"/>
@@ -12261,7 +12261,7 @@
               <w:spacing w:after="10" w:before="0"/>
               <w:ind w:left="120"/>
             </w:pPr>
-            <w:hyperlink w:history="1" r:id="rIdqve3kiqrfykv4syjsd7p5">
+            <w:hyperlink w:history="1" r:id="rIdhh2vjsb_v6bqyvwcmsjth">
               <w:r>
                 <w:rPr>
                   <w:rFonts w:ascii="Arial" w:cs="Arial" w:eastAsia="Arial" w:hAnsi="Arial"/>
@@ -12456,7 +12456,7 @@
             <w:pPr>
               <w:spacing w:after="20" w:before="0"/>
             </w:pPr>
-            <w:hyperlink w:history="1" r:id="rIdyflu0ervo7fpenqgcberb">
+            <w:hyperlink w:history="1" r:id="rIdtziynrqibaap0ie2fsri6">
               <w:r>
                 <w:rPr>
                   <w:rFonts w:ascii="Arial" w:cs="Arial" w:eastAsia="Arial" w:hAnsi="Arial"/>
@@ -12489,7 +12489,7 @@
               <w:spacing w:after="10" w:before="0"/>
               <w:ind w:left="120"/>
             </w:pPr>
-            <w:hyperlink w:history="1" r:id="rIduwmmhvinuemnsusca1xgk">
+            <w:hyperlink w:history="1" r:id="rId8znwbp83w9rg2214yvwi0">
               <w:r>
                 <w:rPr>
                   <w:rFonts w:ascii="Arial" w:cs="Arial" w:eastAsia="Arial" w:hAnsi="Arial"/>
@@ -12534,7 +12534,7 @@
             <w:pPr>
               <w:spacing w:after="20" w:before="0"/>
             </w:pPr>
-            <w:hyperlink w:history="1" r:id="rId1h9wm81qhim4qmq9duhzv">
+            <w:hyperlink w:history="1" r:id="rIdjyit4ek7i5kgfey0fagqj">
               <w:r>
                 <w:rPr>
                   <w:rFonts w:ascii="Arial" w:cs="Arial" w:eastAsia="Arial" w:hAnsi="Arial"/>
@@ -12567,7 +12567,7 @@
               <w:spacing w:after="10" w:before="0"/>
               <w:ind w:left="120"/>
             </w:pPr>
-            <w:hyperlink w:history="1" r:id="rId5ix8tarr-rqipnim3xdsr">
+            <w:hyperlink w:history="1" r:id="rIdwwcengxgo8w54ecjvds2q">
               <w:r>
                 <w:rPr>
                   <w:rFonts w:ascii="Arial" w:cs="Arial" w:eastAsia="Arial" w:hAnsi="Arial"/>
@@ -12762,7 +12762,7 @@
             <w:pPr>
               <w:spacing w:after="20" w:before="0"/>
             </w:pPr>
-            <w:hyperlink w:history="1" r:id="rId6bqekdlqq4_ihfaedgddh">
+            <w:hyperlink w:history="1" r:id="rIdvdngwhkjoqldcpqh6bt0n">
               <w:r>
                 <w:rPr>
                   <w:rFonts w:ascii="Arial" w:cs="Arial" w:eastAsia="Arial" w:hAnsi="Arial"/>
@@ -12795,7 +12795,7 @@
               <w:spacing w:after="10" w:before="0"/>
               <w:ind w:left="120"/>
             </w:pPr>
-            <w:hyperlink w:history="1" r:id="rIdisn-mc6s9il_nlgnae_gh">
+            <w:hyperlink w:history="1" r:id="rIdavyx-qcc644vh3u-f7w7m">
               <w:r>
                 <w:rPr>
                   <w:rFonts w:ascii="Arial" w:cs="Arial" w:eastAsia="Arial" w:hAnsi="Arial"/>
@@ -12840,7 +12840,7 @@
             <w:pPr>
               <w:spacing w:after="20" w:before="0"/>
             </w:pPr>
-            <w:hyperlink w:history="1" r:id="rId2prblknivaecvhq9jufqj">
+            <w:hyperlink w:history="1" r:id="rIdonjbmj2unxm2mrw4td1bw">
               <w:r>
                 <w:rPr>
                   <w:rFonts w:ascii="Arial" w:cs="Arial" w:eastAsia="Arial" w:hAnsi="Arial"/>
@@ -12873,7 +12873,7 @@
               <w:spacing w:after="10" w:before="0"/>
               <w:ind w:left="120"/>
             </w:pPr>
-            <w:hyperlink w:history="1" r:id="rId9-fipbn-uqkg1wdiszvjw">
+            <w:hyperlink w:history="1" r:id="rIdo4cjmsbqxnqjb-e_yfnqg">
               <w:r>
                 <w:rPr>
                   <w:rFonts w:ascii="Arial" w:cs="Arial" w:eastAsia="Arial" w:hAnsi="Arial"/>
@@ -14342,7 +14342,7 @@
             <w:pPr>
               <w:spacing w:after="20" w:before="0"/>
             </w:pPr>
-            <w:hyperlink w:history="1" r:id="rIdgdsskemp9uedqogauxz67">
+            <w:hyperlink w:history="1" r:id="rIdl0l7eaxffswqualtgznyg">
               <w:r>
                 <w:rPr>
                   <w:rFonts w:ascii="Arial" w:cs="Arial" w:eastAsia="Arial" w:hAnsi="Arial"/>
@@ -14375,7 +14375,7 @@
               <w:spacing w:after="10" w:before="0"/>
               <w:ind w:left="120"/>
             </w:pPr>
-            <w:hyperlink w:history="1" r:id="rIdj-lrwcubnntruj86fdcph">
+            <w:hyperlink w:history="1" r:id="rIde9zwcj1ahl6jrx5c21iqr">
               <w:r>
                 <w:rPr>
                   <w:rFonts w:ascii="Arial" w:cs="Arial" w:eastAsia="Arial" w:hAnsi="Arial"/>
@@ -14420,7 +14420,7 @@
             <w:pPr>
               <w:spacing w:after="20" w:before="0"/>
             </w:pPr>
-            <w:hyperlink w:history="1" r:id="rIdjdbbkssx_k2qgg9pk3ke5">
+            <w:hyperlink w:history="1" r:id="rIdzkwe0wcdt1brf7gqiip5t">
               <w:r>
                 <w:rPr>
                   <w:rFonts w:ascii="Arial" w:cs="Arial" w:eastAsia="Arial" w:hAnsi="Arial"/>
@@ -14453,7 +14453,7 @@
               <w:spacing w:after="10" w:before="0"/>
               <w:ind w:left="120"/>
             </w:pPr>
-            <w:hyperlink w:history="1" r:id="rIdrxm8bxsu8vr6u7--mpucn">
+            <w:hyperlink w:history="1" r:id="rId7swdrfjydayobgdj4-d5m">
               <w:r>
                 <w:rPr>
                   <w:rFonts w:ascii="Arial" w:cs="Arial" w:eastAsia="Arial" w:hAnsi="Arial"/>
@@ -14648,7 +14648,7 @@
             <w:pPr>
               <w:spacing w:after="20" w:before="0"/>
             </w:pPr>
-            <w:hyperlink w:history="1" r:id="rIdrvgqzya5eyq3emqtwhkjm">
+            <w:hyperlink w:history="1" r:id="rIdmmwpfiuhtp8pm4mh1scqj">
               <w:r>
                 <w:rPr>
                   <w:rFonts w:ascii="Arial" w:cs="Arial" w:eastAsia="Arial" w:hAnsi="Arial"/>
@@ -14681,7 +14681,7 @@
               <w:spacing w:after="10" w:before="0"/>
               <w:ind w:left="120"/>
             </w:pPr>
-            <w:hyperlink w:history="1" r:id="rIdokvawcjwvbbjxhwrijmym">
+            <w:hyperlink w:history="1" r:id="rIdewpkyi1inl9z60izujpyr">
               <w:r>
                 <w:rPr>
                   <w:rFonts w:ascii="Arial" w:cs="Arial" w:eastAsia="Arial" w:hAnsi="Arial"/>
@@ -14726,7 +14726,7 @@
             <w:pPr>
               <w:spacing w:after="20" w:before="0"/>
             </w:pPr>
-            <w:hyperlink w:history="1" r:id="rIdg_s12ybuguihgwzhldvrg">
+            <w:hyperlink w:history="1" r:id="rIds4fxpax4km1-w1cgvcc2p">
               <w:r>
                 <w:rPr>
                   <w:rFonts w:ascii="Arial" w:cs="Arial" w:eastAsia="Arial" w:hAnsi="Arial"/>
@@ -14759,7 +14759,7 @@
               <w:spacing w:after="10" w:before="0"/>
               <w:ind w:left="120"/>
             </w:pPr>
-            <w:hyperlink w:history="1" r:id="rIdzic7hhb7rjk8cw-a2cli2">
+            <w:hyperlink w:history="1" r:id="rIdrot9gi1bdqzzm2zyxyi1x">
               <w:r>
                 <w:rPr>
                   <w:rFonts w:ascii="Arial" w:cs="Arial" w:eastAsia="Arial" w:hAnsi="Arial"/>
@@ -14954,7 +14954,7 @@
             <w:pPr>
               <w:spacing w:after="20" w:before="0"/>
             </w:pPr>
-            <w:hyperlink w:history="1" r:id="rIdkcorjj1qzs8zo8evx4nt1">
+            <w:hyperlink w:history="1" r:id="rIdac2nxx2juti5f74qvitl6">
               <w:r>
                 <w:rPr>
                   <w:rFonts w:ascii="Arial" w:cs="Arial" w:eastAsia="Arial" w:hAnsi="Arial"/>
@@ -14987,7 +14987,7 @@
               <w:spacing w:after="10" w:before="0"/>
               <w:ind w:left="120"/>
             </w:pPr>
-            <w:hyperlink w:history="1" r:id="rIdwkltgicezjcu_phw4ykvo">
+            <w:hyperlink w:history="1" r:id="rIdy3d96_dr-jdjtrsoxjvfl">
               <w:r>
                 <w:rPr>
                   <w:rFonts w:ascii="Arial" w:cs="Arial" w:eastAsia="Arial" w:hAnsi="Arial"/>
@@ -15032,7 +15032,7 @@
             <w:pPr>
               <w:spacing w:after="20" w:before="0"/>
             </w:pPr>
-            <w:hyperlink w:history="1" r:id="rIdte7jwphludqlavbsmjf0q">
+            <w:hyperlink w:history="1" r:id="rId4ijknh2zwzxd9g4vrthyw">
               <w:r>
                 <w:rPr>
                   <w:rFonts w:ascii="Arial" w:cs="Arial" w:eastAsia="Arial" w:hAnsi="Arial"/>
@@ -15065,7 +15065,7 @@
               <w:spacing w:after="10" w:before="0"/>
               <w:ind w:left="120"/>
             </w:pPr>
-            <w:hyperlink w:history="1" r:id="rIdm9uaipe1o_zjgomqhlbzs">
+            <w:hyperlink w:history="1" r:id="rIdpef_no5bfqxqhhsawgxad">
               <w:r>
                 <w:rPr>
                   <w:rFonts w:ascii="Arial" w:cs="Arial" w:eastAsia="Arial" w:hAnsi="Arial"/>
@@ -15260,7 +15260,7 @@
             <w:pPr>
               <w:spacing w:after="20" w:before="0"/>
             </w:pPr>
-            <w:hyperlink w:history="1" r:id="rIdxt0ue4h8lfahgs68colj3">
+            <w:hyperlink w:history="1" r:id="rIdlv8x9jeamlcm3_zszjctr">
               <w:r>
                 <w:rPr>
                   <w:rFonts w:ascii="Arial" w:cs="Arial" w:eastAsia="Arial" w:hAnsi="Arial"/>
@@ -15293,7 +15293,7 @@
               <w:spacing w:after="10" w:before="0"/>
               <w:ind w:left="120"/>
             </w:pPr>
-            <w:hyperlink w:history="1" r:id="rIdoty4mjgyxy7wly5kod14p">
+            <w:hyperlink w:history="1" r:id="rIdzrxmhoghcrhrsdmfhc2mt">
               <w:r>
                 <w:rPr>
                   <w:rFonts w:ascii="Arial" w:cs="Arial" w:eastAsia="Arial" w:hAnsi="Arial"/>
@@ -15338,7 +15338,7 @@
             <w:pPr>
               <w:spacing w:after="20" w:before="0"/>
             </w:pPr>
-            <w:hyperlink w:history="1" r:id="rIdpd7iy6b-lqtomo58hs4nu">
+            <w:hyperlink w:history="1" r:id="rIdeaimczruqhnok6sbc07si">
               <w:r>
                 <w:rPr>
                   <w:rFonts w:ascii="Arial" w:cs="Arial" w:eastAsia="Arial" w:hAnsi="Arial"/>
@@ -15371,7 +15371,7 @@
               <w:spacing w:after="10" w:before="0"/>
               <w:ind w:left="120"/>
             </w:pPr>
-            <w:hyperlink w:history="1" r:id="rIdd4qddeh9bep957ldehsja">
+            <w:hyperlink w:history="1" r:id="rIdnjzvtei7ohsnpe08diekm">
               <w:r>
                 <w:rPr>
                   <w:rFonts w:ascii="Arial" w:cs="Arial" w:eastAsia="Arial" w:hAnsi="Arial"/>
@@ -15566,7 +15566,7 @@
             <w:pPr>
               <w:spacing w:after="20" w:before="0"/>
             </w:pPr>
-            <w:hyperlink w:history="1" r:id="rId6lsj_dz9j9rkrxmrdavd3">
+            <w:hyperlink w:history="1" r:id="rIdamvmdsk76irnzoecgr1am">
               <w:r>
                 <w:rPr>
                   <w:rFonts w:ascii="Arial" w:cs="Arial" w:eastAsia="Arial" w:hAnsi="Arial"/>
@@ -15599,7 +15599,7 @@
               <w:spacing w:after="10" w:before="0"/>
               <w:ind w:left="120"/>
             </w:pPr>
-            <w:hyperlink w:history="1" r:id="rIdg6vrguc5kpvpjoxsdog6m">
+            <w:hyperlink w:history="1" r:id="rIdpvw_6nxhdcif5to2ojtp-">
               <w:r>
                 <w:rPr>
                   <w:rFonts w:ascii="Arial" w:cs="Arial" w:eastAsia="Arial" w:hAnsi="Arial"/>
@@ -15644,7 +15644,7 @@
             <w:pPr>
               <w:spacing w:after="20" w:before="0"/>
             </w:pPr>
-            <w:hyperlink w:history="1" r:id="rIdht1yhmrf3aalru6atnwoq">
+            <w:hyperlink w:history="1" r:id="rIdhxrps34ivutiwmngvh6jd">
               <w:r>
                 <w:rPr>
                   <w:rFonts w:ascii="Arial" w:cs="Arial" w:eastAsia="Arial" w:hAnsi="Arial"/>
@@ -15677,7 +15677,7 @@
               <w:spacing w:after="10" w:before="0"/>
               <w:ind w:left="120"/>
             </w:pPr>
-            <w:hyperlink w:history="1" r:id="rId3b26xqy_xrfgyfeqqmy5x">
+            <w:hyperlink w:history="1" r:id="rIdesh-lmvnb1oafuweq_i5j">
               <w:r>
                 <w:rPr>
                   <w:rFonts w:ascii="Arial" w:cs="Arial" w:eastAsia="Arial" w:hAnsi="Arial"/>
@@ -17146,7 +17146,7 @@
             <w:pPr>
               <w:spacing w:after="20" w:before="0"/>
             </w:pPr>
-            <w:hyperlink w:history="1" r:id="rIdkbymc2j_6tfmhog1ff0xg">
+            <w:hyperlink w:history="1" r:id="rIdo7ylw1b0ea3fho8emib-x">
               <w:r>
                 <w:rPr>
                   <w:rFonts w:ascii="Arial" w:cs="Arial" w:eastAsia="Arial" w:hAnsi="Arial"/>
@@ -17179,7 +17179,7 @@
               <w:spacing w:after="10" w:before="0"/>
               <w:ind w:left="120"/>
             </w:pPr>
-            <w:hyperlink w:history="1" r:id="rId42x4zcaolpd4cjpwg4rfp">
+            <w:hyperlink w:history="1" r:id="rIdutjh8uvjddthfuqithrxw">
               <w:r>
                 <w:rPr>
                   <w:rFonts w:ascii="Arial" w:cs="Arial" w:eastAsia="Arial" w:hAnsi="Arial"/>
@@ -17224,7 +17224,7 @@
             <w:pPr>
               <w:spacing w:after="20" w:before="0"/>
             </w:pPr>
-            <w:hyperlink w:history="1" r:id="rIdbtyrfdzhmksmmlgcz4dtr">
+            <w:hyperlink w:history="1" r:id="rId-soow1k6pkq1ma9dz8o9k">
               <w:r>
                 <w:rPr>
                   <w:rFonts w:ascii="Arial" w:cs="Arial" w:eastAsia="Arial" w:hAnsi="Arial"/>
@@ -17257,7 +17257,7 @@
               <w:spacing w:after="10" w:before="0"/>
               <w:ind w:left="120"/>
             </w:pPr>
-            <w:hyperlink w:history="1" r:id="rIdnln1euxkem7qa89xdq_aa">
+            <w:hyperlink w:history="1" r:id="rIdefnwbprt9rumf3lqho6qm">
               <w:r>
                 <w:rPr>
                   <w:rFonts w:ascii="Arial" w:cs="Arial" w:eastAsia="Arial" w:hAnsi="Arial"/>
@@ -17452,7 +17452,7 @@
             <w:pPr>
               <w:spacing w:after="20" w:before="0"/>
             </w:pPr>
-            <w:hyperlink w:history="1" r:id="rIdhwxuivw_ifsjjigvwmr-o">
+            <w:hyperlink w:history="1" r:id="rIdsyndidwyuv8bjpzjpefat">
               <w:r>
                 <w:rPr>
                   <w:rFonts w:ascii="Arial" w:cs="Arial" w:eastAsia="Arial" w:hAnsi="Arial"/>
@@ -17485,7 +17485,7 @@
               <w:spacing w:after="10" w:before="0"/>
               <w:ind w:left="120"/>
             </w:pPr>
-            <w:hyperlink w:history="1" r:id="rIdj99qcq4vmals8j4g4plpw">
+            <w:hyperlink w:history="1" r:id="rIdonp3c7pv_nxyr1-yqgg2l">
               <w:r>
                 <w:rPr>
                   <w:rFonts w:ascii="Arial" w:cs="Arial" w:eastAsia="Arial" w:hAnsi="Arial"/>
@@ -17530,7 +17530,7 @@
             <w:pPr>
               <w:spacing w:after="20" w:before="0"/>
             </w:pPr>
-            <w:hyperlink w:history="1" r:id="rIdio_s4od9lpjwdyfdasfbx">
+            <w:hyperlink w:history="1" r:id="rId9nztgfkprpxd560ku49e_">
               <w:r>
                 <w:rPr>
                   <w:rFonts w:ascii="Arial" w:cs="Arial" w:eastAsia="Arial" w:hAnsi="Arial"/>
@@ -17563,7 +17563,7 @@
               <w:spacing w:after="10" w:before="0"/>
               <w:ind w:left="120"/>
             </w:pPr>
-            <w:hyperlink w:history="1" r:id="rIdvvkje25dne0urkoyxfk4v">
+            <w:hyperlink w:history="1" r:id="rIdf2inwfcolwwrri5fkunnd">
               <w:r>
                 <w:rPr>
                   <w:rFonts w:ascii="Arial" w:cs="Arial" w:eastAsia="Arial" w:hAnsi="Arial"/>
@@ -17758,7 +17758,7 @@
             <w:pPr>
               <w:spacing w:after="20" w:before="0"/>
             </w:pPr>
-            <w:hyperlink w:history="1" r:id="rIdid6szpl4rvhaf0ejtl3ny">
+            <w:hyperlink w:history="1" r:id="rId5h_cltzlw01ij1myfbxle">
               <w:r>
                 <w:rPr>
                   <w:rFonts w:ascii="Arial" w:cs="Arial" w:eastAsia="Arial" w:hAnsi="Arial"/>
@@ -17791,7 +17791,7 @@
               <w:spacing w:after="10" w:before="0"/>
               <w:ind w:left="120"/>
             </w:pPr>
-            <w:hyperlink w:history="1" r:id="rIdcpkaogz51t03fkrvlfwei">
+            <w:hyperlink w:history="1" r:id="rIdcpotomqp3ldocl4uorn_4">
               <w:r>
                 <w:rPr>
                   <w:rFonts w:ascii="Arial" w:cs="Arial" w:eastAsia="Arial" w:hAnsi="Arial"/>
@@ -17836,7 +17836,7 @@
             <w:pPr>
               <w:spacing w:after="20" w:before="0"/>
             </w:pPr>
-            <w:hyperlink w:history="1" r:id="rIdml8zthesxxcna5-q94dho">
+            <w:hyperlink w:history="1" r:id="rIdxu3krv2s_rqlz6n1yxyrb">
               <w:r>
                 <w:rPr>
                   <w:rFonts w:ascii="Arial" w:cs="Arial" w:eastAsia="Arial" w:hAnsi="Arial"/>
@@ -17869,7 +17869,7 @@
               <w:spacing w:after="10" w:before="0"/>
               <w:ind w:left="120"/>
             </w:pPr>
-            <w:hyperlink w:history="1" r:id="rIdogsw-gkdzj4b40ly2zj2s">
+            <w:hyperlink w:history="1" r:id="rIdnawalxhjo5yiqrnlkf41q">
               <w:r>
                 <w:rPr>
                   <w:rFonts w:ascii="Arial" w:cs="Arial" w:eastAsia="Arial" w:hAnsi="Arial"/>
@@ -18064,7 +18064,7 @@
             <w:pPr>
               <w:spacing w:after="20" w:before="0"/>
             </w:pPr>
-            <w:hyperlink w:history="1" r:id="rId-jj-vhytoyznu_yoypdvv">
+            <w:hyperlink w:history="1" r:id="rIdokzpnshnduur1naz_s6uu">
               <w:r>
                 <w:rPr>
                   <w:rFonts w:ascii="Arial" w:cs="Arial" w:eastAsia="Arial" w:hAnsi="Arial"/>
@@ -18097,7 +18097,7 @@
               <w:spacing w:after="10" w:before="0"/>
               <w:ind w:left="120"/>
             </w:pPr>
-            <w:hyperlink w:history="1" r:id="rIdtm4ry0kcl13fqombrwjpy">
+            <w:hyperlink w:history="1" r:id="rIdkanrhczs4m9dfjqm2zekf">
               <w:r>
                 <w:rPr>
                   <w:rFonts w:ascii="Arial" w:cs="Arial" w:eastAsia="Arial" w:hAnsi="Arial"/>
@@ -18142,7 +18142,7 @@
             <w:pPr>
               <w:spacing w:after="20" w:before="0"/>
             </w:pPr>
-            <w:hyperlink w:history="1" r:id="rIdjckmmw-ob9r0b4wy8rxp7">
+            <w:hyperlink w:history="1" r:id="rIdho4bbc0tvdxqo0fn06xc6">
               <w:r>
                 <w:rPr>
                   <w:rFonts w:ascii="Arial" w:cs="Arial" w:eastAsia="Arial" w:hAnsi="Arial"/>
@@ -18175,7 +18175,7 @@
               <w:spacing w:after="10" w:before="0"/>
               <w:ind w:left="120"/>
             </w:pPr>
-            <w:hyperlink w:history="1" r:id="rIdma3zkk6b95bcqint_fduu">
+            <w:hyperlink w:history="1" r:id="rIdj84ilyzqsdy7z-n-_h6bh">
               <w:r>
                 <w:rPr>
                   <w:rFonts w:ascii="Arial" w:cs="Arial" w:eastAsia="Arial" w:hAnsi="Arial"/>
@@ -18370,7 +18370,7 @@
             <w:pPr>
               <w:spacing w:after="20" w:before="0"/>
             </w:pPr>
-            <w:hyperlink w:history="1" r:id="rIdzjp236hkz4zu9hmg_ffqo">
+            <w:hyperlink w:history="1" r:id="rIdzpese_gf-mcyg8v0ew1ej">
               <w:r>
                 <w:rPr>
                   <w:rFonts w:ascii="Arial" w:cs="Arial" w:eastAsia="Arial" w:hAnsi="Arial"/>
@@ -18403,7 +18403,7 @@
               <w:spacing w:after="10" w:before="0"/>
               <w:ind w:left="120"/>
             </w:pPr>
-            <w:hyperlink w:history="1" r:id="rIdiamowjl1ci6iykm8jqqgi">
+            <w:hyperlink w:history="1" r:id="rIdebzo4idfehcvru9gljk_7">
               <w:r>
                 <w:rPr>
                   <w:rFonts w:ascii="Arial" w:cs="Arial" w:eastAsia="Arial" w:hAnsi="Arial"/>
@@ -18448,7 +18448,7 @@
             <w:pPr>
               <w:spacing w:after="20" w:before="0"/>
             </w:pPr>
-            <w:hyperlink w:history="1" r:id="rIdhxyca1n_eb-4xctnpyko2">
+            <w:hyperlink w:history="1" r:id="rIdbx3i8p-blgpjsl4zhwdwd">
               <w:r>
                 <w:rPr>
                   <w:rFonts w:ascii="Arial" w:cs="Arial" w:eastAsia="Arial" w:hAnsi="Arial"/>
@@ -18481,7 +18481,7 @@
               <w:spacing w:after="10" w:before="0"/>
               <w:ind w:left="120"/>
             </w:pPr>
-            <w:hyperlink w:history="1" r:id="rIduecrbgjnsy3yoggey0xjr">
+            <w:hyperlink w:history="1" r:id="rIdjx02igcymvfrym_kflr-p">
               <w:r>
                 <w:rPr>
                   <w:rFonts w:ascii="Arial" w:cs="Arial" w:eastAsia="Arial" w:hAnsi="Arial"/>
@@ -19950,7 +19950,7 @@
             <w:pPr>
               <w:spacing w:after="20" w:before="0"/>
             </w:pPr>
-            <w:hyperlink w:history="1" r:id="rIdrmjgzdpdpaf4snmc0gssi">
+            <w:hyperlink w:history="1" r:id="rIdb8bwhxahuyjdcnjvgldog">
               <w:r>
                 <w:rPr>
                   <w:rFonts w:ascii="Arial" w:cs="Arial" w:eastAsia="Arial" w:hAnsi="Arial"/>
@@ -19983,7 +19983,7 @@
               <w:spacing w:after="10" w:before="0"/>
               <w:ind w:left="120"/>
             </w:pPr>
-            <w:hyperlink w:history="1" r:id="rIdlsxyxfpcm0bbp8zklbqdg">
+            <w:hyperlink w:history="1" r:id="rIdirsskegz0cz3yvdisabrr">
               <w:r>
                 <w:rPr>
                   <w:rFonts w:ascii="Arial" w:cs="Arial" w:eastAsia="Arial" w:hAnsi="Arial"/>
@@ -20028,7 +20028,7 @@
             <w:pPr>
               <w:spacing w:after="20" w:before="0"/>
             </w:pPr>
-            <w:hyperlink w:history="1" r:id="rIds-m8o959kts8topht0qc1">
+            <w:hyperlink w:history="1" r:id="rIduwabdp2u3y0c84u81ehjl">
               <w:r>
                 <w:rPr>
                   <w:rFonts w:ascii="Arial" w:cs="Arial" w:eastAsia="Arial" w:hAnsi="Arial"/>
@@ -20061,7 +20061,7 @@
               <w:spacing w:after="10" w:before="0"/>
               <w:ind w:left="120"/>
             </w:pPr>
-            <w:hyperlink w:history="1" r:id="rIdz-7kj33jmyxop-5wuuflp">
+            <w:hyperlink w:history="1" r:id="rIdj9jfcc1rqkarh3w9y76vi">
               <w:r>
                 <w:rPr>
                   <w:rFonts w:ascii="Arial" w:cs="Arial" w:eastAsia="Arial" w:hAnsi="Arial"/>
@@ -20256,7 +20256,7 @@
             <w:pPr>
               <w:spacing w:after="20" w:before="0"/>
             </w:pPr>
-            <w:hyperlink w:history="1" r:id="rIdkysbuekpqyu45y9zhds6p">
+            <w:hyperlink w:history="1" r:id="rId8jredfu_1giispncjlc_3">
               <w:r>
                 <w:rPr>
                   <w:rFonts w:ascii="Arial" w:cs="Arial" w:eastAsia="Arial" w:hAnsi="Arial"/>
@@ -20289,7 +20289,7 @@
               <w:spacing w:after="10" w:before="0"/>
               <w:ind w:left="120"/>
             </w:pPr>
-            <w:hyperlink w:history="1" r:id="rIdfqmxa3zy0vxrgpfxyds-t">
+            <w:hyperlink w:history="1" r:id="rIdjxa1uj5bmkwrpi2izgm4e">
               <w:r>
                 <w:rPr>
                   <w:rFonts w:ascii="Arial" w:cs="Arial" w:eastAsia="Arial" w:hAnsi="Arial"/>
@@ -20334,7 +20334,7 @@
             <w:pPr>
               <w:spacing w:after="20" w:before="0"/>
             </w:pPr>
-            <w:hyperlink w:history="1" r:id="rId_fhmxvtg55gtybhtakkhi">
+            <w:hyperlink w:history="1" r:id="rIdckffwlw_oad_mxtl2d7sc">
               <w:r>
                 <w:rPr>
                   <w:rFonts w:ascii="Arial" w:cs="Arial" w:eastAsia="Arial" w:hAnsi="Arial"/>
@@ -20367,7 +20367,7 @@
               <w:spacing w:after="10" w:before="0"/>
               <w:ind w:left="120"/>
             </w:pPr>
-            <w:hyperlink w:history="1" r:id="rId_fvnlscdnnmuyrsig518c">
+            <w:hyperlink w:history="1" r:id="rIdydrj7g6tuczdgndtrlwh-">
               <w:r>
                 <w:rPr>
                   <w:rFonts w:ascii="Arial" w:cs="Arial" w:eastAsia="Arial" w:hAnsi="Arial"/>
@@ -20562,7 +20562,7 @@
             <w:pPr>
               <w:spacing w:after="20" w:before="0"/>
             </w:pPr>
-            <w:hyperlink w:history="1" r:id="rIdiecsmst6elmgd4su39i_8">
+            <w:hyperlink w:history="1" r:id="rIdy1vqgp4icccx9ykw5bvcp">
               <w:r>
                 <w:rPr>
                   <w:rFonts w:ascii="Arial" w:cs="Arial" w:eastAsia="Arial" w:hAnsi="Arial"/>
@@ -20595,7 +20595,7 @@
               <w:spacing w:after="10" w:before="0"/>
               <w:ind w:left="120"/>
             </w:pPr>
-            <w:hyperlink w:history="1" r:id="rIduj9uqfagfs0ys9ft4rags">
+            <w:hyperlink w:history="1" r:id="rIdssckumwvllmk5eo115zme">
               <w:r>
                 <w:rPr>
                   <w:rFonts w:ascii="Arial" w:cs="Arial" w:eastAsia="Arial" w:hAnsi="Arial"/>
@@ -20640,7 +20640,7 @@
             <w:pPr>
               <w:spacing w:after="20" w:before="0"/>
             </w:pPr>
-            <w:hyperlink w:history="1" r:id="rIdksynlms78b_8vfi8djnm9">
+            <w:hyperlink w:history="1" r:id="rIdko298bugcf-ydddev2h8d">
               <w:r>
                 <w:rPr>
                   <w:rFonts w:ascii="Arial" w:cs="Arial" w:eastAsia="Arial" w:hAnsi="Arial"/>
@@ -20673,7 +20673,7 @@
               <w:spacing w:after="10" w:before="0"/>
               <w:ind w:left="120"/>
             </w:pPr>
-            <w:hyperlink w:history="1" r:id="rIduygzqejkua8_f3eq041oc">
+            <w:hyperlink w:history="1" r:id="rIdzchizs3rrmoliooxvmnzp">
               <w:r>
                 <w:rPr>
                   <w:rFonts w:ascii="Arial" w:cs="Arial" w:eastAsia="Arial" w:hAnsi="Arial"/>
@@ -20868,7 +20868,7 @@
             <w:pPr>
               <w:spacing w:after="20" w:before="0"/>
             </w:pPr>
-            <w:hyperlink w:history="1" r:id="rIdlhtwwqwhiqlqbd21shdk3">
+            <w:hyperlink w:history="1" r:id="rIdof0xagmu72u-gfugk2o2n">
               <w:r>
                 <w:rPr>
                   <w:rFonts w:ascii="Arial" w:cs="Arial" w:eastAsia="Arial" w:hAnsi="Arial"/>
@@ -20901,7 +20901,7 @@
               <w:spacing w:after="10" w:before="0"/>
               <w:ind w:left="120"/>
             </w:pPr>
-            <w:hyperlink w:history="1" r:id="rIdpjxn1ua5d6hmsl137h2aw">
+            <w:hyperlink w:history="1" r:id="rIdhh-ufzgxoakrpn5x6f7la">
               <w:r>
                 <w:rPr>
                   <w:rFonts w:ascii="Arial" w:cs="Arial" w:eastAsia="Arial" w:hAnsi="Arial"/>
@@ -20946,7 +20946,7 @@
             <w:pPr>
               <w:spacing w:after="20" w:before="0"/>
             </w:pPr>
-            <w:hyperlink w:history="1" r:id="rIdugjmjnvmas8qob2i2angm">
+            <w:hyperlink w:history="1" r:id="rIdq3lnl9qecv36gpj9ykjr9">
               <w:r>
                 <w:rPr>
                   <w:rFonts w:ascii="Arial" w:cs="Arial" w:eastAsia="Arial" w:hAnsi="Arial"/>
@@ -20979,7 +20979,7 @@
               <w:spacing w:after="10" w:before="0"/>
               <w:ind w:left="120"/>
             </w:pPr>
-            <w:hyperlink w:history="1" r:id="rIdrkui2j09w-gwvre4hxdk4">
+            <w:hyperlink w:history="1" r:id="rIdaf81wp510cjoue9cr9cdu">
               <w:r>
                 <w:rPr>
                   <w:rFonts w:ascii="Arial" w:cs="Arial" w:eastAsia="Arial" w:hAnsi="Arial"/>
@@ -21174,7 +21174,7 @@
             <w:pPr>
               <w:spacing w:after="20" w:before="0"/>
             </w:pPr>
-            <w:hyperlink w:history="1" r:id="rId2w-_me-dasuopkouulu19">
+            <w:hyperlink w:history="1" r:id="rIdxo8scu4xyhwvsz8ywyjif">
               <w:r>
                 <w:rPr>
                   <w:rFonts w:ascii="Arial" w:cs="Arial" w:eastAsia="Arial" w:hAnsi="Arial"/>
@@ -21207,7 +21207,7 @@
               <w:spacing w:after="10" w:before="0"/>
               <w:ind w:left="120"/>
             </w:pPr>
-            <w:hyperlink w:history="1" r:id="rIdugwgzzsxd8gekpaokkfpk">
+            <w:hyperlink w:history="1" r:id="rIdbmhrnkv0geag-5xeqhcso">
               <w:r>
                 <w:rPr>
                   <w:rFonts w:ascii="Arial" w:cs="Arial" w:eastAsia="Arial" w:hAnsi="Arial"/>
@@ -21252,7 +21252,7 @@
             <w:pPr>
               <w:spacing w:after="20" w:before="0"/>
             </w:pPr>
-            <w:hyperlink w:history="1" r:id="rIddkvdu6klbpndlafnemddl">
+            <w:hyperlink w:history="1" r:id="rId7vabaprmv6upowrthtdqf">
               <w:r>
                 <w:rPr>
                   <w:rFonts w:ascii="Arial" w:cs="Arial" w:eastAsia="Arial" w:hAnsi="Arial"/>
@@ -21285,7 +21285,7 @@
               <w:spacing w:after="10" w:before="0"/>
               <w:ind w:left="120"/>
             </w:pPr>
-            <w:hyperlink w:history="1" r:id="rIdyvcfz1dx94jcka7nna-_7">
+            <w:hyperlink w:history="1" r:id="rIdixwf0xypla_d4jyccoacn">
               <w:r>
                 <w:rPr>
                   <w:rFonts w:ascii="Arial" w:cs="Arial" w:eastAsia="Arial" w:hAnsi="Arial"/>
@@ -22754,7 +22754,7 @@
             <w:pPr>
               <w:spacing w:after="20" w:before="0"/>
             </w:pPr>
-            <w:hyperlink w:history="1" r:id="rIdx0v3rtzqkxslfnvrqbgrs">
+            <w:hyperlink w:history="1" r:id="rIdv48edl_gdd-774rrtjcsy">
               <w:r>
                 <w:rPr>
                   <w:rFonts w:ascii="Arial" w:cs="Arial" w:eastAsia="Arial" w:hAnsi="Arial"/>
@@ -22787,7 +22787,7 @@
               <w:spacing w:after="10" w:before="0"/>
               <w:ind w:left="120"/>
             </w:pPr>
-            <w:hyperlink w:history="1" r:id="rIditxmvcdw1upfvnofsgmgg">
+            <w:hyperlink w:history="1" r:id="rIdyxteql8irp3to3pw0pdfi">
               <w:r>
                 <w:rPr>
                   <w:rFonts w:ascii="Arial" w:cs="Arial" w:eastAsia="Arial" w:hAnsi="Arial"/>
@@ -22832,7 +22832,7 @@
             <w:pPr>
               <w:spacing w:after="20" w:before="0"/>
             </w:pPr>
-            <w:hyperlink w:history="1" r:id="rId5bcf_xzrmudh2gvbo6a5_">
+            <w:hyperlink w:history="1" r:id="rId1ettxbuzmilx3gba-vaio">
               <w:r>
                 <w:rPr>
                   <w:rFonts w:ascii="Arial" w:cs="Arial" w:eastAsia="Arial" w:hAnsi="Arial"/>
@@ -22865,7 +22865,7 @@
               <w:spacing w:after="10" w:before="0"/>
               <w:ind w:left="120"/>
             </w:pPr>
-            <w:hyperlink w:history="1" r:id="rIdcjpuyceguqcplstvhqjqp">
+            <w:hyperlink w:history="1" r:id="rIdygar-ev6off3r2aywyaew">
               <w:r>
                 <w:rPr>
                   <w:rFonts w:ascii="Arial" w:cs="Arial" w:eastAsia="Arial" w:hAnsi="Arial"/>
@@ -23060,7 +23060,7 @@
             <w:pPr>
               <w:spacing w:after="20" w:before="0"/>
             </w:pPr>
-            <w:hyperlink w:history="1" r:id="rIdwheq3w8tlkeye6wpte3jq">
+            <w:hyperlink w:history="1" r:id="rId0gxmqok5qnxz60_yw4tt9">
               <w:r>
                 <w:rPr>
                   <w:rFonts w:ascii="Arial" w:cs="Arial" w:eastAsia="Arial" w:hAnsi="Arial"/>
@@ -23093,7 +23093,7 @@
               <w:spacing w:after="10" w:before="0"/>
               <w:ind w:left="120"/>
             </w:pPr>
-            <w:hyperlink w:history="1" r:id="rIdydi8red2485fpod3uhbyg">
+            <w:hyperlink w:history="1" r:id="rId-k4vxxh-pin9gwfjxvuh9">
               <w:r>
                 <w:rPr>
                   <w:rFonts w:ascii="Arial" w:cs="Arial" w:eastAsia="Arial" w:hAnsi="Arial"/>
@@ -23138,7 +23138,7 @@
             <w:pPr>
               <w:spacing w:after="20" w:before="0"/>
             </w:pPr>
-            <w:hyperlink w:history="1" r:id="rIdvz0cdziagenrbinfokseg">
+            <w:hyperlink w:history="1" r:id="rIdkwxyhcnrckqwrvy8mtysr">
               <w:r>
                 <w:rPr>
                   <w:rFonts w:ascii="Arial" w:cs="Arial" w:eastAsia="Arial" w:hAnsi="Arial"/>
@@ -23171,7 +23171,7 @@
               <w:spacing w:after="10" w:before="0"/>
               <w:ind w:left="120"/>
             </w:pPr>
-            <w:hyperlink w:history="1" r:id="rIdxzxuotuyltir2zadubx_b">
+            <w:hyperlink w:history="1" r:id="rIdipkj0_x0be747y74eaohc">
               <w:r>
                 <w:rPr>
                   <w:rFonts w:ascii="Arial" w:cs="Arial" w:eastAsia="Arial" w:hAnsi="Arial"/>
@@ -23366,7 +23366,7 @@
             <w:pPr>
               <w:spacing w:after="20" w:before="0"/>
             </w:pPr>
-            <w:hyperlink w:history="1" r:id="rIdufab6ovft7vemxuzr_s1x">
+            <w:hyperlink w:history="1" r:id="rIdh-kkfi1ygvh3vsp-pfymt">
               <w:r>
                 <w:rPr>
                   <w:rFonts w:ascii="Arial" w:cs="Arial" w:eastAsia="Arial" w:hAnsi="Arial"/>
@@ -23399,7 +23399,7 @@
               <w:spacing w:after="10" w:before="0"/>
               <w:ind w:left="120"/>
             </w:pPr>
-            <w:hyperlink w:history="1" r:id="rIdgzvan7_w3ctdabfpvbzgw">
+            <w:hyperlink w:history="1" r:id="rIdyyftijcg8aromf6zbaofa">
               <w:r>
                 <w:rPr>
                   <w:rFonts w:ascii="Arial" w:cs="Arial" w:eastAsia="Arial" w:hAnsi="Arial"/>
@@ -23444,7 +23444,7 @@
             <w:pPr>
               <w:spacing w:after="20" w:before="0"/>
             </w:pPr>
-            <w:hyperlink w:history="1" r:id="rId4pv8fydgnor0ijpmduyj0">
+            <w:hyperlink w:history="1" r:id="rIdfvwwzzl5lgvtvy8zkxp_v">
               <w:r>
                 <w:rPr>
                   <w:rFonts w:ascii="Arial" w:cs="Arial" w:eastAsia="Arial" w:hAnsi="Arial"/>
@@ -23477,7 +23477,7 @@
               <w:spacing w:after="10" w:before="0"/>
               <w:ind w:left="120"/>
             </w:pPr>
-            <w:hyperlink w:history="1" r:id="rIdapwu250qnw_l3l3pppyhy">
+            <w:hyperlink w:history="1" r:id="rIdezlfgiq3gdjvbzje5eof2">
               <w:r>
                 <w:rPr>
                   <w:rFonts w:ascii="Arial" w:cs="Arial" w:eastAsia="Arial" w:hAnsi="Arial"/>
@@ -23672,7 +23672,7 @@
             <w:pPr>
               <w:spacing w:after="20" w:before="0"/>
             </w:pPr>
-            <w:hyperlink w:history="1" r:id="rIdpsk2su8by98zzze3qskwp">
+            <w:hyperlink w:history="1" r:id="rIdnx-xi-nv7qqukmqzy7cwa">
               <w:r>
                 <w:rPr>
                   <w:rFonts w:ascii="Arial" w:cs="Arial" w:eastAsia="Arial" w:hAnsi="Arial"/>
@@ -23705,7 +23705,7 @@
               <w:spacing w:after="10" w:before="0"/>
               <w:ind w:left="120"/>
             </w:pPr>
-            <w:hyperlink w:history="1" r:id="rIdmdpe_3w5k4nfjphehn9fs">
+            <w:hyperlink w:history="1" r:id="rIddowht7ybcwz7smg6xi3us">
               <w:r>
                 <w:rPr>
                   <w:rFonts w:ascii="Arial" w:cs="Arial" w:eastAsia="Arial" w:hAnsi="Arial"/>
@@ -23750,7 +23750,7 @@
             <w:pPr>
               <w:spacing w:after="20" w:before="0"/>
             </w:pPr>
-            <w:hyperlink w:history="1" r:id="rIdg5b5q9h-un-dmqgdtvk8v">
+            <w:hyperlink w:history="1" r:id="rIdo3movukg0jgyplbq0py4g">
               <w:r>
                 <w:rPr>
                   <w:rFonts w:ascii="Arial" w:cs="Arial" w:eastAsia="Arial" w:hAnsi="Arial"/>
@@ -23783,7 +23783,7 @@
               <w:spacing w:after="10" w:before="0"/>
               <w:ind w:left="120"/>
             </w:pPr>
-            <w:hyperlink w:history="1" r:id="rIdrdaacqhomsl_wc5bhqmxv">
+            <w:hyperlink w:history="1" r:id="rIdrerug86zufvsxoqxlkbrh">
               <w:r>
                 <w:rPr>
                   <w:rFonts w:ascii="Arial" w:cs="Arial" w:eastAsia="Arial" w:hAnsi="Arial"/>
@@ -23978,7 +23978,7 @@
             <w:pPr>
               <w:spacing w:after="20" w:before="0"/>
             </w:pPr>
-            <w:hyperlink w:history="1" r:id="rIdywbk__51chqazn9iemobl">
+            <w:hyperlink w:history="1" r:id="rIdrqkjrzh_yuoxkixboemum">
               <w:r>
                 <w:rPr>
                   <w:rFonts w:ascii="Arial" w:cs="Arial" w:eastAsia="Arial" w:hAnsi="Arial"/>
@@ -24011,7 +24011,7 @@
               <w:spacing w:after="10" w:before="0"/>
               <w:ind w:left="120"/>
             </w:pPr>
-            <w:hyperlink w:history="1" r:id="rIdmdthpr5db_kgezit_nesx">
+            <w:hyperlink w:history="1" r:id="rIdf7w1qxystcylwrv7gm_tk">
               <w:r>
                 <w:rPr>
                   <w:rFonts w:ascii="Arial" w:cs="Arial" w:eastAsia="Arial" w:hAnsi="Arial"/>
@@ -24056,7 +24056,7 @@
             <w:pPr>
               <w:spacing w:after="20" w:before="0"/>
             </w:pPr>
-            <w:hyperlink w:history="1" r:id="rIdoee0iyztpyb8sv6dubtbw">
+            <w:hyperlink w:history="1" r:id="rId6hhcq0wrkj7gcn288oa4m">
               <w:r>
                 <w:rPr>
                   <w:rFonts w:ascii="Arial" w:cs="Arial" w:eastAsia="Arial" w:hAnsi="Arial"/>
@@ -24089,7 +24089,7 @@
               <w:spacing w:after="10" w:before="0"/>
               <w:ind w:left="120"/>
             </w:pPr>
-            <w:hyperlink w:history="1" r:id="rIddpwuhhi9sspggbyfufsh0">
+            <w:hyperlink w:history="1" r:id="rId55hfcxxmzmv0ch8hthbh6">
               <w:r>
                 <w:rPr>
                   <w:rFonts w:ascii="Arial" w:cs="Arial" w:eastAsia="Arial" w:hAnsi="Arial"/>

--- a/data/outputs/v2/General_Science/SS1.6_Plant_Growth_and_Development/General_Science_Plant_Growth_and_Development_CBE_LessonSequence.docx
+++ b/data/outputs/v2/General_Science/SS1.6_Plant_Growth_and_Development/General_Science_Plant_Growth_and_Development_CBE_LessonSequence.docx
@@ -2752,7 +2752,25 @@
             </w:tcMar>
             <w:vAlign w:val="top"/>
           </w:tcPr>
-          <w:p/>
+          <w:p>
+            <w:pPr>
+              <w:spacing w:after="40" w:before="0"/>
+              <w:jc w:val="left"/>
+            </w:pPr>
+            <w:r>
+              <w:rPr>
+                <w:rFonts w:ascii="Arial" w:cs="Arial" w:eastAsia="Arial" w:hAnsi="Arial"/>
+                <w:b w:val="false"/>
+                <w:bCs w:val="false"/>
+                <w:i w:val="false"/>
+                <w:iCs w:val="false"/>
+                <w:color w:val="000000"/>
+                <w:sz w:val="18"/>
+                <w:szCs w:val="18"/>
+              </w:rPr>
+              <w:t xml:space="preserve">Ensure transparent containers used for germination setups are stable and will not tip. If seeds have been pre-soaked, remind students to wash hands after handling them. No chemical hazards in this lesson.</w:t>
+            </w:r>
+          </w:p>
         </w:tc>
       </w:tr>
     </w:tbl>
@@ -3126,7 +3144,7 @@
             <w:pPr>
               <w:spacing w:after="20" w:before="0"/>
             </w:pPr>
-            <w:hyperlink w:history="1" r:id="rIdjsd1aymtbtlitb7r7asn2">
+            <w:hyperlink w:history="1" r:id="rIdv5d57wny37fk-v0m0jnto">
               <w:r>
                 <w:rPr>
                   <w:rFonts w:ascii="Arial" w:cs="Arial" w:eastAsia="Arial" w:hAnsi="Arial"/>
@@ -3159,7 +3177,7 @@
               <w:spacing w:after="10" w:before="0"/>
               <w:ind w:left="120"/>
             </w:pPr>
-            <w:hyperlink w:history="1" r:id="rIddladvb0knfodhqkjfthlc">
+            <w:hyperlink w:history="1" r:id="rIdlyb5fit4xrd_w_zkmkthq">
               <w:r>
                 <w:rPr>
                   <w:rFonts w:ascii="Arial" w:cs="Arial" w:eastAsia="Arial" w:hAnsi="Arial"/>
@@ -3204,7 +3222,7 @@
             <w:pPr>
               <w:spacing w:after="20" w:before="0"/>
             </w:pPr>
-            <w:hyperlink w:history="1" r:id="rIdz5o-mxej4zwxob0mr5w_9">
+            <w:hyperlink w:history="1" r:id="rIdrsmhykgxykm7fx8gf-lkg">
               <w:r>
                 <w:rPr>
                   <w:rFonts w:ascii="Arial" w:cs="Arial" w:eastAsia="Arial" w:hAnsi="Arial"/>
@@ -3237,7 +3255,7 @@
               <w:spacing w:after="10" w:before="0"/>
               <w:ind w:left="120"/>
             </w:pPr>
-            <w:hyperlink w:history="1" r:id="rId8qdm1o8pvhsafbs7eeol7">
+            <w:hyperlink w:history="1" r:id="rIdpvng1i7wp6eg77wbxrvff">
               <w:r>
                 <w:rPr>
                   <w:rFonts w:ascii="Arial" w:cs="Arial" w:eastAsia="Arial" w:hAnsi="Arial"/>
@@ -3432,7 +3450,7 @@
             <w:pPr>
               <w:spacing w:after="20" w:before="0"/>
             </w:pPr>
-            <w:hyperlink w:history="1" r:id="rIdngm8kit5qd-rcpis27igb">
+            <w:hyperlink w:history="1" r:id="rIdvvu6ocakkoeqeodfoilks">
               <w:r>
                 <w:rPr>
                   <w:rFonts w:ascii="Arial" w:cs="Arial" w:eastAsia="Arial" w:hAnsi="Arial"/>
@@ -3465,7 +3483,7 @@
               <w:spacing w:after="10" w:before="0"/>
               <w:ind w:left="120"/>
             </w:pPr>
-            <w:hyperlink w:history="1" r:id="rId_boj40lxm3eicf9ct4hrw">
+            <w:hyperlink w:history="1" r:id="rIdqbtss7gz8mhv_m6fqncaf">
               <w:r>
                 <w:rPr>
                   <w:rFonts w:ascii="Arial" w:cs="Arial" w:eastAsia="Arial" w:hAnsi="Arial"/>
@@ -3510,7 +3528,7 @@
             <w:pPr>
               <w:spacing w:after="20" w:before="0"/>
             </w:pPr>
-            <w:hyperlink w:history="1" r:id="rId19nrnwlciq7nufomrymw8">
+            <w:hyperlink w:history="1" r:id="rIdzeadwmenx6k7h5sawehit">
               <w:r>
                 <w:rPr>
                   <w:rFonts w:ascii="Arial" w:cs="Arial" w:eastAsia="Arial" w:hAnsi="Arial"/>
@@ -3543,7 +3561,7 @@
               <w:spacing w:after="10" w:before="0"/>
               <w:ind w:left="120"/>
             </w:pPr>
-            <w:hyperlink w:history="1" r:id="rIdxrwfuipbjf6lfvuu5sdzl">
+            <w:hyperlink w:history="1" r:id="rIdo7tip_6uwjf9peujtculg">
               <w:r>
                 <w:rPr>
                   <w:rFonts w:ascii="Arial" w:cs="Arial" w:eastAsia="Arial" w:hAnsi="Arial"/>
@@ -3738,7 +3756,7 @@
             <w:pPr>
               <w:spacing w:after="20" w:before="0"/>
             </w:pPr>
-            <w:hyperlink w:history="1" r:id="rIdusj9jjgwnpitqnkgr0lqz">
+            <w:hyperlink w:history="1" r:id="rId7ckvdtz9budeviqojksft">
               <w:r>
                 <w:rPr>
                   <w:rFonts w:ascii="Arial" w:cs="Arial" w:eastAsia="Arial" w:hAnsi="Arial"/>
@@ -3771,7 +3789,7 @@
               <w:spacing w:after="10" w:before="0"/>
               <w:ind w:left="120"/>
             </w:pPr>
-            <w:hyperlink w:history="1" r:id="rIdkpzo9szzvsnnqtz8ausvn">
+            <w:hyperlink w:history="1" r:id="rIdbgtkou-s1qxhoren61kcv">
               <w:r>
                 <w:rPr>
                   <w:rFonts w:ascii="Arial" w:cs="Arial" w:eastAsia="Arial" w:hAnsi="Arial"/>
@@ -3816,7 +3834,7 @@
             <w:pPr>
               <w:spacing w:after="20" w:before="0"/>
             </w:pPr>
-            <w:hyperlink w:history="1" r:id="rId4rt4sp3cqb5unsn26xugj">
+            <w:hyperlink w:history="1" r:id="rIda7ged4fqhk0vm11czxbyb">
               <w:r>
                 <w:rPr>
                   <w:rFonts w:ascii="Arial" w:cs="Arial" w:eastAsia="Arial" w:hAnsi="Arial"/>
@@ -3849,7 +3867,7 @@
               <w:spacing w:after="10" w:before="0"/>
               <w:ind w:left="120"/>
             </w:pPr>
-            <w:hyperlink w:history="1" r:id="rId4sbyjslusdglihq2iv9bj">
+            <w:hyperlink w:history="1" r:id="rIdd4leuibsq5lfktkd9thvn">
               <w:r>
                 <w:rPr>
                   <w:rFonts w:ascii="Arial" w:cs="Arial" w:eastAsia="Arial" w:hAnsi="Arial"/>
@@ -4044,7 +4062,7 @@
             <w:pPr>
               <w:spacing w:after="20" w:before="0"/>
             </w:pPr>
-            <w:hyperlink w:history="1" r:id="rId7i6pcn5wjl4wf6bofqnf2">
+            <w:hyperlink w:history="1" r:id="rIdkdib2wzjyllamgejjbs16">
               <w:r>
                 <w:rPr>
                   <w:rFonts w:ascii="Arial" w:cs="Arial" w:eastAsia="Arial" w:hAnsi="Arial"/>
@@ -4077,7 +4095,7 @@
               <w:spacing w:after="10" w:before="0"/>
               <w:ind w:left="120"/>
             </w:pPr>
-            <w:hyperlink w:history="1" r:id="rIdwtsykz1vckyfi6_0hhhx6">
+            <w:hyperlink w:history="1" r:id="rId32tzycunk_7xmt80bgng7">
               <w:r>
                 <w:rPr>
                   <w:rFonts w:ascii="Arial" w:cs="Arial" w:eastAsia="Arial" w:hAnsi="Arial"/>
@@ -4122,7 +4140,7 @@
             <w:pPr>
               <w:spacing w:after="20" w:before="0"/>
             </w:pPr>
-            <w:hyperlink w:history="1" r:id="rIdhmfpidswwowhi2rryvxss">
+            <w:hyperlink w:history="1" r:id="rIdgdgezwvlg6xs3ykx6drxd">
               <w:r>
                 <w:rPr>
                   <w:rFonts w:ascii="Arial" w:cs="Arial" w:eastAsia="Arial" w:hAnsi="Arial"/>
@@ -4155,7 +4173,7 @@
               <w:spacing w:after="10" w:before="0"/>
               <w:ind w:left="120"/>
             </w:pPr>
-            <w:hyperlink w:history="1" r:id="rIdkf92jnuzk9xxrmc2n1dt1">
+            <w:hyperlink w:history="1" r:id="rIdrfotkwog8dclqarx9zo7z">
               <w:r>
                 <w:rPr>
                   <w:rFonts w:ascii="Arial" w:cs="Arial" w:eastAsia="Arial" w:hAnsi="Arial"/>
@@ -4350,7 +4368,7 @@
             <w:pPr>
               <w:spacing w:after="20" w:before="0"/>
             </w:pPr>
-            <w:hyperlink w:history="1" r:id="rIdjlad1basqvqe9o-hmgtqx">
+            <w:hyperlink w:history="1" r:id="rIdw0tycczgoehaytrgo9jfi">
               <w:r>
                 <w:rPr>
                   <w:rFonts w:ascii="Arial" w:cs="Arial" w:eastAsia="Arial" w:hAnsi="Arial"/>
@@ -4383,7 +4401,7 @@
               <w:spacing w:after="10" w:before="0"/>
               <w:ind w:left="120"/>
             </w:pPr>
-            <w:hyperlink w:history="1" r:id="rIdhwl0jituzkxavc06umdmu">
+            <w:hyperlink w:history="1" r:id="rIdxp9ok7eizzytpbecex3ic">
               <w:r>
                 <w:rPr>
                   <w:rFonts w:ascii="Arial" w:cs="Arial" w:eastAsia="Arial" w:hAnsi="Arial"/>
@@ -4428,7 +4446,7 @@
             <w:pPr>
               <w:spacing w:after="20" w:before="0"/>
             </w:pPr>
-            <w:hyperlink w:history="1" r:id="rIdgfxw6rkgctdfxgk8jgesc">
+            <w:hyperlink w:history="1" r:id="rIdzupwfhqqulepinrtnpoig">
               <w:r>
                 <w:rPr>
                   <w:rFonts w:ascii="Arial" w:cs="Arial" w:eastAsia="Arial" w:hAnsi="Arial"/>
@@ -4461,7 +4479,7 @@
               <w:spacing w:after="10" w:before="0"/>
               <w:ind w:left="120"/>
             </w:pPr>
-            <w:hyperlink w:history="1" r:id="rIduslczreh8jx6dqzbfg8qb">
+            <w:hyperlink w:history="1" r:id="rId0adsr-zhsggvtqidjriey">
               <w:r>
                 <w:rPr>
                   <w:rFonts w:ascii="Arial" w:cs="Arial" w:eastAsia="Arial" w:hAnsi="Arial"/>
@@ -5556,7 +5574,25 @@
             </w:tcMar>
             <w:vAlign w:val="top"/>
           </w:tcPr>
-          <w:p/>
+          <w:p>
+            <w:pPr>
+              <w:spacing w:after="40" w:before="0"/>
+              <w:jc w:val="left"/>
+            </w:pPr>
+            <w:r>
+              <w:rPr>
+                <w:rFonts w:ascii="Arial" w:cs="Arial" w:eastAsia="Arial" w:hAnsi="Arial"/>
+                <w:b w:val="false"/>
+                <w:bCs w:val="false"/>
+                <w:i w:val="false"/>
+                <w:iCs w:val="false"/>
+                <w:color w:val="000000"/>
+                <w:sz w:val="18"/>
+                <w:szCs w:val="18"/>
+              </w:rPr>
+              <w:t xml:space="preserve">No significant hazards. If razor blades or craft knives are used to cut open seeds for observation, teacher should supervise closely and remind students to always cut away from fingers. Soaked seeds left in warm conditions for more than 24 hours may develop mould — students should wash hands after handling any seeds that show mould growth.</w:t>
+            </w:r>
+          </w:p>
         </w:tc>
       </w:tr>
     </w:tbl>
@@ -5930,7 +5966,7 @@
             <w:pPr>
               <w:spacing w:after="20" w:before="0"/>
             </w:pPr>
-            <w:hyperlink w:history="1" r:id="rIdy5dz9e_wd4vbqihoqkcpq">
+            <w:hyperlink w:history="1" r:id="rIdymxzxxb21lqsyfgr69ulw">
               <w:r>
                 <w:rPr>
                   <w:rFonts w:ascii="Arial" w:cs="Arial" w:eastAsia="Arial" w:hAnsi="Arial"/>
@@ -5963,7 +5999,7 @@
               <w:spacing w:after="10" w:before="0"/>
               <w:ind w:left="120"/>
             </w:pPr>
-            <w:hyperlink w:history="1" r:id="rId_amun9bvap055w1tho7x5">
+            <w:hyperlink w:history="1" r:id="rIdvolz1lm54olrn3ckvu3xl">
               <w:r>
                 <w:rPr>
                   <w:rFonts w:ascii="Arial" w:cs="Arial" w:eastAsia="Arial" w:hAnsi="Arial"/>
@@ -6008,7 +6044,7 @@
             <w:pPr>
               <w:spacing w:after="20" w:before="0"/>
             </w:pPr>
-            <w:hyperlink w:history="1" r:id="rIdfqwy1bhq_t6q6teq36y-r">
+            <w:hyperlink w:history="1" r:id="rId6pei8u7drq9vkfdlronh4">
               <w:r>
                 <w:rPr>
                   <w:rFonts w:ascii="Arial" w:cs="Arial" w:eastAsia="Arial" w:hAnsi="Arial"/>
@@ -6041,7 +6077,7 @@
               <w:spacing w:after="10" w:before="0"/>
               <w:ind w:left="120"/>
             </w:pPr>
-            <w:hyperlink w:history="1" r:id="rIdvwxbjn62bhytzdksgqrro">
+            <w:hyperlink w:history="1" r:id="rIdewdybpph-ttv3ujy1kb1q">
               <w:r>
                 <w:rPr>
                   <w:rFonts w:ascii="Arial" w:cs="Arial" w:eastAsia="Arial" w:hAnsi="Arial"/>
@@ -6236,7 +6272,7 @@
             <w:pPr>
               <w:spacing w:after="20" w:before="0"/>
             </w:pPr>
-            <w:hyperlink w:history="1" r:id="rIdjfmwywoqkrmb9kmyf1yyy">
+            <w:hyperlink w:history="1" r:id="rIdw_-esvep4lacidbpn7i84">
               <w:r>
                 <w:rPr>
                   <w:rFonts w:ascii="Arial" w:cs="Arial" w:eastAsia="Arial" w:hAnsi="Arial"/>
@@ -6269,7 +6305,7 @@
               <w:spacing w:after="10" w:before="0"/>
               <w:ind w:left="120"/>
             </w:pPr>
-            <w:hyperlink w:history="1" r:id="rIdyxp9qtrtsbi4xxvwtoeky">
+            <w:hyperlink w:history="1" r:id="rIdlld7bwwpvtcgpcnc9ltnb">
               <w:r>
                 <w:rPr>
                   <w:rFonts w:ascii="Arial" w:cs="Arial" w:eastAsia="Arial" w:hAnsi="Arial"/>
@@ -6314,7 +6350,7 @@
             <w:pPr>
               <w:spacing w:after="20" w:before="0"/>
             </w:pPr>
-            <w:hyperlink w:history="1" r:id="rIdmzgesnk660yga36iiupct">
+            <w:hyperlink w:history="1" r:id="rIdav8zxhdlix-gug_6feo3w">
               <w:r>
                 <w:rPr>
                   <w:rFonts w:ascii="Arial" w:cs="Arial" w:eastAsia="Arial" w:hAnsi="Arial"/>
@@ -6347,7 +6383,7 @@
               <w:spacing w:after="10" w:before="0"/>
               <w:ind w:left="120"/>
             </w:pPr>
-            <w:hyperlink w:history="1" r:id="rId7eydf4u9b6lnzoxbirn8v">
+            <w:hyperlink w:history="1" r:id="rId-rc6ciq9cfmjmmtbtcnt4">
               <w:r>
                 <w:rPr>
                   <w:rFonts w:ascii="Arial" w:cs="Arial" w:eastAsia="Arial" w:hAnsi="Arial"/>
@@ -6542,7 +6578,7 @@
             <w:pPr>
               <w:spacing w:after="20" w:before="0"/>
             </w:pPr>
-            <w:hyperlink w:history="1" r:id="rId5q7j6wiofyhwtv83i9hee">
+            <w:hyperlink w:history="1" r:id="rIdkxmjisf0zkfpg6ysydvfx">
               <w:r>
                 <w:rPr>
                   <w:rFonts w:ascii="Arial" w:cs="Arial" w:eastAsia="Arial" w:hAnsi="Arial"/>
@@ -6575,7 +6611,7 @@
               <w:spacing w:after="10" w:before="0"/>
               <w:ind w:left="120"/>
             </w:pPr>
-            <w:hyperlink w:history="1" r:id="rId6zokmadzivt4zgg5f2yh0">
+            <w:hyperlink w:history="1" r:id="rId5nhan4qbil6zcnksjuab-">
               <w:r>
                 <w:rPr>
                   <w:rFonts w:ascii="Arial" w:cs="Arial" w:eastAsia="Arial" w:hAnsi="Arial"/>
@@ -6620,7 +6656,7 @@
             <w:pPr>
               <w:spacing w:after="20" w:before="0"/>
             </w:pPr>
-            <w:hyperlink w:history="1" r:id="rIdhjmbvc0dwtrs1uf77dpnz">
+            <w:hyperlink w:history="1" r:id="rIdlehq1ehgfhn11jwsddtwb">
               <w:r>
                 <w:rPr>
                   <w:rFonts w:ascii="Arial" w:cs="Arial" w:eastAsia="Arial" w:hAnsi="Arial"/>
@@ -6653,7 +6689,7 @@
               <w:spacing w:after="10" w:before="0"/>
               <w:ind w:left="120"/>
             </w:pPr>
-            <w:hyperlink w:history="1" r:id="rIdbcddvalfarxlgrz2s20q8">
+            <w:hyperlink w:history="1" r:id="rIducu-1xs-bolcdwfyxandi">
               <w:r>
                 <w:rPr>
                   <w:rFonts w:ascii="Arial" w:cs="Arial" w:eastAsia="Arial" w:hAnsi="Arial"/>
@@ -6848,7 +6884,7 @@
             <w:pPr>
               <w:spacing w:after="20" w:before="0"/>
             </w:pPr>
-            <w:hyperlink w:history="1" r:id="rIdvdqnuryjsr9ni4pvhchr1">
+            <w:hyperlink w:history="1" r:id="rIdn6g0eqtfo7lmevilrri94">
               <w:r>
                 <w:rPr>
                   <w:rFonts w:ascii="Arial" w:cs="Arial" w:eastAsia="Arial" w:hAnsi="Arial"/>
@@ -6881,7 +6917,7 @@
               <w:spacing w:after="10" w:before="0"/>
               <w:ind w:left="120"/>
             </w:pPr>
-            <w:hyperlink w:history="1" r:id="rIdtls_mc5wm5lvofjhgxafn">
+            <w:hyperlink w:history="1" r:id="rIdb0556dkwpzh427o0jbin5">
               <w:r>
                 <w:rPr>
                   <w:rFonts w:ascii="Arial" w:cs="Arial" w:eastAsia="Arial" w:hAnsi="Arial"/>
@@ -6926,7 +6962,7 @@
             <w:pPr>
               <w:spacing w:after="20" w:before="0"/>
             </w:pPr>
-            <w:hyperlink w:history="1" r:id="rIdw3pr9tn4rlfflkior-54g">
+            <w:hyperlink w:history="1" r:id="rId454rqgwci4apkixecnjpm">
               <w:r>
                 <w:rPr>
                   <w:rFonts w:ascii="Arial" w:cs="Arial" w:eastAsia="Arial" w:hAnsi="Arial"/>
@@ -6959,7 +6995,7 @@
               <w:spacing w:after="10" w:before="0"/>
               <w:ind w:left="120"/>
             </w:pPr>
-            <w:hyperlink w:history="1" r:id="rIdx8k3wwrqy0u3_imcxtqtc">
+            <w:hyperlink w:history="1" r:id="rIdhxsbsl0tehgejs5qtbppl">
               <w:r>
                 <w:rPr>
                   <w:rFonts w:ascii="Arial" w:cs="Arial" w:eastAsia="Arial" w:hAnsi="Arial"/>
@@ -7154,7 +7190,7 @@
             <w:pPr>
               <w:spacing w:after="20" w:before="0"/>
             </w:pPr>
-            <w:hyperlink w:history="1" r:id="rIdl6cdgjx1kcj6697npxv0z">
+            <w:hyperlink w:history="1" r:id="rId047wcqst-hgcpshorwgbz">
               <w:r>
                 <w:rPr>
                   <w:rFonts w:ascii="Arial" w:cs="Arial" w:eastAsia="Arial" w:hAnsi="Arial"/>
@@ -7187,7 +7223,7 @@
               <w:spacing w:after="10" w:before="0"/>
               <w:ind w:left="120"/>
             </w:pPr>
-            <w:hyperlink w:history="1" r:id="rId2magswagjhfay8cvq4oqu">
+            <w:hyperlink w:history="1" r:id="rIdvowto2in6rzvgq3vw6eg7">
               <w:r>
                 <w:rPr>
                   <w:rFonts w:ascii="Arial" w:cs="Arial" w:eastAsia="Arial" w:hAnsi="Arial"/>
@@ -7232,7 +7268,7 @@
             <w:pPr>
               <w:spacing w:after="20" w:before="0"/>
             </w:pPr>
-            <w:hyperlink w:history="1" r:id="rId74pyi3cx8m9v4tcu1smoy">
+            <w:hyperlink w:history="1" r:id="rId9wct9wdxa8npjd0dvgpf9">
               <w:r>
                 <w:rPr>
                   <w:rFonts w:ascii="Arial" w:cs="Arial" w:eastAsia="Arial" w:hAnsi="Arial"/>
@@ -7265,7 +7301,7 @@
               <w:spacing w:after="10" w:before="0"/>
               <w:ind w:left="120"/>
             </w:pPr>
-            <w:hyperlink w:history="1" r:id="rIdoypv4jzbkdknc_lgmmtqe">
+            <w:hyperlink w:history="1" r:id="rIdmurxh0utfq0z2vkb5jq8-">
               <w:r>
                 <w:rPr>
                   <w:rFonts w:ascii="Arial" w:cs="Arial" w:eastAsia="Arial" w:hAnsi="Arial"/>
@@ -8360,7 +8396,25 @@
             </w:tcMar>
             <w:vAlign w:val="top"/>
           </w:tcPr>
-          <w:p/>
+          <w:p>
+            <w:pPr>
+              <w:spacing w:after="40" w:before="0"/>
+              <w:jc w:val="left"/>
+            </w:pPr>
+            <w:r>
+              <w:rPr>
+                <w:rFonts w:ascii="Arial" w:cs="Arial" w:eastAsia="Arial" w:hAnsi="Arial"/>
+                <w:b w:val="false"/>
+                <w:bCs w:val="false"/>
+                <w:i w:val="false"/>
+                <w:iCs w:val="false"/>
+                <w:color w:val="000000"/>
+                <w:sz w:val="18"/>
+                <w:szCs w:val="18"/>
+              </w:rPr>
+              <w:t xml:space="preserve">Remind students to wash hands after handling seeds and soil. Warn against putting seeds or soil near eyes or mouth. If plastic bags with boiled water are used, allow water to cool fully before sealing to avoid steam burns. Ensure all containers are labelled clearly to prevent confusion or accidental disposal.</w:t>
+            </w:r>
+          </w:p>
         </w:tc>
       </w:tr>
     </w:tbl>
@@ -8734,7 +8788,7 @@
             <w:pPr>
               <w:spacing w:after="20" w:before="0"/>
             </w:pPr>
-            <w:hyperlink w:history="1" r:id="rIdyzmf-ny_o10rtursnkyd6">
+            <w:hyperlink w:history="1" r:id="rIdhwt_sfhowu-swe0l8xzw-">
               <w:r>
                 <w:rPr>
                   <w:rFonts w:ascii="Arial" w:cs="Arial" w:eastAsia="Arial" w:hAnsi="Arial"/>
@@ -8767,7 +8821,7 @@
               <w:spacing w:after="10" w:before="0"/>
               <w:ind w:left="120"/>
             </w:pPr>
-            <w:hyperlink w:history="1" r:id="rIdvsbktvjpv-tny3dyoignb">
+            <w:hyperlink w:history="1" r:id="rId1_4tmg5w--c_gfi0cgoal">
               <w:r>
                 <w:rPr>
                   <w:rFonts w:ascii="Arial" w:cs="Arial" w:eastAsia="Arial" w:hAnsi="Arial"/>
@@ -8812,7 +8866,7 @@
             <w:pPr>
               <w:spacing w:after="20" w:before="0"/>
             </w:pPr>
-            <w:hyperlink w:history="1" r:id="rIdlxzcj894lfh1ab42hevc4">
+            <w:hyperlink w:history="1" r:id="rIdqfr9wfjwfxqgl15o6nbw0">
               <w:r>
                 <w:rPr>
                   <w:rFonts w:ascii="Arial" w:cs="Arial" w:eastAsia="Arial" w:hAnsi="Arial"/>
@@ -8845,7 +8899,7 @@
               <w:spacing w:after="10" w:before="0"/>
               <w:ind w:left="120"/>
             </w:pPr>
-            <w:hyperlink w:history="1" r:id="rIdarkpdrxvz2epldr0cagi7">
+            <w:hyperlink w:history="1" r:id="rIdrrqetyxz3o2q9mlh9jrjb">
               <w:r>
                 <w:rPr>
                   <w:rFonts w:ascii="Arial" w:cs="Arial" w:eastAsia="Arial" w:hAnsi="Arial"/>
@@ -9040,7 +9094,7 @@
             <w:pPr>
               <w:spacing w:after="20" w:before="0"/>
             </w:pPr>
-            <w:hyperlink w:history="1" r:id="rIdnpyqaszpualcmt_2sena2">
+            <w:hyperlink w:history="1" r:id="rIdlgtasrsgcoaxpvbj60eyn">
               <w:r>
                 <w:rPr>
                   <w:rFonts w:ascii="Arial" w:cs="Arial" w:eastAsia="Arial" w:hAnsi="Arial"/>
@@ -9073,7 +9127,7 @@
               <w:spacing w:after="10" w:before="0"/>
               <w:ind w:left="120"/>
             </w:pPr>
-            <w:hyperlink w:history="1" r:id="rIdnsy63ml3jlnaoj9xk8mul">
+            <w:hyperlink w:history="1" r:id="rIdttgzdmmdzb3xhta4p0oku">
               <w:r>
                 <w:rPr>
                   <w:rFonts w:ascii="Arial" w:cs="Arial" w:eastAsia="Arial" w:hAnsi="Arial"/>
@@ -9118,7 +9172,7 @@
             <w:pPr>
               <w:spacing w:after="20" w:before="0"/>
             </w:pPr>
-            <w:hyperlink w:history="1" r:id="rId4usly-tyjn1yhzp828nmp">
+            <w:hyperlink w:history="1" r:id="rIdmftxhljb-png2xf4dzqsk">
               <w:r>
                 <w:rPr>
                   <w:rFonts w:ascii="Arial" w:cs="Arial" w:eastAsia="Arial" w:hAnsi="Arial"/>
@@ -9151,7 +9205,7 @@
               <w:spacing w:after="10" w:before="0"/>
               <w:ind w:left="120"/>
             </w:pPr>
-            <w:hyperlink w:history="1" r:id="rIdzldovx0_asnaeixbjdamk">
+            <w:hyperlink w:history="1" r:id="rId4mheupld6tujfbzmsq0od">
               <w:r>
                 <w:rPr>
                   <w:rFonts w:ascii="Arial" w:cs="Arial" w:eastAsia="Arial" w:hAnsi="Arial"/>
@@ -9346,7 +9400,7 @@
             <w:pPr>
               <w:spacing w:after="20" w:before="0"/>
             </w:pPr>
-            <w:hyperlink w:history="1" r:id="rId1bbh7g_0rdjg314ej9ybd">
+            <w:hyperlink w:history="1" r:id="rIdtf8e62xvjpkhzaj256v7u">
               <w:r>
                 <w:rPr>
                   <w:rFonts w:ascii="Arial" w:cs="Arial" w:eastAsia="Arial" w:hAnsi="Arial"/>
@@ -9379,7 +9433,7 @@
               <w:spacing w:after="10" w:before="0"/>
               <w:ind w:left="120"/>
             </w:pPr>
-            <w:hyperlink w:history="1" r:id="rIdqeymin_ywvf6bb-3uynyr">
+            <w:hyperlink w:history="1" r:id="rIdbgt-r_yazvwf7z24lvgje">
               <w:r>
                 <w:rPr>
                   <w:rFonts w:ascii="Arial" w:cs="Arial" w:eastAsia="Arial" w:hAnsi="Arial"/>
@@ -9424,7 +9478,7 @@
             <w:pPr>
               <w:spacing w:after="20" w:before="0"/>
             </w:pPr>
-            <w:hyperlink w:history="1" r:id="rIdmmpeo9hsxpfms1dlh4ndf">
+            <w:hyperlink w:history="1" r:id="rId976wmmoqetgen3zvsegpl">
               <w:r>
                 <w:rPr>
                   <w:rFonts w:ascii="Arial" w:cs="Arial" w:eastAsia="Arial" w:hAnsi="Arial"/>
@@ -9457,7 +9511,7 @@
               <w:spacing w:after="10" w:before="0"/>
               <w:ind w:left="120"/>
             </w:pPr>
-            <w:hyperlink w:history="1" r:id="rIdb11hfduzwmmoupecg50wx">
+            <w:hyperlink w:history="1" r:id="rIdcn_uwnetev1k3kfd2xxes">
               <w:r>
                 <w:rPr>
                   <w:rFonts w:ascii="Arial" w:cs="Arial" w:eastAsia="Arial" w:hAnsi="Arial"/>
@@ -9652,7 +9706,7 @@
             <w:pPr>
               <w:spacing w:after="20" w:before="0"/>
             </w:pPr>
-            <w:hyperlink w:history="1" r:id="rIdjofswuhqvgka-gzwx9_5u">
+            <w:hyperlink w:history="1" r:id="rId5g1g2kuxypmjqhctw6szc">
               <w:r>
                 <w:rPr>
                   <w:rFonts w:ascii="Arial" w:cs="Arial" w:eastAsia="Arial" w:hAnsi="Arial"/>
@@ -9685,7 +9739,7 @@
               <w:spacing w:after="10" w:before="0"/>
               <w:ind w:left="120"/>
             </w:pPr>
-            <w:hyperlink w:history="1" r:id="rIdx5pdrddrmzl7s5unuiylk">
+            <w:hyperlink w:history="1" r:id="rIdr2hmy4acb0aahjzz7ma6d">
               <w:r>
                 <w:rPr>
                   <w:rFonts w:ascii="Arial" w:cs="Arial" w:eastAsia="Arial" w:hAnsi="Arial"/>
@@ -9730,7 +9784,7 @@
             <w:pPr>
               <w:spacing w:after="20" w:before="0"/>
             </w:pPr>
-            <w:hyperlink w:history="1" r:id="rId6nowez4-hzn_xuak80imr">
+            <w:hyperlink w:history="1" r:id="rIdiorjb4iuqjdju4cuyv9vi">
               <w:r>
                 <w:rPr>
                   <w:rFonts w:ascii="Arial" w:cs="Arial" w:eastAsia="Arial" w:hAnsi="Arial"/>
@@ -9763,7 +9817,7 @@
               <w:spacing w:after="10" w:before="0"/>
               <w:ind w:left="120"/>
             </w:pPr>
-            <w:hyperlink w:history="1" r:id="rIdfx0_iz6mvm8gnp7n8ae9m">
+            <w:hyperlink w:history="1" r:id="rIdsflb92lgurwujru3otchg">
               <w:r>
                 <w:rPr>
                   <w:rFonts w:ascii="Arial" w:cs="Arial" w:eastAsia="Arial" w:hAnsi="Arial"/>
@@ -9958,7 +10012,7 @@
             <w:pPr>
               <w:spacing w:after="20" w:before="0"/>
             </w:pPr>
-            <w:hyperlink w:history="1" r:id="rIdybypemrfj0c3e2txm0ote">
+            <w:hyperlink w:history="1" r:id="rIdttdtqj2nsmj6ky53njahy">
               <w:r>
                 <w:rPr>
                   <w:rFonts w:ascii="Arial" w:cs="Arial" w:eastAsia="Arial" w:hAnsi="Arial"/>
@@ -9991,7 +10045,7 @@
               <w:spacing w:after="10" w:before="0"/>
               <w:ind w:left="120"/>
             </w:pPr>
-            <w:hyperlink w:history="1" r:id="rId0lcnuryqxatinubnbdezm">
+            <w:hyperlink w:history="1" r:id="rIdjuosmw_57leaekevz0ytj">
               <w:r>
                 <w:rPr>
                   <w:rFonts w:ascii="Arial" w:cs="Arial" w:eastAsia="Arial" w:hAnsi="Arial"/>
@@ -10036,7 +10090,7 @@
             <w:pPr>
               <w:spacing w:after="20" w:before="0"/>
             </w:pPr>
-            <w:hyperlink w:history="1" r:id="rIdo9imr8opcltxkg9j6axhj">
+            <w:hyperlink w:history="1" r:id="rIdsggib1zahqp11-2j9dqlu">
               <w:r>
                 <w:rPr>
                   <w:rFonts w:ascii="Arial" w:cs="Arial" w:eastAsia="Arial" w:hAnsi="Arial"/>
@@ -10069,7 +10123,7 @@
               <w:spacing w:after="10" w:before="0"/>
               <w:ind w:left="120"/>
             </w:pPr>
-            <w:hyperlink w:history="1" r:id="rIdopmdlkzioz5dsk1iooej4">
+            <w:hyperlink w:history="1" r:id="rIdekbmgndu1fpkgsmv6shgr">
               <w:r>
                 <w:rPr>
                   <w:rFonts w:ascii="Arial" w:cs="Arial" w:eastAsia="Arial" w:hAnsi="Arial"/>
@@ -11164,7 +11218,25 @@
             </w:tcMar>
             <w:vAlign w:val="top"/>
           </w:tcPr>
-          <w:p/>
+          <w:p>
+            <w:pPr>
+              <w:spacing w:after="40" w:before="0"/>
+              <w:jc w:val="left"/>
+            </w:pPr>
+            <w:r>
+              <w:rPr>
+                <w:rFonts w:ascii="Arial" w:cs="Arial" w:eastAsia="Arial" w:hAnsi="Arial"/>
+                <w:b w:val="false"/>
+                <w:bCs w:val="false"/>
+                <w:i w:val="false"/>
+                <w:iCs w:val="false"/>
+                <w:color w:val="000000"/>
+                <w:sz w:val="18"/>
+                <w:szCs w:val="18"/>
+              </w:rPr>
+              <w:t xml:space="preserve">Handle germinating seedlings gently to avoid breaking delicate radicles and plumules. Wash hands after handling soil or moist cotton wool. If transparent containers have been sealed, open carefully to avoid spills. No chemical hazards in this lesson. Students with skin sensitivities should avoid prolonged contact with moist soil; paper towels are an alternative germination medium.</w:t>
+            </w:r>
+          </w:p>
         </w:tc>
       </w:tr>
     </w:tbl>
@@ -11538,7 +11610,7 @@
             <w:pPr>
               <w:spacing w:after="20" w:before="0"/>
             </w:pPr>
-            <w:hyperlink w:history="1" r:id="rIdcu5nmneeqlviuq6vda-gi">
+            <w:hyperlink w:history="1" r:id="rIdlala9qktsifxaj-lm6dhl">
               <w:r>
                 <w:rPr>
                   <w:rFonts w:ascii="Arial" w:cs="Arial" w:eastAsia="Arial" w:hAnsi="Arial"/>
@@ -11571,7 +11643,7 @@
               <w:spacing w:after="10" w:before="0"/>
               <w:ind w:left="120"/>
             </w:pPr>
-            <w:hyperlink w:history="1" r:id="rIdlhffwugk8v7bepjqpal4z">
+            <w:hyperlink w:history="1" r:id="rIdgwvxiitakqjzczm0avkjd">
               <w:r>
                 <w:rPr>
                   <w:rFonts w:ascii="Arial" w:cs="Arial" w:eastAsia="Arial" w:hAnsi="Arial"/>
@@ -11616,7 +11688,7 @@
             <w:pPr>
               <w:spacing w:after="20" w:before="0"/>
             </w:pPr>
-            <w:hyperlink w:history="1" r:id="rIday2-aw6rjirjktilczhb8">
+            <w:hyperlink w:history="1" r:id="rIdz-debqgaayrraoqacbl2u">
               <w:r>
                 <w:rPr>
                   <w:rFonts w:ascii="Arial" w:cs="Arial" w:eastAsia="Arial" w:hAnsi="Arial"/>
@@ -11649,7 +11721,7 @@
               <w:spacing w:after="10" w:before="0"/>
               <w:ind w:left="120"/>
             </w:pPr>
-            <w:hyperlink w:history="1" r:id="rIdkhhzr14tevmcc42y1ccal">
+            <w:hyperlink w:history="1" r:id="rIdtopzondnaldpzowo6bxjj">
               <w:r>
                 <w:rPr>
                   <w:rFonts w:ascii="Arial" w:cs="Arial" w:eastAsia="Arial" w:hAnsi="Arial"/>
@@ -11844,7 +11916,7 @@
             <w:pPr>
               <w:spacing w:after="20" w:before="0"/>
             </w:pPr>
-            <w:hyperlink w:history="1" r:id="rIdkkxmwnq_8lxtmjjnsda8k">
+            <w:hyperlink w:history="1" r:id="rIduhqmyp5h3tmtho2haby1z">
               <w:r>
                 <w:rPr>
                   <w:rFonts w:ascii="Arial" w:cs="Arial" w:eastAsia="Arial" w:hAnsi="Arial"/>
@@ -11877,7 +11949,7 @@
               <w:spacing w:after="10" w:before="0"/>
               <w:ind w:left="120"/>
             </w:pPr>
-            <w:hyperlink w:history="1" r:id="rIdqzksgq8fzicdkq5ufthph">
+            <w:hyperlink w:history="1" r:id="rIdn_jvptpom71i-zg7rysd_">
               <w:r>
                 <w:rPr>
                   <w:rFonts w:ascii="Arial" w:cs="Arial" w:eastAsia="Arial" w:hAnsi="Arial"/>
@@ -11922,7 +11994,7 @@
             <w:pPr>
               <w:spacing w:after="20" w:before="0"/>
             </w:pPr>
-            <w:hyperlink w:history="1" r:id="rIdhsbup-hurcabwbakgeeui">
+            <w:hyperlink w:history="1" r:id="rId9vghikrbiwwgtzhwrib2a">
               <w:r>
                 <w:rPr>
                   <w:rFonts w:ascii="Arial" w:cs="Arial" w:eastAsia="Arial" w:hAnsi="Arial"/>
@@ -11955,7 +12027,7 @@
               <w:spacing w:after="10" w:before="0"/>
               <w:ind w:left="120"/>
             </w:pPr>
-            <w:hyperlink w:history="1" r:id="rIdxp44hltxqa_iz1jlh7q3t">
+            <w:hyperlink w:history="1" r:id="rIdlx_ecm8ktdhvtyob1aqb6">
               <w:r>
                 <w:rPr>
                   <w:rFonts w:ascii="Arial" w:cs="Arial" w:eastAsia="Arial" w:hAnsi="Arial"/>
@@ -12150,7 +12222,7 @@
             <w:pPr>
               <w:spacing w:after="20" w:before="0"/>
             </w:pPr>
-            <w:hyperlink w:history="1" r:id="rIdniz5uc-s7hhq70lr62a-b">
+            <w:hyperlink w:history="1" r:id="rIdhfjqqk-lp6t5fq3xwo3g8">
               <w:r>
                 <w:rPr>
                   <w:rFonts w:ascii="Arial" w:cs="Arial" w:eastAsia="Arial" w:hAnsi="Arial"/>
@@ -12183,7 +12255,7 @@
               <w:spacing w:after="10" w:before="0"/>
               <w:ind w:left="120"/>
             </w:pPr>
-            <w:hyperlink w:history="1" r:id="rIdirprqyurict-_vmjhr__o">
+            <w:hyperlink w:history="1" r:id="rIdgok7adlyj6tmp07wywi_-">
               <w:r>
                 <w:rPr>
                   <w:rFonts w:ascii="Arial" w:cs="Arial" w:eastAsia="Arial" w:hAnsi="Arial"/>
@@ -12228,7 +12300,7 @@
             <w:pPr>
               <w:spacing w:after="20" w:before="0"/>
             </w:pPr>
-            <w:hyperlink w:history="1" r:id="rIdr5qv8crwlsnzqisfiwlig">
+            <w:hyperlink w:history="1" r:id="rIdxbgnikgq3fezim_s44shn">
               <w:r>
                 <w:rPr>
                   <w:rFonts w:ascii="Arial" w:cs="Arial" w:eastAsia="Arial" w:hAnsi="Arial"/>
@@ -12261,7 +12333,7 @@
               <w:spacing w:after="10" w:before="0"/>
               <w:ind w:left="120"/>
             </w:pPr>
-            <w:hyperlink w:history="1" r:id="rIdhh2vjsb_v6bqyvwcmsjth">
+            <w:hyperlink w:history="1" r:id="rIdqrgaf_y_ao5ct4j6y5orh">
               <w:r>
                 <w:rPr>
                   <w:rFonts w:ascii="Arial" w:cs="Arial" w:eastAsia="Arial" w:hAnsi="Arial"/>
@@ -12456,7 +12528,7 @@
             <w:pPr>
               <w:spacing w:after="20" w:before="0"/>
             </w:pPr>
-            <w:hyperlink w:history="1" r:id="rIdtziynrqibaap0ie2fsri6">
+            <w:hyperlink w:history="1" r:id="rIdsqzna7vjx-dv3oyoslavv">
               <w:r>
                 <w:rPr>
                   <w:rFonts w:ascii="Arial" w:cs="Arial" w:eastAsia="Arial" w:hAnsi="Arial"/>
@@ -12489,7 +12561,7 @@
               <w:spacing w:after="10" w:before="0"/>
               <w:ind w:left="120"/>
             </w:pPr>
-            <w:hyperlink w:history="1" r:id="rId8znwbp83w9rg2214yvwi0">
+            <w:hyperlink w:history="1" r:id="rIdd9bsyk5bo8siskiopn3jy">
               <w:r>
                 <w:rPr>
                   <w:rFonts w:ascii="Arial" w:cs="Arial" w:eastAsia="Arial" w:hAnsi="Arial"/>
@@ -12534,7 +12606,7 @@
             <w:pPr>
               <w:spacing w:after="20" w:before="0"/>
             </w:pPr>
-            <w:hyperlink w:history="1" r:id="rIdjyit4ek7i5kgfey0fagqj">
+            <w:hyperlink w:history="1" r:id="rIdgxbhemp96ayrhy9z8ggey">
               <w:r>
                 <w:rPr>
                   <w:rFonts w:ascii="Arial" w:cs="Arial" w:eastAsia="Arial" w:hAnsi="Arial"/>
@@ -12567,7 +12639,7 @@
               <w:spacing w:after="10" w:before="0"/>
               <w:ind w:left="120"/>
             </w:pPr>
-            <w:hyperlink w:history="1" r:id="rIdwwcengxgo8w54ecjvds2q">
+            <w:hyperlink w:history="1" r:id="rIdedcyp0ckfrvx6cjmzlhq9">
               <w:r>
                 <w:rPr>
                   <w:rFonts w:ascii="Arial" w:cs="Arial" w:eastAsia="Arial" w:hAnsi="Arial"/>
@@ -12762,7 +12834,7 @@
             <w:pPr>
               <w:spacing w:after="20" w:before="0"/>
             </w:pPr>
-            <w:hyperlink w:history="1" r:id="rIdvdngwhkjoqldcpqh6bt0n">
+            <w:hyperlink w:history="1" r:id="rIdoovjh8myhzxjafuiaggs-">
               <w:r>
                 <w:rPr>
                   <w:rFonts w:ascii="Arial" w:cs="Arial" w:eastAsia="Arial" w:hAnsi="Arial"/>
@@ -12795,7 +12867,7 @@
               <w:spacing w:after="10" w:before="0"/>
               <w:ind w:left="120"/>
             </w:pPr>
-            <w:hyperlink w:history="1" r:id="rIdavyx-qcc644vh3u-f7w7m">
+            <w:hyperlink w:history="1" r:id="rId94kuwjxzmjsfh2lthldi0">
               <w:r>
                 <w:rPr>
                   <w:rFonts w:ascii="Arial" w:cs="Arial" w:eastAsia="Arial" w:hAnsi="Arial"/>
@@ -12840,7 +12912,7 @@
             <w:pPr>
               <w:spacing w:after="20" w:before="0"/>
             </w:pPr>
-            <w:hyperlink w:history="1" r:id="rIdonjbmj2unxm2mrw4td1bw">
+            <w:hyperlink w:history="1" r:id="rIdnfkz_uukb0xlnr2_moc02">
               <w:r>
                 <w:rPr>
                   <w:rFonts w:ascii="Arial" w:cs="Arial" w:eastAsia="Arial" w:hAnsi="Arial"/>
@@ -12873,7 +12945,7 @@
               <w:spacing w:after="10" w:before="0"/>
               <w:ind w:left="120"/>
             </w:pPr>
-            <w:hyperlink w:history="1" r:id="rIdo4cjmsbqxnqjb-e_yfnqg">
+            <w:hyperlink w:history="1" r:id="rIdxcgdfcjbbswr1fso4vdg3">
               <w:r>
                 <w:rPr>
                   <w:rFonts w:ascii="Arial" w:cs="Arial" w:eastAsia="Arial" w:hAnsi="Arial"/>
@@ -13968,7 +14040,25 @@
             </w:tcMar>
             <w:vAlign w:val="top"/>
           </w:tcPr>
-          <w:p/>
+          <w:p>
+            <w:pPr>
+              <w:spacing w:after="40" w:before="0"/>
+              <w:jc w:val="left"/>
+            </w:pPr>
+            <w:r>
+              <w:rPr>
+                <w:rFonts w:ascii="Arial" w:cs="Arial" w:eastAsia="Arial" w:hAnsi="Arial"/>
+                <w:b w:val="false"/>
+                <w:bCs w:val="false"/>
+                <w:i w:val="false"/>
+                <w:iCs w:val="false"/>
+                <w:color w:val="000000"/>
+                <w:sz w:val="18"/>
+                <w:szCs w:val="18"/>
+              </w:rPr>
+              <w:t xml:space="preserve">Handle fresh stem cross-sections with care; if razor blades or scalpels are used by the teacher to prepare sections, students must not handle cutting instruments — pre-cut sections should be prepared before class. Wash hands after handling plant material. If a mango twig is sourced from outside, check for latex sap that may irritate sensitive skin.</w:t>
+            </w:r>
+          </w:p>
         </w:tc>
       </w:tr>
     </w:tbl>
@@ -14342,7 +14432,7 @@
             <w:pPr>
               <w:spacing w:after="20" w:before="0"/>
             </w:pPr>
-            <w:hyperlink w:history="1" r:id="rIdl0l7eaxffswqualtgznyg">
+            <w:hyperlink w:history="1" r:id="rIdvvqngcexcgpikoodopaq4">
               <w:r>
                 <w:rPr>
                   <w:rFonts w:ascii="Arial" w:cs="Arial" w:eastAsia="Arial" w:hAnsi="Arial"/>
@@ -14375,7 +14465,7 @@
               <w:spacing w:after="10" w:before="0"/>
               <w:ind w:left="120"/>
             </w:pPr>
-            <w:hyperlink w:history="1" r:id="rIde9zwcj1ahl6jrx5c21iqr">
+            <w:hyperlink w:history="1" r:id="rIdm7q1xl4gfgtaruezcg65t">
               <w:r>
                 <w:rPr>
                   <w:rFonts w:ascii="Arial" w:cs="Arial" w:eastAsia="Arial" w:hAnsi="Arial"/>
@@ -14420,7 +14510,7 @@
             <w:pPr>
               <w:spacing w:after="20" w:before="0"/>
             </w:pPr>
-            <w:hyperlink w:history="1" r:id="rIdzkwe0wcdt1brf7gqiip5t">
+            <w:hyperlink w:history="1" r:id="rIdfnubxypdmzd383oladknl">
               <w:r>
                 <w:rPr>
                   <w:rFonts w:ascii="Arial" w:cs="Arial" w:eastAsia="Arial" w:hAnsi="Arial"/>
@@ -14453,7 +14543,7 @@
               <w:spacing w:after="10" w:before="0"/>
               <w:ind w:left="120"/>
             </w:pPr>
-            <w:hyperlink w:history="1" r:id="rId7swdrfjydayobgdj4-d5m">
+            <w:hyperlink w:history="1" r:id="rIdoub3st80_qbigyk3bbypi">
               <w:r>
                 <w:rPr>
                   <w:rFonts w:ascii="Arial" w:cs="Arial" w:eastAsia="Arial" w:hAnsi="Arial"/>
@@ -14648,7 +14738,7 @@
             <w:pPr>
               <w:spacing w:after="20" w:before="0"/>
             </w:pPr>
-            <w:hyperlink w:history="1" r:id="rIdmmwpfiuhtp8pm4mh1scqj">
+            <w:hyperlink w:history="1" r:id="rId79k0lryd2z52ey-si7euu">
               <w:r>
                 <w:rPr>
                   <w:rFonts w:ascii="Arial" w:cs="Arial" w:eastAsia="Arial" w:hAnsi="Arial"/>
@@ -14681,7 +14771,7 @@
               <w:spacing w:after="10" w:before="0"/>
               <w:ind w:left="120"/>
             </w:pPr>
-            <w:hyperlink w:history="1" r:id="rIdewpkyi1inl9z60izujpyr">
+            <w:hyperlink w:history="1" r:id="rIdmkvaameqndnzxxn4wfppv">
               <w:r>
                 <w:rPr>
                   <w:rFonts w:ascii="Arial" w:cs="Arial" w:eastAsia="Arial" w:hAnsi="Arial"/>
@@ -14726,7 +14816,7 @@
             <w:pPr>
               <w:spacing w:after="20" w:before="0"/>
             </w:pPr>
-            <w:hyperlink w:history="1" r:id="rIds4fxpax4km1-w1cgvcc2p">
+            <w:hyperlink w:history="1" r:id="rIdooqp5illb1wcxoqgg-vjg">
               <w:r>
                 <w:rPr>
                   <w:rFonts w:ascii="Arial" w:cs="Arial" w:eastAsia="Arial" w:hAnsi="Arial"/>
@@ -14759,7 +14849,7 @@
               <w:spacing w:after="10" w:before="0"/>
               <w:ind w:left="120"/>
             </w:pPr>
-            <w:hyperlink w:history="1" r:id="rIdrot9gi1bdqzzm2zyxyi1x">
+            <w:hyperlink w:history="1" r:id="rIdrrlcwp2rgwn5xwxrpslxc">
               <w:r>
                 <w:rPr>
                   <w:rFonts w:ascii="Arial" w:cs="Arial" w:eastAsia="Arial" w:hAnsi="Arial"/>
@@ -14954,7 +15044,7 @@
             <w:pPr>
               <w:spacing w:after="20" w:before="0"/>
             </w:pPr>
-            <w:hyperlink w:history="1" r:id="rIdac2nxx2juti5f74qvitl6">
+            <w:hyperlink w:history="1" r:id="rIdaibfnpa8gqpu2088gaqfr">
               <w:r>
                 <w:rPr>
                   <w:rFonts w:ascii="Arial" w:cs="Arial" w:eastAsia="Arial" w:hAnsi="Arial"/>
@@ -14987,7 +15077,7 @@
               <w:spacing w:after="10" w:before="0"/>
               <w:ind w:left="120"/>
             </w:pPr>
-            <w:hyperlink w:history="1" r:id="rIdy3d96_dr-jdjtrsoxjvfl">
+            <w:hyperlink w:history="1" r:id="rIddudzqsb46ktlbbppf2cst">
               <w:r>
                 <w:rPr>
                   <w:rFonts w:ascii="Arial" w:cs="Arial" w:eastAsia="Arial" w:hAnsi="Arial"/>
@@ -15032,7 +15122,7 @@
             <w:pPr>
               <w:spacing w:after="20" w:before="0"/>
             </w:pPr>
-            <w:hyperlink w:history="1" r:id="rId4ijknh2zwzxd9g4vrthyw">
+            <w:hyperlink w:history="1" r:id="rIdncdoopspxcyndr73krmp2">
               <w:r>
                 <w:rPr>
                   <w:rFonts w:ascii="Arial" w:cs="Arial" w:eastAsia="Arial" w:hAnsi="Arial"/>
@@ -15065,7 +15155,7 @@
               <w:spacing w:after="10" w:before="0"/>
               <w:ind w:left="120"/>
             </w:pPr>
-            <w:hyperlink w:history="1" r:id="rIdpef_no5bfqxqhhsawgxad">
+            <w:hyperlink w:history="1" r:id="rIdghh5tx4rtydvgi4l83l6-">
               <w:r>
                 <w:rPr>
                   <w:rFonts w:ascii="Arial" w:cs="Arial" w:eastAsia="Arial" w:hAnsi="Arial"/>
@@ -15260,7 +15350,7 @@
             <w:pPr>
               <w:spacing w:after="20" w:before="0"/>
             </w:pPr>
-            <w:hyperlink w:history="1" r:id="rIdlv8x9jeamlcm3_zszjctr">
+            <w:hyperlink w:history="1" r:id="rIdvcetnlqrwm7j3i_gv1brc">
               <w:r>
                 <w:rPr>
                   <w:rFonts w:ascii="Arial" w:cs="Arial" w:eastAsia="Arial" w:hAnsi="Arial"/>
@@ -15293,7 +15383,7 @@
               <w:spacing w:after="10" w:before="0"/>
               <w:ind w:left="120"/>
             </w:pPr>
-            <w:hyperlink w:history="1" r:id="rIdzrxmhoghcrhrsdmfhc2mt">
+            <w:hyperlink w:history="1" r:id="rIdv6zs02fch6boygqvtajrj">
               <w:r>
                 <w:rPr>
                   <w:rFonts w:ascii="Arial" w:cs="Arial" w:eastAsia="Arial" w:hAnsi="Arial"/>
@@ -15338,7 +15428,7 @@
             <w:pPr>
               <w:spacing w:after="20" w:before="0"/>
             </w:pPr>
-            <w:hyperlink w:history="1" r:id="rIdeaimczruqhnok6sbc07si">
+            <w:hyperlink w:history="1" r:id="rId7xae__xb8nh3rhxhm9hf5">
               <w:r>
                 <w:rPr>
                   <w:rFonts w:ascii="Arial" w:cs="Arial" w:eastAsia="Arial" w:hAnsi="Arial"/>
@@ -15371,7 +15461,7 @@
               <w:spacing w:after="10" w:before="0"/>
               <w:ind w:left="120"/>
             </w:pPr>
-            <w:hyperlink w:history="1" r:id="rIdnjzvtei7ohsnpe08diekm">
+            <w:hyperlink w:history="1" r:id="rIdb0eeavsk86larumfhaq-g">
               <w:r>
                 <w:rPr>
                   <w:rFonts w:ascii="Arial" w:cs="Arial" w:eastAsia="Arial" w:hAnsi="Arial"/>
@@ -15566,7 +15656,7 @@
             <w:pPr>
               <w:spacing w:after="20" w:before="0"/>
             </w:pPr>
-            <w:hyperlink w:history="1" r:id="rIdamvmdsk76irnzoecgr1am">
+            <w:hyperlink w:history="1" r:id="rIdmh-_uqryv5ejekl5m0u3d">
               <w:r>
                 <w:rPr>
                   <w:rFonts w:ascii="Arial" w:cs="Arial" w:eastAsia="Arial" w:hAnsi="Arial"/>
@@ -15599,7 +15689,7 @@
               <w:spacing w:after="10" w:before="0"/>
               <w:ind w:left="120"/>
             </w:pPr>
-            <w:hyperlink w:history="1" r:id="rIdpvw_6nxhdcif5to2ojtp-">
+            <w:hyperlink w:history="1" r:id="rIdbf48ocjlc-ccsroxlj1c3">
               <w:r>
                 <w:rPr>
                   <w:rFonts w:ascii="Arial" w:cs="Arial" w:eastAsia="Arial" w:hAnsi="Arial"/>
@@ -15644,7 +15734,7 @@
             <w:pPr>
               <w:spacing w:after="20" w:before="0"/>
             </w:pPr>
-            <w:hyperlink w:history="1" r:id="rIdhxrps34ivutiwmngvh6jd">
+            <w:hyperlink w:history="1" r:id="rId-i55gl2ns3hgig1bnp7wc">
               <w:r>
                 <w:rPr>
                   <w:rFonts w:ascii="Arial" w:cs="Arial" w:eastAsia="Arial" w:hAnsi="Arial"/>
@@ -15677,7 +15767,7 @@
               <w:spacing w:after="10" w:before="0"/>
               <w:ind w:left="120"/>
             </w:pPr>
-            <w:hyperlink w:history="1" r:id="rIdesh-lmvnb1oafuweq_i5j">
+            <w:hyperlink w:history="1" r:id="rId5vhtndbb9--3e3pm1k3m-">
               <w:r>
                 <w:rPr>
                   <w:rFonts w:ascii="Arial" w:cs="Arial" w:eastAsia="Arial" w:hAnsi="Arial"/>
@@ -16772,7 +16862,25 @@
             </w:tcMar>
             <w:vAlign w:val="top"/>
           </w:tcPr>
-          <w:p/>
+          <w:p>
+            <w:pPr>
+              <w:spacing w:after="40" w:before="0"/>
+              <w:jc w:val="left"/>
+            </w:pPr>
+            <w:r>
+              <w:rPr>
+                <w:rFonts w:ascii="Arial" w:cs="Arial" w:eastAsia="Arial" w:hAnsi="Arial"/>
+                <w:b w:val="false"/>
+                <w:bCs w:val="false"/>
+                <w:i w:val="false"/>
+                <w:iCs w:val="false"/>
+                <w:color w:val="000000"/>
+                <w:sz w:val="18"/>
+                <w:szCs w:val="18"/>
+              </w:rPr>
+              <w:t xml:space="preserve">No chemical hazards in this lesson. If using potted seedlings for the phototropism demonstration, handle pots carefully to avoid soil spills. Students with plant allergies should be seated away from any live plant material. Wash hands after handling soil or plant material.</w:t>
+            </w:r>
+          </w:p>
         </w:tc>
       </w:tr>
     </w:tbl>
@@ -17146,7 +17254,7 @@
             <w:pPr>
               <w:spacing w:after="20" w:before="0"/>
             </w:pPr>
-            <w:hyperlink w:history="1" r:id="rIdo7ylw1b0ea3fho8emib-x">
+            <w:hyperlink w:history="1" r:id="rId6nmn33raxchvnkoa8l0ye">
               <w:r>
                 <w:rPr>
                   <w:rFonts w:ascii="Arial" w:cs="Arial" w:eastAsia="Arial" w:hAnsi="Arial"/>
@@ -17179,7 +17287,7 @@
               <w:spacing w:after="10" w:before="0"/>
               <w:ind w:left="120"/>
             </w:pPr>
-            <w:hyperlink w:history="1" r:id="rIdutjh8uvjddthfuqithrxw">
+            <w:hyperlink w:history="1" r:id="rIdhfipp0venb0-khqypdo0x">
               <w:r>
                 <w:rPr>
                   <w:rFonts w:ascii="Arial" w:cs="Arial" w:eastAsia="Arial" w:hAnsi="Arial"/>
@@ -17224,7 +17332,7 @@
             <w:pPr>
               <w:spacing w:after="20" w:before="0"/>
             </w:pPr>
-            <w:hyperlink w:history="1" r:id="rId-soow1k6pkq1ma9dz8o9k">
+            <w:hyperlink w:history="1" r:id="rIdatofp2q4hzy4px4w4ory9">
               <w:r>
                 <w:rPr>
                   <w:rFonts w:ascii="Arial" w:cs="Arial" w:eastAsia="Arial" w:hAnsi="Arial"/>
@@ -17257,7 +17365,7 @@
               <w:spacing w:after="10" w:before="0"/>
               <w:ind w:left="120"/>
             </w:pPr>
-            <w:hyperlink w:history="1" r:id="rIdefnwbprt9rumf3lqho6qm">
+            <w:hyperlink w:history="1" r:id="rIdqn9rkjznv6ges97ccp67x">
               <w:r>
                 <w:rPr>
                   <w:rFonts w:ascii="Arial" w:cs="Arial" w:eastAsia="Arial" w:hAnsi="Arial"/>
@@ -17452,7 +17560,7 @@
             <w:pPr>
               <w:spacing w:after="20" w:before="0"/>
             </w:pPr>
-            <w:hyperlink w:history="1" r:id="rIdsyndidwyuv8bjpzjpefat">
+            <w:hyperlink w:history="1" r:id="rIdkfwklkeiw_jlc7cwg1byd">
               <w:r>
                 <w:rPr>
                   <w:rFonts w:ascii="Arial" w:cs="Arial" w:eastAsia="Arial" w:hAnsi="Arial"/>
@@ -17485,7 +17593,7 @@
               <w:spacing w:after="10" w:before="0"/>
               <w:ind w:left="120"/>
             </w:pPr>
-            <w:hyperlink w:history="1" r:id="rIdonp3c7pv_nxyr1-yqgg2l">
+            <w:hyperlink w:history="1" r:id="rId4eh_htrv6vak1df4oorrb">
               <w:r>
                 <w:rPr>
                   <w:rFonts w:ascii="Arial" w:cs="Arial" w:eastAsia="Arial" w:hAnsi="Arial"/>
@@ -17530,7 +17638,7 @@
             <w:pPr>
               <w:spacing w:after="20" w:before="0"/>
             </w:pPr>
-            <w:hyperlink w:history="1" r:id="rId9nztgfkprpxd560ku49e_">
+            <w:hyperlink w:history="1" r:id="rIdsi7dg8wes-ec0mz5ki6ho">
               <w:r>
                 <w:rPr>
                   <w:rFonts w:ascii="Arial" w:cs="Arial" w:eastAsia="Arial" w:hAnsi="Arial"/>
@@ -17563,7 +17671,7 @@
               <w:spacing w:after="10" w:before="0"/>
               <w:ind w:left="120"/>
             </w:pPr>
-            <w:hyperlink w:history="1" r:id="rIdf2inwfcolwwrri5fkunnd">
+            <w:hyperlink w:history="1" r:id="rIdrkxdrujrnj9xag7sqibat">
               <w:r>
                 <w:rPr>
                   <w:rFonts w:ascii="Arial" w:cs="Arial" w:eastAsia="Arial" w:hAnsi="Arial"/>
@@ -17758,7 +17866,7 @@
             <w:pPr>
               <w:spacing w:after="20" w:before="0"/>
             </w:pPr>
-            <w:hyperlink w:history="1" r:id="rId5h_cltzlw01ij1myfbxle">
+            <w:hyperlink w:history="1" r:id="rIdm7ifrz2mjsepbm0nte2og">
               <w:r>
                 <w:rPr>
                   <w:rFonts w:ascii="Arial" w:cs="Arial" w:eastAsia="Arial" w:hAnsi="Arial"/>
@@ -17791,7 +17899,7 @@
               <w:spacing w:after="10" w:before="0"/>
               <w:ind w:left="120"/>
             </w:pPr>
-            <w:hyperlink w:history="1" r:id="rIdcpotomqp3ldocl4uorn_4">
+            <w:hyperlink w:history="1" r:id="rIdn4t89nt3nzvcdvdk5t7k4">
               <w:r>
                 <w:rPr>
                   <w:rFonts w:ascii="Arial" w:cs="Arial" w:eastAsia="Arial" w:hAnsi="Arial"/>
@@ -17836,7 +17944,7 @@
             <w:pPr>
               <w:spacing w:after="20" w:before="0"/>
             </w:pPr>
-            <w:hyperlink w:history="1" r:id="rIdxu3krv2s_rqlz6n1yxyrb">
+            <w:hyperlink w:history="1" r:id="rIdkcdr8tf3o73izqdhkomur">
               <w:r>
                 <w:rPr>
                   <w:rFonts w:ascii="Arial" w:cs="Arial" w:eastAsia="Arial" w:hAnsi="Arial"/>
@@ -17869,7 +17977,7 @@
               <w:spacing w:after="10" w:before="0"/>
               <w:ind w:left="120"/>
             </w:pPr>
-            <w:hyperlink w:history="1" r:id="rIdnawalxhjo5yiqrnlkf41q">
+            <w:hyperlink w:history="1" r:id="rIdjblil3rtorstqmnm-ehbb">
               <w:r>
                 <w:rPr>
                   <w:rFonts w:ascii="Arial" w:cs="Arial" w:eastAsia="Arial" w:hAnsi="Arial"/>
@@ -18064,7 +18172,7 @@
             <w:pPr>
               <w:spacing w:after="20" w:before="0"/>
             </w:pPr>
-            <w:hyperlink w:history="1" r:id="rIdokzpnshnduur1naz_s6uu">
+            <w:hyperlink w:history="1" r:id="rIdn6de1z7gjnff7fg76blgc">
               <w:r>
                 <w:rPr>
                   <w:rFonts w:ascii="Arial" w:cs="Arial" w:eastAsia="Arial" w:hAnsi="Arial"/>
@@ -18097,7 +18205,7 @@
               <w:spacing w:after="10" w:before="0"/>
               <w:ind w:left="120"/>
             </w:pPr>
-            <w:hyperlink w:history="1" r:id="rIdkanrhczs4m9dfjqm2zekf">
+            <w:hyperlink w:history="1" r:id="rIde4q-k0njd_nd_3-p-wtyz">
               <w:r>
                 <w:rPr>
                   <w:rFonts w:ascii="Arial" w:cs="Arial" w:eastAsia="Arial" w:hAnsi="Arial"/>
@@ -18142,7 +18250,7 @@
             <w:pPr>
               <w:spacing w:after="20" w:before="0"/>
             </w:pPr>
-            <w:hyperlink w:history="1" r:id="rIdho4bbc0tvdxqo0fn06xc6">
+            <w:hyperlink w:history="1" r:id="rId5yk6xwbwrktlwv2w0gyrq">
               <w:r>
                 <w:rPr>
                   <w:rFonts w:ascii="Arial" w:cs="Arial" w:eastAsia="Arial" w:hAnsi="Arial"/>
@@ -18175,7 +18283,7 @@
               <w:spacing w:after="10" w:before="0"/>
               <w:ind w:left="120"/>
             </w:pPr>
-            <w:hyperlink w:history="1" r:id="rIdj84ilyzqsdy7z-n-_h6bh">
+            <w:hyperlink w:history="1" r:id="rIdtizn4xlqovnbu_f-_tj0a">
               <w:r>
                 <w:rPr>
                   <w:rFonts w:ascii="Arial" w:cs="Arial" w:eastAsia="Arial" w:hAnsi="Arial"/>
@@ -18370,7 +18478,7 @@
             <w:pPr>
               <w:spacing w:after="20" w:before="0"/>
             </w:pPr>
-            <w:hyperlink w:history="1" r:id="rIdzpese_gf-mcyg8v0ew1ej">
+            <w:hyperlink w:history="1" r:id="rIduordprf5d8cwbsqmyqr9z">
               <w:r>
                 <w:rPr>
                   <w:rFonts w:ascii="Arial" w:cs="Arial" w:eastAsia="Arial" w:hAnsi="Arial"/>
@@ -18403,7 +18511,7 @@
               <w:spacing w:after="10" w:before="0"/>
               <w:ind w:left="120"/>
             </w:pPr>
-            <w:hyperlink w:history="1" r:id="rIdebzo4idfehcvru9gljk_7">
+            <w:hyperlink w:history="1" r:id="rIdnhuzxtpdaifyrdbx1hew-">
               <w:r>
                 <w:rPr>
                   <w:rFonts w:ascii="Arial" w:cs="Arial" w:eastAsia="Arial" w:hAnsi="Arial"/>
@@ -18448,7 +18556,7 @@
             <w:pPr>
               <w:spacing w:after="20" w:before="0"/>
             </w:pPr>
-            <w:hyperlink w:history="1" r:id="rIdbx3i8p-blgpjsl4zhwdwd">
+            <w:hyperlink w:history="1" r:id="rIdzudcypkhfczieky94szvd">
               <w:r>
                 <w:rPr>
                   <w:rFonts w:ascii="Arial" w:cs="Arial" w:eastAsia="Arial" w:hAnsi="Arial"/>
@@ -18481,7 +18589,7 @@
               <w:spacing w:after="10" w:before="0"/>
               <w:ind w:left="120"/>
             </w:pPr>
-            <w:hyperlink w:history="1" r:id="rIdjx02igcymvfrym_kflr-p">
+            <w:hyperlink w:history="1" r:id="rIdkefc0v9tdtidbt7xyo4zq">
               <w:r>
                 <w:rPr>
                   <w:rFonts w:ascii="Arial" w:cs="Arial" w:eastAsia="Arial" w:hAnsi="Arial"/>
@@ -19576,7 +19684,25 @@
             </w:tcMar>
             <w:vAlign w:val="top"/>
           </w:tcPr>
-          <w:p/>
+          <w:p>
+            <w:pPr>
+              <w:spacing w:after="40" w:before="0"/>
+              <w:jc w:val="left"/>
+            </w:pPr>
+            <w:r>
+              <w:rPr>
+                <w:rFonts w:ascii="Arial" w:cs="Arial" w:eastAsia="Arial" w:hAnsi="Arial"/>
+                <w:b w:val="false"/>
+                <w:bCs w:val="false"/>
+                <w:i w:val="false"/>
+                <w:iCs w:val="false"/>
+                <w:color w:val="000000"/>
+                <w:sz w:val="18"/>
+                <w:szCs w:val="18"/>
+              </w:rPr>
+              <w:t xml:space="preserve">No hazardous materials are used in this lesson. If printed case study cards are used, ensure legibility for all learners. If the lesson is conducted outdoors or near a school garden for observation, remind students not to uproot or damage plants. Students with allergies to dust or pollen should be noted if plant specimens are brought indoors.</w:t>
+            </w:r>
+          </w:p>
         </w:tc>
       </w:tr>
     </w:tbl>
@@ -19950,7 +20076,7 @@
             <w:pPr>
               <w:spacing w:after="20" w:before="0"/>
             </w:pPr>
-            <w:hyperlink w:history="1" r:id="rIdb8bwhxahuyjdcnjvgldog">
+            <w:hyperlink w:history="1" r:id="rIdgo0msjudzkf1twdqpuwbf">
               <w:r>
                 <w:rPr>
                   <w:rFonts w:ascii="Arial" w:cs="Arial" w:eastAsia="Arial" w:hAnsi="Arial"/>
@@ -19983,7 +20109,7 @@
               <w:spacing w:after="10" w:before="0"/>
               <w:ind w:left="120"/>
             </w:pPr>
-            <w:hyperlink w:history="1" r:id="rIdirsskegz0cz3yvdisabrr">
+            <w:hyperlink w:history="1" r:id="rIdaslna4ym-irdkrsar3ett">
               <w:r>
                 <w:rPr>
                   <w:rFonts w:ascii="Arial" w:cs="Arial" w:eastAsia="Arial" w:hAnsi="Arial"/>
@@ -20028,7 +20154,7 @@
             <w:pPr>
               <w:spacing w:after="20" w:before="0"/>
             </w:pPr>
-            <w:hyperlink w:history="1" r:id="rIduwabdp2u3y0c84u81ehjl">
+            <w:hyperlink w:history="1" r:id="rId0gftrbbktm-iqgmiwdqbg">
               <w:r>
                 <w:rPr>
                   <w:rFonts w:ascii="Arial" w:cs="Arial" w:eastAsia="Arial" w:hAnsi="Arial"/>
@@ -20061,7 +20187,7 @@
               <w:spacing w:after="10" w:before="0"/>
               <w:ind w:left="120"/>
             </w:pPr>
-            <w:hyperlink w:history="1" r:id="rIdj9jfcc1rqkarh3w9y76vi">
+            <w:hyperlink w:history="1" r:id="rIdwzwzjwumesmzivywxsn4r">
               <w:r>
                 <w:rPr>
                   <w:rFonts w:ascii="Arial" w:cs="Arial" w:eastAsia="Arial" w:hAnsi="Arial"/>
@@ -20256,7 +20382,7 @@
             <w:pPr>
               <w:spacing w:after="20" w:before="0"/>
             </w:pPr>
-            <w:hyperlink w:history="1" r:id="rId8jredfu_1giispncjlc_3">
+            <w:hyperlink w:history="1" r:id="rIdpcwr8sftv_zckhvuz-zt3">
               <w:r>
                 <w:rPr>
                   <w:rFonts w:ascii="Arial" w:cs="Arial" w:eastAsia="Arial" w:hAnsi="Arial"/>
@@ -20289,7 +20415,7 @@
               <w:spacing w:after="10" w:before="0"/>
               <w:ind w:left="120"/>
             </w:pPr>
-            <w:hyperlink w:history="1" r:id="rIdjxa1uj5bmkwrpi2izgm4e">
+            <w:hyperlink w:history="1" r:id="rIdovscbejlq2xr-7ecnkca4">
               <w:r>
                 <w:rPr>
                   <w:rFonts w:ascii="Arial" w:cs="Arial" w:eastAsia="Arial" w:hAnsi="Arial"/>
@@ -20334,7 +20460,7 @@
             <w:pPr>
               <w:spacing w:after="20" w:before="0"/>
             </w:pPr>
-            <w:hyperlink w:history="1" r:id="rIdckffwlw_oad_mxtl2d7sc">
+            <w:hyperlink w:history="1" r:id="rId8rd3apfeglgsw84bfzr8h">
               <w:r>
                 <w:rPr>
                   <w:rFonts w:ascii="Arial" w:cs="Arial" w:eastAsia="Arial" w:hAnsi="Arial"/>
@@ -20367,7 +20493,7 @@
               <w:spacing w:after="10" w:before="0"/>
               <w:ind w:left="120"/>
             </w:pPr>
-            <w:hyperlink w:history="1" r:id="rIdydrj7g6tuczdgndtrlwh-">
+            <w:hyperlink w:history="1" r:id="rIdfosgmkz4ompoar2zuxxlm">
               <w:r>
                 <w:rPr>
                   <w:rFonts w:ascii="Arial" w:cs="Arial" w:eastAsia="Arial" w:hAnsi="Arial"/>
@@ -20562,7 +20688,7 @@
             <w:pPr>
               <w:spacing w:after="20" w:before="0"/>
             </w:pPr>
-            <w:hyperlink w:history="1" r:id="rIdy1vqgp4icccx9ykw5bvcp">
+            <w:hyperlink w:history="1" r:id="rId-pkusqhwrk9riumlg9ved">
               <w:r>
                 <w:rPr>
                   <w:rFonts w:ascii="Arial" w:cs="Arial" w:eastAsia="Arial" w:hAnsi="Arial"/>
@@ -20595,7 +20721,7 @@
               <w:spacing w:after="10" w:before="0"/>
               <w:ind w:left="120"/>
             </w:pPr>
-            <w:hyperlink w:history="1" r:id="rIdssckumwvllmk5eo115zme">
+            <w:hyperlink w:history="1" r:id="rIdfikvsb-anm3nauhm3mxun">
               <w:r>
                 <w:rPr>
                   <w:rFonts w:ascii="Arial" w:cs="Arial" w:eastAsia="Arial" w:hAnsi="Arial"/>
@@ -20640,7 +20766,7 @@
             <w:pPr>
               <w:spacing w:after="20" w:before="0"/>
             </w:pPr>
-            <w:hyperlink w:history="1" r:id="rIdko298bugcf-ydddev2h8d">
+            <w:hyperlink w:history="1" r:id="rIdgp-hxmbwsklgwnnn4zokc">
               <w:r>
                 <w:rPr>
                   <w:rFonts w:ascii="Arial" w:cs="Arial" w:eastAsia="Arial" w:hAnsi="Arial"/>
@@ -20673,7 +20799,7 @@
               <w:spacing w:after="10" w:before="0"/>
               <w:ind w:left="120"/>
             </w:pPr>
-            <w:hyperlink w:history="1" r:id="rIdzchizs3rrmoliooxvmnzp">
+            <w:hyperlink w:history="1" r:id="rIduegldbg76oh-tdcr1waq2">
               <w:r>
                 <w:rPr>
                   <w:rFonts w:ascii="Arial" w:cs="Arial" w:eastAsia="Arial" w:hAnsi="Arial"/>
@@ -20868,7 +20994,7 @@
             <w:pPr>
               <w:spacing w:after="20" w:before="0"/>
             </w:pPr>
-            <w:hyperlink w:history="1" r:id="rIdof0xagmu72u-gfugk2o2n">
+            <w:hyperlink w:history="1" r:id="rId4btqnrl1cfirdwmbhk4ry">
               <w:r>
                 <w:rPr>
                   <w:rFonts w:ascii="Arial" w:cs="Arial" w:eastAsia="Arial" w:hAnsi="Arial"/>
@@ -20901,7 +21027,7 @@
               <w:spacing w:after="10" w:before="0"/>
               <w:ind w:left="120"/>
             </w:pPr>
-            <w:hyperlink w:history="1" r:id="rIdhh-ufzgxoakrpn5x6f7la">
+            <w:hyperlink w:history="1" r:id="rIdfki2t4ds9cx4j27h5zmne">
               <w:r>
                 <w:rPr>
                   <w:rFonts w:ascii="Arial" w:cs="Arial" w:eastAsia="Arial" w:hAnsi="Arial"/>
@@ -20946,7 +21072,7 @@
             <w:pPr>
               <w:spacing w:after="20" w:before="0"/>
             </w:pPr>
-            <w:hyperlink w:history="1" r:id="rIdq3lnl9qecv36gpj9ykjr9">
+            <w:hyperlink w:history="1" r:id="rIdqf59g1gdkf5_ufwh_xxed">
               <w:r>
                 <w:rPr>
                   <w:rFonts w:ascii="Arial" w:cs="Arial" w:eastAsia="Arial" w:hAnsi="Arial"/>
@@ -20979,7 +21105,7 @@
               <w:spacing w:after="10" w:before="0"/>
               <w:ind w:left="120"/>
             </w:pPr>
-            <w:hyperlink w:history="1" r:id="rIdaf81wp510cjoue9cr9cdu">
+            <w:hyperlink w:history="1" r:id="rIdzdgddrdcen5rmwl0die5s">
               <w:r>
                 <w:rPr>
                   <w:rFonts w:ascii="Arial" w:cs="Arial" w:eastAsia="Arial" w:hAnsi="Arial"/>
@@ -21174,7 +21300,7 @@
             <w:pPr>
               <w:spacing w:after="20" w:before="0"/>
             </w:pPr>
-            <w:hyperlink w:history="1" r:id="rIdxo8scu4xyhwvsz8ywyjif">
+            <w:hyperlink w:history="1" r:id="rIdilthh2zgjlzgzai7krfxf">
               <w:r>
                 <w:rPr>
                   <w:rFonts w:ascii="Arial" w:cs="Arial" w:eastAsia="Arial" w:hAnsi="Arial"/>
@@ -21207,7 +21333,7 @@
               <w:spacing w:after="10" w:before="0"/>
               <w:ind w:left="120"/>
             </w:pPr>
-            <w:hyperlink w:history="1" r:id="rIdbmhrnkv0geag-5xeqhcso">
+            <w:hyperlink w:history="1" r:id="rId02lscv8zosojbq2sos-il">
               <w:r>
                 <w:rPr>
                   <w:rFonts w:ascii="Arial" w:cs="Arial" w:eastAsia="Arial" w:hAnsi="Arial"/>
@@ -21252,7 +21378,7 @@
             <w:pPr>
               <w:spacing w:after="20" w:before="0"/>
             </w:pPr>
-            <w:hyperlink w:history="1" r:id="rId7vabaprmv6upowrthtdqf">
+            <w:hyperlink w:history="1" r:id="rIdsiq5qce7qvllil1mwbnwm">
               <w:r>
                 <w:rPr>
                   <w:rFonts w:ascii="Arial" w:cs="Arial" w:eastAsia="Arial" w:hAnsi="Arial"/>
@@ -21285,7 +21411,7 @@
               <w:spacing w:after="10" w:before="0"/>
               <w:ind w:left="120"/>
             </w:pPr>
-            <w:hyperlink w:history="1" r:id="rIdixwf0xypla_d4jyccoacn">
+            <w:hyperlink w:history="1" r:id="rId6xbzkrapngjgrct-xte_3">
               <w:r>
                 <w:rPr>
                   <w:rFonts w:ascii="Arial" w:cs="Arial" w:eastAsia="Arial" w:hAnsi="Arial"/>
@@ -22380,7 +22506,25 @@
             </w:tcMar>
             <w:vAlign w:val="top"/>
           </w:tcPr>
-          <w:p/>
+          <w:p>
+            <w:pPr>
+              <w:spacing w:after="40" w:before="0"/>
+              <w:jc w:val="left"/>
+            </w:pPr>
+            <w:r>
+              <w:rPr>
+                <w:rFonts w:ascii="Arial" w:cs="Arial" w:eastAsia="Arial" w:hAnsi="Arial"/>
+                <w:b w:val="false"/>
+                <w:bCs w:val="false"/>
+                <w:i w:val="false"/>
+                <w:iCs w:val="false"/>
+                <w:color w:val="000000"/>
+                <w:sz w:val="18"/>
+                <w:szCs w:val="18"/>
+              </w:rPr>
+              <w:t xml:space="preserve">No significant hazards. If physical plant materials such as seedlings or stem cross-sections are brought in for reference, students should wash hands after handling soil or plant matter. Ensure students with plant allergies are seated away from samples.</w:t>
+            </w:r>
+          </w:p>
         </w:tc>
       </w:tr>
     </w:tbl>
@@ -22754,7 +22898,7 @@
             <w:pPr>
               <w:spacing w:after="20" w:before="0"/>
             </w:pPr>
-            <w:hyperlink w:history="1" r:id="rIdv48edl_gdd-774rrtjcsy">
+            <w:hyperlink w:history="1" r:id="rId3inc7csamu5hv3htsnsux">
               <w:r>
                 <w:rPr>
                   <w:rFonts w:ascii="Arial" w:cs="Arial" w:eastAsia="Arial" w:hAnsi="Arial"/>
@@ -22787,7 +22931,7 @@
               <w:spacing w:after="10" w:before="0"/>
               <w:ind w:left="120"/>
             </w:pPr>
-            <w:hyperlink w:history="1" r:id="rIdyxteql8irp3to3pw0pdfi">
+            <w:hyperlink w:history="1" r:id="rIdep82rbw8ljbju9ce99xet">
               <w:r>
                 <w:rPr>
                   <w:rFonts w:ascii="Arial" w:cs="Arial" w:eastAsia="Arial" w:hAnsi="Arial"/>
@@ -22832,7 +22976,7 @@
             <w:pPr>
               <w:spacing w:after="20" w:before="0"/>
             </w:pPr>
-            <w:hyperlink w:history="1" r:id="rId1ettxbuzmilx3gba-vaio">
+            <w:hyperlink w:history="1" r:id="rIdixifcinawtuuoppu0pncy">
               <w:r>
                 <w:rPr>
                   <w:rFonts w:ascii="Arial" w:cs="Arial" w:eastAsia="Arial" w:hAnsi="Arial"/>
@@ -22865,7 +23009,7 @@
               <w:spacing w:after="10" w:before="0"/>
               <w:ind w:left="120"/>
             </w:pPr>
-            <w:hyperlink w:history="1" r:id="rIdygar-ev6off3r2aywyaew">
+            <w:hyperlink w:history="1" r:id="rIdlu9xsnmksahsbujk1xhz6">
               <w:r>
                 <w:rPr>
                   <w:rFonts w:ascii="Arial" w:cs="Arial" w:eastAsia="Arial" w:hAnsi="Arial"/>
@@ -23060,7 +23204,7 @@
             <w:pPr>
               <w:spacing w:after="20" w:before="0"/>
             </w:pPr>
-            <w:hyperlink w:history="1" r:id="rId0gxmqok5qnxz60_yw4tt9">
+            <w:hyperlink w:history="1" r:id="rIdmwfkbourzmoak7rerlvxv">
               <w:r>
                 <w:rPr>
                   <w:rFonts w:ascii="Arial" w:cs="Arial" w:eastAsia="Arial" w:hAnsi="Arial"/>
@@ -23093,7 +23237,7 @@
               <w:spacing w:after="10" w:before="0"/>
               <w:ind w:left="120"/>
             </w:pPr>
-            <w:hyperlink w:history="1" r:id="rId-k4vxxh-pin9gwfjxvuh9">
+            <w:hyperlink w:history="1" r:id="rIdtdxu55tq9nfl53g9x2aol">
               <w:r>
                 <w:rPr>
                   <w:rFonts w:ascii="Arial" w:cs="Arial" w:eastAsia="Arial" w:hAnsi="Arial"/>
@@ -23138,7 +23282,7 @@
             <w:pPr>
               <w:spacing w:after="20" w:before="0"/>
             </w:pPr>
-            <w:hyperlink w:history="1" r:id="rIdkwxyhcnrckqwrvy8mtysr">
+            <w:hyperlink w:history="1" r:id="rIdhnl915zrjhetjotyfwewy">
               <w:r>
                 <w:rPr>
                   <w:rFonts w:ascii="Arial" w:cs="Arial" w:eastAsia="Arial" w:hAnsi="Arial"/>
@@ -23171,7 +23315,7 @@
               <w:spacing w:after="10" w:before="0"/>
               <w:ind w:left="120"/>
             </w:pPr>
-            <w:hyperlink w:history="1" r:id="rIdipkj0_x0be747y74eaohc">
+            <w:hyperlink w:history="1" r:id="rIdvw2nrnzi4zf6kzdcwv_ge">
               <w:r>
                 <w:rPr>
                   <w:rFonts w:ascii="Arial" w:cs="Arial" w:eastAsia="Arial" w:hAnsi="Arial"/>
@@ -23366,7 +23510,7 @@
             <w:pPr>
               <w:spacing w:after="20" w:before="0"/>
             </w:pPr>
-            <w:hyperlink w:history="1" r:id="rIdh-kkfi1ygvh3vsp-pfymt">
+            <w:hyperlink w:history="1" r:id="rId3_h-axsemoejotqsq906i">
               <w:r>
                 <w:rPr>
                   <w:rFonts w:ascii="Arial" w:cs="Arial" w:eastAsia="Arial" w:hAnsi="Arial"/>
@@ -23399,7 +23543,7 @@
               <w:spacing w:after="10" w:before="0"/>
               <w:ind w:left="120"/>
             </w:pPr>
-            <w:hyperlink w:history="1" r:id="rIdyyftijcg8aromf6zbaofa">
+            <w:hyperlink w:history="1" r:id="rIdtiphvafydaqqchn8rowpa">
               <w:r>
                 <w:rPr>
                   <w:rFonts w:ascii="Arial" w:cs="Arial" w:eastAsia="Arial" w:hAnsi="Arial"/>
@@ -23444,7 +23588,7 @@
             <w:pPr>
               <w:spacing w:after="20" w:before="0"/>
             </w:pPr>
-            <w:hyperlink w:history="1" r:id="rIdfvwwzzl5lgvtvy8zkxp_v">
+            <w:hyperlink w:history="1" r:id="rId7o0obepdllbgdbassx30f">
               <w:r>
                 <w:rPr>
                   <w:rFonts w:ascii="Arial" w:cs="Arial" w:eastAsia="Arial" w:hAnsi="Arial"/>
@@ -23477,7 +23621,7 @@
               <w:spacing w:after="10" w:before="0"/>
               <w:ind w:left="120"/>
             </w:pPr>
-            <w:hyperlink w:history="1" r:id="rIdezlfgiq3gdjvbzje5eof2">
+            <w:hyperlink w:history="1" r:id="rIdtepaisualw5cfro91u20z">
               <w:r>
                 <w:rPr>
                   <w:rFonts w:ascii="Arial" w:cs="Arial" w:eastAsia="Arial" w:hAnsi="Arial"/>
@@ -23672,7 +23816,7 @@
             <w:pPr>
               <w:spacing w:after="20" w:before="0"/>
             </w:pPr>
-            <w:hyperlink w:history="1" r:id="rIdnx-xi-nv7qqukmqzy7cwa">
+            <w:hyperlink w:history="1" r:id="rIddbxbh07ih8w3veltb06av">
               <w:r>
                 <w:rPr>
                   <w:rFonts w:ascii="Arial" w:cs="Arial" w:eastAsia="Arial" w:hAnsi="Arial"/>
@@ -23705,7 +23849,7 @@
               <w:spacing w:after="10" w:before="0"/>
               <w:ind w:left="120"/>
             </w:pPr>
-            <w:hyperlink w:history="1" r:id="rIddowht7ybcwz7smg6xi3us">
+            <w:hyperlink w:history="1" r:id="rIderepnolci6yk6y71vspss">
               <w:r>
                 <w:rPr>
                   <w:rFonts w:ascii="Arial" w:cs="Arial" w:eastAsia="Arial" w:hAnsi="Arial"/>
@@ -23750,7 +23894,7 @@
             <w:pPr>
               <w:spacing w:after="20" w:before="0"/>
             </w:pPr>
-            <w:hyperlink w:history="1" r:id="rIdo3movukg0jgyplbq0py4g">
+            <w:hyperlink w:history="1" r:id="rIdf0sc9vanitvqxrniprssv">
               <w:r>
                 <w:rPr>
                   <w:rFonts w:ascii="Arial" w:cs="Arial" w:eastAsia="Arial" w:hAnsi="Arial"/>
@@ -23783,7 +23927,7 @@
               <w:spacing w:after="10" w:before="0"/>
               <w:ind w:left="120"/>
             </w:pPr>
-            <w:hyperlink w:history="1" r:id="rIdrerug86zufvsxoqxlkbrh">
+            <w:hyperlink w:history="1" r:id="rIdmdws-bp-9hze_py5h5pec">
               <w:r>
                 <w:rPr>
                   <w:rFonts w:ascii="Arial" w:cs="Arial" w:eastAsia="Arial" w:hAnsi="Arial"/>
@@ -23978,7 +24122,7 @@
             <w:pPr>
               <w:spacing w:after="20" w:before="0"/>
             </w:pPr>
-            <w:hyperlink w:history="1" r:id="rIdrqkjrzh_yuoxkixboemum">
+            <w:hyperlink w:history="1" r:id="rIdlkzw0jvl0bqhd2rigsvqz">
               <w:r>
                 <w:rPr>
                   <w:rFonts w:ascii="Arial" w:cs="Arial" w:eastAsia="Arial" w:hAnsi="Arial"/>
@@ -24011,7 +24155,7 @@
               <w:spacing w:after="10" w:before="0"/>
               <w:ind w:left="120"/>
             </w:pPr>
-            <w:hyperlink w:history="1" r:id="rIdf7w1qxystcylwrv7gm_tk">
+            <w:hyperlink w:history="1" r:id="rId6g0vjp9mj3cizer0_y15o">
               <w:r>
                 <w:rPr>
                   <w:rFonts w:ascii="Arial" w:cs="Arial" w:eastAsia="Arial" w:hAnsi="Arial"/>
@@ -24056,7 +24200,7 @@
             <w:pPr>
               <w:spacing w:after="20" w:before="0"/>
             </w:pPr>
-            <w:hyperlink w:history="1" r:id="rId6hhcq0wrkj7gcn288oa4m">
+            <w:hyperlink w:history="1" r:id="rIdxm7cxlunjvnsicksehumf">
               <w:r>
                 <w:rPr>
                   <w:rFonts w:ascii="Arial" w:cs="Arial" w:eastAsia="Arial" w:hAnsi="Arial"/>
@@ -24089,7 +24233,7 @@
               <w:spacing w:after="10" w:before="0"/>
               <w:ind w:left="120"/>
             </w:pPr>
-            <w:hyperlink w:history="1" r:id="rId55hfcxxmzmv0ch8hthbh6">
+            <w:hyperlink w:history="1" r:id="rId1doipt2gw0z0bdfardvpb">
               <w:r>
                 <w:rPr>
                   <w:rFonts w:ascii="Arial" w:cs="Arial" w:eastAsia="Arial" w:hAnsi="Arial"/>

--- a/data/outputs/v2/General_Science/SS1.6_Plant_Growth_and_Development/General_Science_Plant_Growth_and_Development_CBE_LessonSequence.docx
+++ b/data/outputs/v2/General_Science/SS1.6_Plant_Growth_and_Development/General_Science_Plant_Growth_and_Development_CBE_LessonSequence.docx
@@ -3144,7 +3144,7 @@
             <w:pPr>
               <w:spacing w:after="20" w:before="0"/>
             </w:pPr>
-            <w:hyperlink w:history="1" r:id="rIdv5d57wny37fk-v0m0jnto">
+            <w:hyperlink w:history="1" r:id="rIdgswbeiw1nql_2ygoc57bk">
               <w:r>
                 <w:rPr>
                   <w:rFonts w:ascii="Arial" w:cs="Arial" w:eastAsia="Arial" w:hAnsi="Arial"/>
@@ -3177,7 +3177,7 @@
               <w:spacing w:after="10" w:before="0"/>
               <w:ind w:left="120"/>
             </w:pPr>
-            <w:hyperlink w:history="1" r:id="rIdlyb5fit4xrd_w_zkmkthq">
+            <w:hyperlink w:history="1" r:id="rIdw8nj_zmnr1-zw33gzor_q">
               <w:r>
                 <w:rPr>
                   <w:rFonts w:ascii="Arial" w:cs="Arial" w:eastAsia="Arial" w:hAnsi="Arial"/>
@@ -3222,7 +3222,7 @@
             <w:pPr>
               <w:spacing w:after="20" w:before="0"/>
             </w:pPr>
-            <w:hyperlink w:history="1" r:id="rIdrsmhykgxykm7fx8gf-lkg">
+            <w:hyperlink w:history="1" r:id="rIdxb9hxejwz48fi8jqvl4tk">
               <w:r>
                 <w:rPr>
                   <w:rFonts w:ascii="Arial" w:cs="Arial" w:eastAsia="Arial" w:hAnsi="Arial"/>
@@ -3255,7 +3255,7 @@
               <w:spacing w:after="10" w:before="0"/>
               <w:ind w:left="120"/>
             </w:pPr>
-            <w:hyperlink w:history="1" r:id="rIdpvng1i7wp6eg77wbxrvff">
+            <w:hyperlink w:history="1" r:id="rIdtemgex0ufstc33r4ornlk">
               <w:r>
                 <w:rPr>
                   <w:rFonts w:ascii="Arial" w:cs="Arial" w:eastAsia="Arial" w:hAnsi="Arial"/>
@@ -3450,7 +3450,7 @@
             <w:pPr>
               <w:spacing w:after="20" w:before="0"/>
             </w:pPr>
-            <w:hyperlink w:history="1" r:id="rIdvvu6ocakkoeqeodfoilks">
+            <w:hyperlink w:history="1" r:id="rIdkbxd7hjbnbfrgfebjm04t">
               <w:r>
                 <w:rPr>
                   <w:rFonts w:ascii="Arial" w:cs="Arial" w:eastAsia="Arial" w:hAnsi="Arial"/>
@@ -3483,7 +3483,7 @@
               <w:spacing w:after="10" w:before="0"/>
               <w:ind w:left="120"/>
             </w:pPr>
-            <w:hyperlink w:history="1" r:id="rIdqbtss7gz8mhv_m6fqncaf">
+            <w:hyperlink w:history="1" r:id="rId06yark4tkwppee_m_ses_">
               <w:r>
                 <w:rPr>
                   <w:rFonts w:ascii="Arial" w:cs="Arial" w:eastAsia="Arial" w:hAnsi="Arial"/>
@@ -3528,7 +3528,7 @@
             <w:pPr>
               <w:spacing w:after="20" w:before="0"/>
             </w:pPr>
-            <w:hyperlink w:history="1" r:id="rIdzeadwmenx6k7h5sawehit">
+            <w:hyperlink w:history="1" r:id="rId_amoknwzqg7ctphzqxpjj">
               <w:r>
                 <w:rPr>
                   <w:rFonts w:ascii="Arial" w:cs="Arial" w:eastAsia="Arial" w:hAnsi="Arial"/>
@@ -3561,7 +3561,7 @@
               <w:spacing w:after="10" w:before="0"/>
               <w:ind w:left="120"/>
             </w:pPr>
-            <w:hyperlink w:history="1" r:id="rIdo7tip_6uwjf9peujtculg">
+            <w:hyperlink w:history="1" r:id="rIdq-pdiln49naueoc4ivqca">
               <w:r>
                 <w:rPr>
                   <w:rFonts w:ascii="Arial" w:cs="Arial" w:eastAsia="Arial" w:hAnsi="Arial"/>
@@ -3756,7 +3756,7 @@
             <w:pPr>
               <w:spacing w:after="20" w:before="0"/>
             </w:pPr>
-            <w:hyperlink w:history="1" r:id="rId7ckvdtz9budeviqojksft">
+            <w:hyperlink w:history="1" r:id="rIdmk0edcmc0yzpspui14trg">
               <w:r>
                 <w:rPr>
                   <w:rFonts w:ascii="Arial" w:cs="Arial" w:eastAsia="Arial" w:hAnsi="Arial"/>
@@ -3789,7 +3789,7 @@
               <w:spacing w:after="10" w:before="0"/>
               <w:ind w:left="120"/>
             </w:pPr>
-            <w:hyperlink w:history="1" r:id="rIdbgtkou-s1qxhoren61kcv">
+            <w:hyperlink w:history="1" r:id="rIdd2djjogc_rfqyprrjpckt">
               <w:r>
                 <w:rPr>
                   <w:rFonts w:ascii="Arial" w:cs="Arial" w:eastAsia="Arial" w:hAnsi="Arial"/>
@@ -3834,7 +3834,7 @@
             <w:pPr>
               <w:spacing w:after="20" w:before="0"/>
             </w:pPr>
-            <w:hyperlink w:history="1" r:id="rIda7ged4fqhk0vm11czxbyb">
+            <w:hyperlink w:history="1" r:id="rId7906ldnsnlcdhkcqg-bt0">
               <w:r>
                 <w:rPr>
                   <w:rFonts w:ascii="Arial" w:cs="Arial" w:eastAsia="Arial" w:hAnsi="Arial"/>
@@ -3867,7 +3867,7 @@
               <w:spacing w:after="10" w:before="0"/>
               <w:ind w:left="120"/>
             </w:pPr>
-            <w:hyperlink w:history="1" r:id="rIdd4leuibsq5lfktkd9thvn">
+            <w:hyperlink w:history="1" r:id="rIdaodrxzmuqkmcemojac55_">
               <w:r>
                 <w:rPr>
                   <w:rFonts w:ascii="Arial" w:cs="Arial" w:eastAsia="Arial" w:hAnsi="Arial"/>
@@ -4062,7 +4062,7 @@
             <w:pPr>
               <w:spacing w:after="20" w:before="0"/>
             </w:pPr>
-            <w:hyperlink w:history="1" r:id="rIdkdib2wzjyllamgejjbs16">
+            <w:hyperlink w:history="1" r:id="rId2jej9jlf8rbvpzdt4xhgy">
               <w:r>
                 <w:rPr>
                   <w:rFonts w:ascii="Arial" w:cs="Arial" w:eastAsia="Arial" w:hAnsi="Arial"/>
@@ -4095,7 +4095,7 @@
               <w:spacing w:after="10" w:before="0"/>
               <w:ind w:left="120"/>
             </w:pPr>
-            <w:hyperlink w:history="1" r:id="rId32tzycunk_7xmt80bgng7">
+            <w:hyperlink w:history="1" r:id="rIdmtcqp6cusjp8lce9hjr8y">
               <w:r>
                 <w:rPr>
                   <w:rFonts w:ascii="Arial" w:cs="Arial" w:eastAsia="Arial" w:hAnsi="Arial"/>
@@ -4140,7 +4140,7 @@
             <w:pPr>
               <w:spacing w:after="20" w:before="0"/>
             </w:pPr>
-            <w:hyperlink w:history="1" r:id="rIdgdgezwvlg6xs3ykx6drxd">
+            <w:hyperlink w:history="1" r:id="rIdhmju8knxwfcqybme0zb4e">
               <w:r>
                 <w:rPr>
                   <w:rFonts w:ascii="Arial" w:cs="Arial" w:eastAsia="Arial" w:hAnsi="Arial"/>
@@ -4173,7 +4173,7 @@
               <w:spacing w:after="10" w:before="0"/>
               <w:ind w:left="120"/>
             </w:pPr>
-            <w:hyperlink w:history="1" r:id="rIdrfotkwog8dclqarx9zo7z">
+            <w:hyperlink w:history="1" r:id="rIdxfrxnusxvhb0wg7tuoagc">
               <w:r>
                 <w:rPr>
                   <w:rFonts w:ascii="Arial" w:cs="Arial" w:eastAsia="Arial" w:hAnsi="Arial"/>
@@ -4368,7 +4368,7 @@
             <w:pPr>
               <w:spacing w:after="20" w:before="0"/>
             </w:pPr>
-            <w:hyperlink w:history="1" r:id="rIdw0tycczgoehaytrgo9jfi">
+            <w:hyperlink w:history="1" r:id="rIdqaxp5s-xb3q3ztn9tjesj">
               <w:r>
                 <w:rPr>
                   <w:rFonts w:ascii="Arial" w:cs="Arial" w:eastAsia="Arial" w:hAnsi="Arial"/>
@@ -4401,7 +4401,7 @@
               <w:spacing w:after="10" w:before="0"/>
               <w:ind w:left="120"/>
             </w:pPr>
-            <w:hyperlink w:history="1" r:id="rIdxp9ok7eizzytpbecex3ic">
+            <w:hyperlink w:history="1" r:id="rIdkcysqcpjub9xdjeiqlhe4">
               <w:r>
                 <w:rPr>
                   <w:rFonts w:ascii="Arial" w:cs="Arial" w:eastAsia="Arial" w:hAnsi="Arial"/>
@@ -4446,7 +4446,7 @@
             <w:pPr>
               <w:spacing w:after="20" w:before="0"/>
             </w:pPr>
-            <w:hyperlink w:history="1" r:id="rIdzupwfhqqulepinrtnpoig">
+            <w:hyperlink w:history="1" r:id="rIdmrgfl98dyvfcoir7fwwqd">
               <w:r>
                 <w:rPr>
                   <w:rFonts w:ascii="Arial" w:cs="Arial" w:eastAsia="Arial" w:hAnsi="Arial"/>
@@ -4479,7 +4479,7 @@
               <w:spacing w:after="10" w:before="0"/>
               <w:ind w:left="120"/>
             </w:pPr>
-            <w:hyperlink w:history="1" r:id="rId0adsr-zhsggvtqidjriey">
+            <w:hyperlink w:history="1" r:id="rIdhzhbauzku6w_3tjejkv20">
               <w:r>
                 <w:rPr>
                   <w:rFonts w:ascii="Arial" w:cs="Arial" w:eastAsia="Arial" w:hAnsi="Arial"/>
@@ -5966,7 +5966,7 @@
             <w:pPr>
               <w:spacing w:after="20" w:before="0"/>
             </w:pPr>
-            <w:hyperlink w:history="1" r:id="rIdymxzxxb21lqsyfgr69ulw">
+            <w:hyperlink w:history="1" r:id="rIdisfpxbbi0aqb6kva_9qhr">
               <w:r>
                 <w:rPr>
                   <w:rFonts w:ascii="Arial" w:cs="Arial" w:eastAsia="Arial" w:hAnsi="Arial"/>
@@ -5999,7 +5999,7 @@
               <w:spacing w:after="10" w:before="0"/>
               <w:ind w:left="120"/>
             </w:pPr>
-            <w:hyperlink w:history="1" r:id="rIdvolz1lm54olrn3ckvu3xl">
+            <w:hyperlink w:history="1" r:id="rIdoscze0c7ckgcoxlye0jye">
               <w:r>
                 <w:rPr>
                   <w:rFonts w:ascii="Arial" w:cs="Arial" w:eastAsia="Arial" w:hAnsi="Arial"/>
@@ -6044,7 +6044,7 @@
             <w:pPr>
               <w:spacing w:after="20" w:before="0"/>
             </w:pPr>
-            <w:hyperlink w:history="1" r:id="rId6pei8u7drq9vkfdlronh4">
+            <w:hyperlink w:history="1" r:id="rIdtgptevzblfwma-5pxxkc8">
               <w:r>
                 <w:rPr>
                   <w:rFonts w:ascii="Arial" w:cs="Arial" w:eastAsia="Arial" w:hAnsi="Arial"/>
@@ -6077,7 +6077,7 @@
               <w:spacing w:after="10" w:before="0"/>
               <w:ind w:left="120"/>
             </w:pPr>
-            <w:hyperlink w:history="1" r:id="rIdewdybpph-ttv3ujy1kb1q">
+            <w:hyperlink w:history="1" r:id="rIdzfnzdbmmsgcozm4qd36bq">
               <w:r>
                 <w:rPr>
                   <w:rFonts w:ascii="Arial" w:cs="Arial" w:eastAsia="Arial" w:hAnsi="Arial"/>
@@ -6272,7 +6272,7 @@
             <w:pPr>
               <w:spacing w:after="20" w:before="0"/>
             </w:pPr>
-            <w:hyperlink w:history="1" r:id="rIdw_-esvep4lacidbpn7i84">
+            <w:hyperlink w:history="1" r:id="rId4jzrvlmxrpwqqerwtpc_t">
               <w:r>
                 <w:rPr>
                   <w:rFonts w:ascii="Arial" w:cs="Arial" w:eastAsia="Arial" w:hAnsi="Arial"/>
@@ -6305,7 +6305,7 @@
               <w:spacing w:after="10" w:before="0"/>
               <w:ind w:left="120"/>
             </w:pPr>
-            <w:hyperlink w:history="1" r:id="rIdlld7bwwpvtcgpcnc9ltnb">
+            <w:hyperlink w:history="1" r:id="rIdoemwd8iszoy8wn-xk05wj">
               <w:r>
                 <w:rPr>
                   <w:rFonts w:ascii="Arial" w:cs="Arial" w:eastAsia="Arial" w:hAnsi="Arial"/>
@@ -6350,7 +6350,7 @@
             <w:pPr>
               <w:spacing w:after="20" w:before="0"/>
             </w:pPr>
-            <w:hyperlink w:history="1" r:id="rIdav8zxhdlix-gug_6feo3w">
+            <w:hyperlink w:history="1" r:id="rIdoni3zitteelira0908gdj">
               <w:r>
                 <w:rPr>
                   <w:rFonts w:ascii="Arial" w:cs="Arial" w:eastAsia="Arial" w:hAnsi="Arial"/>
@@ -6383,7 +6383,7 @@
               <w:spacing w:after="10" w:before="0"/>
               <w:ind w:left="120"/>
             </w:pPr>
-            <w:hyperlink w:history="1" r:id="rId-rc6ciq9cfmjmmtbtcnt4">
+            <w:hyperlink w:history="1" r:id="rId6b_wrj6zzmp9mhlmczlod">
               <w:r>
                 <w:rPr>
                   <w:rFonts w:ascii="Arial" w:cs="Arial" w:eastAsia="Arial" w:hAnsi="Arial"/>
@@ -6578,7 +6578,7 @@
             <w:pPr>
               <w:spacing w:after="20" w:before="0"/>
             </w:pPr>
-            <w:hyperlink w:history="1" r:id="rIdkxmjisf0zkfpg6ysydvfx">
+            <w:hyperlink w:history="1" r:id="rIdjc2iyiqnmkmxzj60abwwa">
               <w:r>
                 <w:rPr>
                   <w:rFonts w:ascii="Arial" w:cs="Arial" w:eastAsia="Arial" w:hAnsi="Arial"/>
@@ -6611,7 +6611,7 @@
               <w:spacing w:after="10" w:before="0"/>
               <w:ind w:left="120"/>
             </w:pPr>
-            <w:hyperlink w:history="1" r:id="rId5nhan4qbil6zcnksjuab-">
+            <w:hyperlink w:history="1" r:id="rIdo7vy0cknnhwqe0_pbvbxp">
               <w:r>
                 <w:rPr>
                   <w:rFonts w:ascii="Arial" w:cs="Arial" w:eastAsia="Arial" w:hAnsi="Arial"/>
@@ -6656,7 +6656,7 @@
             <w:pPr>
               <w:spacing w:after="20" w:before="0"/>
             </w:pPr>
-            <w:hyperlink w:history="1" r:id="rIdlehq1ehgfhn11jwsddtwb">
+            <w:hyperlink w:history="1" r:id="rIdueewwjuyobedfaouwvpdh">
               <w:r>
                 <w:rPr>
                   <w:rFonts w:ascii="Arial" w:cs="Arial" w:eastAsia="Arial" w:hAnsi="Arial"/>
@@ -6689,7 +6689,7 @@
               <w:spacing w:after="10" w:before="0"/>
               <w:ind w:left="120"/>
             </w:pPr>
-            <w:hyperlink w:history="1" r:id="rIducu-1xs-bolcdwfyxandi">
+            <w:hyperlink w:history="1" r:id="rIdrtc8rysc7d4x7ynfu6wfe">
               <w:r>
                 <w:rPr>
                   <w:rFonts w:ascii="Arial" w:cs="Arial" w:eastAsia="Arial" w:hAnsi="Arial"/>
@@ -6884,7 +6884,7 @@
             <w:pPr>
               <w:spacing w:after="20" w:before="0"/>
             </w:pPr>
-            <w:hyperlink w:history="1" r:id="rIdn6g0eqtfo7lmevilrri94">
+            <w:hyperlink w:history="1" r:id="rId0lm0liyg6qnlylqbe2zj-">
               <w:r>
                 <w:rPr>
                   <w:rFonts w:ascii="Arial" w:cs="Arial" w:eastAsia="Arial" w:hAnsi="Arial"/>
@@ -6917,7 +6917,7 @@
               <w:spacing w:after="10" w:before="0"/>
               <w:ind w:left="120"/>
             </w:pPr>
-            <w:hyperlink w:history="1" r:id="rIdb0556dkwpzh427o0jbin5">
+            <w:hyperlink w:history="1" r:id="rId9g6up6zujgxh6nn_1i1ce">
               <w:r>
                 <w:rPr>
                   <w:rFonts w:ascii="Arial" w:cs="Arial" w:eastAsia="Arial" w:hAnsi="Arial"/>
@@ -6962,7 +6962,7 @@
             <w:pPr>
               <w:spacing w:after="20" w:before="0"/>
             </w:pPr>
-            <w:hyperlink w:history="1" r:id="rId454rqgwci4apkixecnjpm">
+            <w:hyperlink w:history="1" r:id="rIdom69y1hb-x2uwbdos8hnb">
               <w:r>
                 <w:rPr>
                   <w:rFonts w:ascii="Arial" w:cs="Arial" w:eastAsia="Arial" w:hAnsi="Arial"/>
@@ -6995,7 +6995,7 @@
               <w:spacing w:after="10" w:before="0"/>
               <w:ind w:left="120"/>
             </w:pPr>
-            <w:hyperlink w:history="1" r:id="rIdhxsbsl0tehgejs5qtbppl">
+            <w:hyperlink w:history="1" r:id="rIdvedqes8d7vcbhmvp85vxw">
               <w:r>
                 <w:rPr>
                   <w:rFonts w:ascii="Arial" w:cs="Arial" w:eastAsia="Arial" w:hAnsi="Arial"/>
@@ -7190,7 +7190,7 @@
             <w:pPr>
               <w:spacing w:after="20" w:before="0"/>
             </w:pPr>
-            <w:hyperlink w:history="1" r:id="rId047wcqst-hgcpshorwgbz">
+            <w:hyperlink w:history="1" r:id="rIdd1ugrjzbtlulxjgy9-xfs">
               <w:r>
                 <w:rPr>
                   <w:rFonts w:ascii="Arial" w:cs="Arial" w:eastAsia="Arial" w:hAnsi="Arial"/>
@@ -7223,7 +7223,7 @@
               <w:spacing w:after="10" w:before="0"/>
               <w:ind w:left="120"/>
             </w:pPr>
-            <w:hyperlink w:history="1" r:id="rIdvowto2in6rzvgq3vw6eg7">
+            <w:hyperlink w:history="1" r:id="rIdgrbjaykex_viiqnan6aft">
               <w:r>
                 <w:rPr>
                   <w:rFonts w:ascii="Arial" w:cs="Arial" w:eastAsia="Arial" w:hAnsi="Arial"/>
@@ -7268,7 +7268,7 @@
             <w:pPr>
               <w:spacing w:after="20" w:before="0"/>
             </w:pPr>
-            <w:hyperlink w:history="1" r:id="rId9wct9wdxa8npjd0dvgpf9">
+            <w:hyperlink w:history="1" r:id="rId7p2tl4hqxq3e3ut5y49u6">
               <w:r>
                 <w:rPr>
                   <w:rFonts w:ascii="Arial" w:cs="Arial" w:eastAsia="Arial" w:hAnsi="Arial"/>
@@ -7301,7 +7301,7 @@
               <w:spacing w:after="10" w:before="0"/>
               <w:ind w:left="120"/>
             </w:pPr>
-            <w:hyperlink w:history="1" r:id="rIdmurxh0utfq0z2vkb5jq8-">
+            <w:hyperlink w:history="1" r:id="rIdhrfnndyzuvbe0zymg7qfc">
               <w:r>
                 <w:rPr>
                   <w:rFonts w:ascii="Arial" w:cs="Arial" w:eastAsia="Arial" w:hAnsi="Arial"/>
@@ -8788,7 +8788,7 @@
             <w:pPr>
               <w:spacing w:after="20" w:before="0"/>
             </w:pPr>
-            <w:hyperlink w:history="1" r:id="rIdhwt_sfhowu-swe0l8xzw-">
+            <w:hyperlink w:history="1" r:id="rId3xltz43rvwinxfno-bnp_">
               <w:r>
                 <w:rPr>
                   <w:rFonts w:ascii="Arial" w:cs="Arial" w:eastAsia="Arial" w:hAnsi="Arial"/>
@@ -8821,7 +8821,7 @@
               <w:spacing w:after="10" w:before="0"/>
               <w:ind w:left="120"/>
             </w:pPr>
-            <w:hyperlink w:history="1" r:id="rId1_4tmg5w--c_gfi0cgoal">
+            <w:hyperlink w:history="1" r:id="rIdcj59q11goj4qtgoadzfoc">
               <w:r>
                 <w:rPr>
                   <w:rFonts w:ascii="Arial" w:cs="Arial" w:eastAsia="Arial" w:hAnsi="Arial"/>
@@ -8866,7 +8866,7 @@
             <w:pPr>
               <w:spacing w:after="20" w:before="0"/>
             </w:pPr>
-            <w:hyperlink w:history="1" r:id="rIdqfr9wfjwfxqgl15o6nbw0">
+            <w:hyperlink w:history="1" r:id="rId66insubldxaqwpkbzml3i">
               <w:r>
                 <w:rPr>
                   <w:rFonts w:ascii="Arial" w:cs="Arial" w:eastAsia="Arial" w:hAnsi="Arial"/>
@@ -8899,7 +8899,7 @@
               <w:spacing w:after="10" w:before="0"/>
               <w:ind w:left="120"/>
             </w:pPr>
-            <w:hyperlink w:history="1" r:id="rIdrrqetyxz3o2q9mlh9jrjb">
+            <w:hyperlink w:history="1" r:id="rIdrc5wqxug4e11obe_lt4ur">
               <w:r>
                 <w:rPr>
                   <w:rFonts w:ascii="Arial" w:cs="Arial" w:eastAsia="Arial" w:hAnsi="Arial"/>
@@ -9094,7 +9094,7 @@
             <w:pPr>
               <w:spacing w:after="20" w:before="0"/>
             </w:pPr>
-            <w:hyperlink w:history="1" r:id="rIdlgtasrsgcoaxpvbj60eyn">
+            <w:hyperlink w:history="1" r:id="rIdccybk0lki0dikcd-pbpn_">
               <w:r>
                 <w:rPr>
                   <w:rFonts w:ascii="Arial" w:cs="Arial" w:eastAsia="Arial" w:hAnsi="Arial"/>
@@ -9127,7 +9127,7 @@
               <w:spacing w:after="10" w:before="0"/>
               <w:ind w:left="120"/>
             </w:pPr>
-            <w:hyperlink w:history="1" r:id="rIdttgzdmmdzb3xhta4p0oku">
+            <w:hyperlink w:history="1" r:id="rId9-m4zfaowyqb77m-0nurs">
               <w:r>
                 <w:rPr>
                   <w:rFonts w:ascii="Arial" w:cs="Arial" w:eastAsia="Arial" w:hAnsi="Arial"/>
@@ -9172,7 +9172,7 @@
             <w:pPr>
               <w:spacing w:after="20" w:before="0"/>
             </w:pPr>
-            <w:hyperlink w:history="1" r:id="rIdmftxhljb-png2xf4dzqsk">
+            <w:hyperlink w:history="1" r:id="rIdhe_avoysh4zt2y6yqdzzm">
               <w:r>
                 <w:rPr>
                   <w:rFonts w:ascii="Arial" w:cs="Arial" w:eastAsia="Arial" w:hAnsi="Arial"/>
@@ -9205,7 +9205,7 @@
               <w:spacing w:after="10" w:before="0"/>
               <w:ind w:left="120"/>
             </w:pPr>
-            <w:hyperlink w:history="1" r:id="rId4mheupld6tujfbzmsq0od">
+            <w:hyperlink w:history="1" r:id="rIdghzvw9lwrsm6dwmhxjztq">
               <w:r>
                 <w:rPr>
                   <w:rFonts w:ascii="Arial" w:cs="Arial" w:eastAsia="Arial" w:hAnsi="Arial"/>
@@ -9400,7 +9400,7 @@
             <w:pPr>
               <w:spacing w:after="20" w:before="0"/>
             </w:pPr>
-            <w:hyperlink w:history="1" r:id="rIdtf8e62xvjpkhzaj256v7u">
+            <w:hyperlink w:history="1" r:id="rId6ujwe-hvsvhxl4aqwjbtn">
               <w:r>
                 <w:rPr>
                   <w:rFonts w:ascii="Arial" w:cs="Arial" w:eastAsia="Arial" w:hAnsi="Arial"/>
@@ -9433,7 +9433,7 @@
               <w:spacing w:after="10" w:before="0"/>
               <w:ind w:left="120"/>
             </w:pPr>
-            <w:hyperlink w:history="1" r:id="rIdbgt-r_yazvwf7z24lvgje">
+            <w:hyperlink w:history="1" r:id="rIdpuhd7tnninjlocie-foaa">
               <w:r>
                 <w:rPr>
                   <w:rFonts w:ascii="Arial" w:cs="Arial" w:eastAsia="Arial" w:hAnsi="Arial"/>
@@ -9478,7 +9478,7 @@
             <w:pPr>
               <w:spacing w:after="20" w:before="0"/>
             </w:pPr>
-            <w:hyperlink w:history="1" r:id="rId976wmmoqetgen3zvsegpl">
+            <w:hyperlink w:history="1" r:id="rId6miveyajbfdmbloxb2rl4">
               <w:r>
                 <w:rPr>
                   <w:rFonts w:ascii="Arial" w:cs="Arial" w:eastAsia="Arial" w:hAnsi="Arial"/>
@@ -9511,7 +9511,7 @@
               <w:spacing w:after="10" w:before="0"/>
               <w:ind w:left="120"/>
             </w:pPr>
-            <w:hyperlink w:history="1" r:id="rIdcn_uwnetev1k3kfd2xxes">
+            <w:hyperlink w:history="1" r:id="rIdbr5c5y14f3zysfxh2zlhs">
               <w:r>
                 <w:rPr>
                   <w:rFonts w:ascii="Arial" w:cs="Arial" w:eastAsia="Arial" w:hAnsi="Arial"/>
@@ -9706,7 +9706,7 @@
             <w:pPr>
               <w:spacing w:after="20" w:before="0"/>
             </w:pPr>
-            <w:hyperlink w:history="1" r:id="rId5g1g2kuxypmjqhctw6szc">
+            <w:hyperlink w:history="1" r:id="rId0lmsfl55z5mgawv3kiouh">
               <w:r>
                 <w:rPr>
                   <w:rFonts w:ascii="Arial" w:cs="Arial" w:eastAsia="Arial" w:hAnsi="Arial"/>
@@ -9739,7 +9739,7 @@
               <w:spacing w:after="10" w:before="0"/>
               <w:ind w:left="120"/>
             </w:pPr>
-            <w:hyperlink w:history="1" r:id="rIdr2hmy4acb0aahjzz7ma6d">
+            <w:hyperlink w:history="1" r:id="rIdipajydsp_0hggwgml_zb3">
               <w:r>
                 <w:rPr>
                   <w:rFonts w:ascii="Arial" w:cs="Arial" w:eastAsia="Arial" w:hAnsi="Arial"/>
@@ -9784,7 +9784,7 @@
             <w:pPr>
               <w:spacing w:after="20" w:before="0"/>
             </w:pPr>
-            <w:hyperlink w:history="1" r:id="rIdiorjb4iuqjdju4cuyv9vi">
+            <w:hyperlink w:history="1" r:id="rIdw3psjhfwrln9n7o8eefau">
               <w:r>
                 <w:rPr>
                   <w:rFonts w:ascii="Arial" w:cs="Arial" w:eastAsia="Arial" w:hAnsi="Arial"/>
@@ -9817,7 +9817,7 @@
               <w:spacing w:after="10" w:before="0"/>
               <w:ind w:left="120"/>
             </w:pPr>
-            <w:hyperlink w:history="1" r:id="rIdsflb92lgurwujru3otchg">
+            <w:hyperlink w:history="1" r:id="rIdmok-qlaxfuooopuk8w6n-">
               <w:r>
                 <w:rPr>
                   <w:rFonts w:ascii="Arial" w:cs="Arial" w:eastAsia="Arial" w:hAnsi="Arial"/>
@@ -10012,7 +10012,7 @@
             <w:pPr>
               <w:spacing w:after="20" w:before="0"/>
             </w:pPr>
-            <w:hyperlink w:history="1" r:id="rIdttdtqj2nsmj6ky53njahy">
+            <w:hyperlink w:history="1" r:id="rId0lmox4l2vn0wxfberjedz">
               <w:r>
                 <w:rPr>
                   <w:rFonts w:ascii="Arial" w:cs="Arial" w:eastAsia="Arial" w:hAnsi="Arial"/>
@@ -10045,7 +10045,7 @@
               <w:spacing w:after="10" w:before="0"/>
               <w:ind w:left="120"/>
             </w:pPr>
-            <w:hyperlink w:history="1" r:id="rIdjuosmw_57leaekevz0ytj">
+            <w:hyperlink w:history="1" r:id="rIdspfiltnf6kv_q2jpk1snp">
               <w:r>
                 <w:rPr>
                   <w:rFonts w:ascii="Arial" w:cs="Arial" w:eastAsia="Arial" w:hAnsi="Arial"/>
@@ -10090,7 +10090,7 @@
             <w:pPr>
               <w:spacing w:after="20" w:before="0"/>
             </w:pPr>
-            <w:hyperlink w:history="1" r:id="rIdsggib1zahqp11-2j9dqlu">
+            <w:hyperlink w:history="1" r:id="rIdrjx_so_fnymsxscd2inxz">
               <w:r>
                 <w:rPr>
                   <w:rFonts w:ascii="Arial" w:cs="Arial" w:eastAsia="Arial" w:hAnsi="Arial"/>
@@ -10123,7 +10123,7 @@
               <w:spacing w:after="10" w:before="0"/>
               <w:ind w:left="120"/>
             </w:pPr>
-            <w:hyperlink w:history="1" r:id="rIdekbmgndu1fpkgsmv6shgr">
+            <w:hyperlink w:history="1" r:id="rIdyorxt16vkdgvfr7y9vmej">
               <w:r>
                 <w:rPr>
                   <w:rFonts w:ascii="Arial" w:cs="Arial" w:eastAsia="Arial" w:hAnsi="Arial"/>
@@ -11610,7 +11610,7 @@
             <w:pPr>
               <w:spacing w:after="20" w:before="0"/>
             </w:pPr>
-            <w:hyperlink w:history="1" r:id="rIdlala9qktsifxaj-lm6dhl">
+            <w:hyperlink w:history="1" r:id="rIdlqeqq40hx_g45deguoc4z">
               <w:r>
                 <w:rPr>
                   <w:rFonts w:ascii="Arial" w:cs="Arial" w:eastAsia="Arial" w:hAnsi="Arial"/>
@@ -11643,7 +11643,7 @@
               <w:spacing w:after="10" w:before="0"/>
               <w:ind w:left="120"/>
             </w:pPr>
-            <w:hyperlink w:history="1" r:id="rIdgwvxiitakqjzczm0avkjd">
+            <w:hyperlink w:history="1" r:id="rIdqw80rrrae7b8szmf_svbs">
               <w:r>
                 <w:rPr>
                   <w:rFonts w:ascii="Arial" w:cs="Arial" w:eastAsia="Arial" w:hAnsi="Arial"/>
@@ -11688,7 +11688,7 @@
             <w:pPr>
               <w:spacing w:after="20" w:before="0"/>
             </w:pPr>
-            <w:hyperlink w:history="1" r:id="rIdz-debqgaayrraoqacbl2u">
+            <w:hyperlink w:history="1" r:id="rIdzgn1mivdh-ayd3y6y5yqu">
               <w:r>
                 <w:rPr>
                   <w:rFonts w:ascii="Arial" w:cs="Arial" w:eastAsia="Arial" w:hAnsi="Arial"/>
@@ -11721,7 +11721,7 @@
               <w:spacing w:after="10" w:before="0"/>
               <w:ind w:left="120"/>
             </w:pPr>
-            <w:hyperlink w:history="1" r:id="rIdtopzondnaldpzowo6bxjj">
+            <w:hyperlink w:history="1" r:id="rId6e-wpf7szhh7md_lhsdv-">
               <w:r>
                 <w:rPr>
                   <w:rFonts w:ascii="Arial" w:cs="Arial" w:eastAsia="Arial" w:hAnsi="Arial"/>
@@ -11916,7 +11916,7 @@
             <w:pPr>
               <w:spacing w:after="20" w:before="0"/>
             </w:pPr>
-            <w:hyperlink w:history="1" r:id="rIduhqmyp5h3tmtho2haby1z">
+            <w:hyperlink w:history="1" r:id="rIddpvisy-hgmst93eltqzus">
               <w:r>
                 <w:rPr>
                   <w:rFonts w:ascii="Arial" w:cs="Arial" w:eastAsia="Arial" w:hAnsi="Arial"/>
@@ -11949,7 +11949,7 @@
               <w:spacing w:after="10" w:before="0"/>
               <w:ind w:left="120"/>
             </w:pPr>
-            <w:hyperlink w:history="1" r:id="rIdn_jvptpom71i-zg7rysd_">
+            <w:hyperlink w:history="1" r:id="rIdspc3p294qf5jkwyukb02t">
               <w:r>
                 <w:rPr>
                   <w:rFonts w:ascii="Arial" w:cs="Arial" w:eastAsia="Arial" w:hAnsi="Arial"/>
@@ -11994,7 +11994,7 @@
             <w:pPr>
               <w:spacing w:after="20" w:before="0"/>
             </w:pPr>
-            <w:hyperlink w:history="1" r:id="rId9vghikrbiwwgtzhwrib2a">
+            <w:hyperlink w:history="1" r:id="rIdtzhsdhfnpn3is958hmr12">
               <w:r>
                 <w:rPr>
                   <w:rFonts w:ascii="Arial" w:cs="Arial" w:eastAsia="Arial" w:hAnsi="Arial"/>
@@ -12027,7 +12027,7 @@
               <w:spacing w:after="10" w:before="0"/>
               <w:ind w:left="120"/>
             </w:pPr>
-            <w:hyperlink w:history="1" r:id="rIdlx_ecm8ktdhvtyob1aqb6">
+            <w:hyperlink w:history="1" r:id="rIdvtrbfh6z7ccbd2eeiyviv">
               <w:r>
                 <w:rPr>
                   <w:rFonts w:ascii="Arial" w:cs="Arial" w:eastAsia="Arial" w:hAnsi="Arial"/>
@@ -12222,7 +12222,7 @@
             <w:pPr>
               <w:spacing w:after="20" w:before="0"/>
             </w:pPr>
-            <w:hyperlink w:history="1" r:id="rIdhfjqqk-lp6t5fq3xwo3g8">
+            <w:hyperlink w:history="1" r:id="rIdncumx2rz0gify6ljkfmlr">
               <w:r>
                 <w:rPr>
                   <w:rFonts w:ascii="Arial" w:cs="Arial" w:eastAsia="Arial" w:hAnsi="Arial"/>
@@ -12255,7 +12255,7 @@
               <w:spacing w:after="10" w:before="0"/>
               <w:ind w:left="120"/>
             </w:pPr>
-            <w:hyperlink w:history="1" r:id="rIdgok7adlyj6tmp07wywi_-">
+            <w:hyperlink w:history="1" r:id="rIdw1ie119qyol66ccqkuhgc">
               <w:r>
                 <w:rPr>
                   <w:rFonts w:ascii="Arial" w:cs="Arial" w:eastAsia="Arial" w:hAnsi="Arial"/>
@@ -12300,7 +12300,7 @@
             <w:pPr>
               <w:spacing w:after="20" w:before="0"/>
             </w:pPr>
-            <w:hyperlink w:history="1" r:id="rIdxbgnikgq3fezim_s44shn">
+            <w:hyperlink w:history="1" r:id="rIdoz5e98ybbuy-kc5h4oz1h">
               <w:r>
                 <w:rPr>
                   <w:rFonts w:ascii="Arial" w:cs="Arial" w:eastAsia="Arial" w:hAnsi="Arial"/>
@@ -12333,7 +12333,7 @@
               <w:spacing w:after="10" w:before="0"/>
               <w:ind w:left="120"/>
             </w:pPr>
-            <w:hyperlink w:history="1" r:id="rIdqrgaf_y_ao5ct4j6y5orh">
+            <w:hyperlink w:history="1" r:id="rIdxdvx4p_y5dzx_yu0mca3y">
               <w:r>
                 <w:rPr>
                   <w:rFonts w:ascii="Arial" w:cs="Arial" w:eastAsia="Arial" w:hAnsi="Arial"/>
@@ -12528,7 +12528,7 @@
             <w:pPr>
               <w:spacing w:after="20" w:before="0"/>
             </w:pPr>
-            <w:hyperlink w:history="1" r:id="rIdsqzna7vjx-dv3oyoslavv">
+            <w:hyperlink w:history="1" r:id="rIdtiquh84rdrekettv1cmvg">
               <w:r>
                 <w:rPr>
                   <w:rFonts w:ascii="Arial" w:cs="Arial" w:eastAsia="Arial" w:hAnsi="Arial"/>
@@ -12561,7 +12561,7 @@
               <w:spacing w:after="10" w:before="0"/>
               <w:ind w:left="120"/>
             </w:pPr>
-            <w:hyperlink w:history="1" r:id="rIdd9bsyk5bo8siskiopn3jy">
+            <w:hyperlink w:history="1" r:id="rIdxsejmaa5lez9zt3vywnke">
               <w:r>
                 <w:rPr>
                   <w:rFonts w:ascii="Arial" w:cs="Arial" w:eastAsia="Arial" w:hAnsi="Arial"/>
@@ -12606,7 +12606,7 @@
             <w:pPr>
               <w:spacing w:after="20" w:before="0"/>
             </w:pPr>
-            <w:hyperlink w:history="1" r:id="rIdgxbhemp96ayrhy9z8ggey">
+            <w:hyperlink w:history="1" r:id="rIdhvlye1x-y2-qts6v_mq26">
               <w:r>
                 <w:rPr>
                   <w:rFonts w:ascii="Arial" w:cs="Arial" w:eastAsia="Arial" w:hAnsi="Arial"/>
@@ -12639,7 +12639,7 @@
               <w:spacing w:after="10" w:before="0"/>
               <w:ind w:left="120"/>
             </w:pPr>
-            <w:hyperlink w:history="1" r:id="rIdedcyp0ckfrvx6cjmzlhq9">
+            <w:hyperlink w:history="1" r:id="rId3uf3m3f6o3regzwyfd0le">
               <w:r>
                 <w:rPr>
                   <w:rFonts w:ascii="Arial" w:cs="Arial" w:eastAsia="Arial" w:hAnsi="Arial"/>
@@ -12834,7 +12834,7 @@
             <w:pPr>
               <w:spacing w:after="20" w:before="0"/>
             </w:pPr>
-            <w:hyperlink w:history="1" r:id="rIdoovjh8myhzxjafuiaggs-">
+            <w:hyperlink w:history="1" r:id="rIdrodiejzv9glr8y48z9u_j">
               <w:r>
                 <w:rPr>
                   <w:rFonts w:ascii="Arial" w:cs="Arial" w:eastAsia="Arial" w:hAnsi="Arial"/>
@@ -12867,7 +12867,7 @@
               <w:spacing w:after="10" w:before="0"/>
               <w:ind w:left="120"/>
             </w:pPr>
-            <w:hyperlink w:history="1" r:id="rId94kuwjxzmjsfh2lthldi0">
+            <w:hyperlink w:history="1" r:id="rId15cy43jdl43acmnpgyylt">
               <w:r>
                 <w:rPr>
                   <w:rFonts w:ascii="Arial" w:cs="Arial" w:eastAsia="Arial" w:hAnsi="Arial"/>
@@ -12912,7 +12912,7 @@
             <w:pPr>
               <w:spacing w:after="20" w:before="0"/>
             </w:pPr>
-            <w:hyperlink w:history="1" r:id="rIdnfkz_uukb0xlnr2_moc02">
+            <w:hyperlink w:history="1" r:id="rIdr4sxu3lpvryja6tx99fq-">
               <w:r>
                 <w:rPr>
                   <w:rFonts w:ascii="Arial" w:cs="Arial" w:eastAsia="Arial" w:hAnsi="Arial"/>
@@ -12945,7 +12945,7 @@
               <w:spacing w:after="10" w:before="0"/>
               <w:ind w:left="120"/>
             </w:pPr>
-            <w:hyperlink w:history="1" r:id="rIdxcgdfcjbbswr1fso4vdg3">
+            <w:hyperlink w:history="1" r:id="rIdguvdhv1fu6czrseq2icv5">
               <w:r>
                 <w:rPr>
                   <w:rFonts w:ascii="Arial" w:cs="Arial" w:eastAsia="Arial" w:hAnsi="Arial"/>
@@ -14432,7 +14432,7 @@
             <w:pPr>
               <w:spacing w:after="20" w:before="0"/>
             </w:pPr>
-            <w:hyperlink w:history="1" r:id="rIdvvqngcexcgpikoodopaq4">
+            <w:hyperlink w:history="1" r:id="rIdowednytjmew-wawxjnwkd">
               <w:r>
                 <w:rPr>
                   <w:rFonts w:ascii="Arial" w:cs="Arial" w:eastAsia="Arial" w:hAnsi="Arial"/>
@@ -14465,7 +14465,7 @@
               <w:spacing w:after="10" w:before="0"/>
               <w:ind w:left="120"/>
             </w:pPr>
-            <w:hyperlink w:history="1" r:id="rIdm7q1xl4gfgtaruezcg65t">
+            <w:hyperlink w:history="1" r:id="rIddc9ktdlcwjrju5qablqre">
               <w:r>
                 <w:rPr>
                   <w:rFonts w:ascii="Arial" w:cs="Arial" w:eastAsia="Arial" w:hAnsi="Arial"/>
@@ -14510,7 +14510,7 @@
             <w:pPr>
               <w:spacing w:after="20" w:before="0"/>
             </w:pPr>
-            <w:hyperlink w:history="1" r:id="rIdfnubxypdmzd383oladknl">
+            <w:hyperlink w:history="1" r:id="rIdfkzippiweqgdspndbffu-">
               <w:r>
                 <w:rPr>
                   <w:rFonts w:ascii="Arial" w:cs="Arial" w:eastAsia="Arial" w:hAnsi="Arial"/>
@@ -14543,7 +14543,7 @@
               <w:spacing w:after="10" w:before="0"/>
               <w:ind w:left="120"/>
             </w:pPr>
-            <w:hyperlink w:history="1" r:id="rIdoub3st80_qbigyk3bbypi">
+            <w:hyperlink w:history="1" r:id="rId6rnah7praoxceoolxoag2">
               <w:r>
                 <w:rPr>
                   <w:rFonts w:ascii="Arial" w:cs="Arial" w:eastAsia="Arial" w:hAnsi="Arial"/>
@@ -14738,7 +14738,7 @@
             <w:pPr>
               <w:spacing w:after="20" w:before="0"/>
             </w:pPr>
-            <w:hyperlink w:history="1" r:id="rId79k0lryd2z52ey-si7euu">
+            <w:hyperlink w:history="1" r:id="rIdrlpt1s2lkb5ybawrdadhl">
               <w:r>
                 <w:rPr>
                   <w:rFonts w:ascii="Arial" w:cs="Arial" w:eastAsia="Arial" w:hAnsi="Arial"/>
@@ -14771,7 +14771,7 @@
               <w:spacing w:after="10" w:before="0"/>
               <w:ind w:left="120"/>
             </w:pPr>
-            <w:hyperlink w:history="1" r:id="rIdmkvaameqndnzxxn4wfppv">
+            <w:hyperlink w:history="1" r:id="rIdeiifyjopsuaom-vg_xzl0">
               <w:r>
                 <w:rPr>
                   <w:rFonts w:ascii="Arial" w:cs="Arial" w:eastAsia="Arial" w:hAnsi="Arial"/>
@@ -14816,7 +14816,7 @@
             <w:pPr>
               <w:spacing w:after="20" w:before="0"/>
             </w:pPr>
-            <w:hyperlink w:history="1" r:id="rIdooqp5illb1wcxoqgg-vjg">
+            <w:hyperlink w:history="1" r:id="rIdghvo6yhfzp3tkkhzvqxvc">
               <w:r>
                 <w:rPr>
                   <w:rFonts w:ascii="Arial" w:cs="Arial" w:eastAsia="Arial" w:hAnsi="Arial"/>
@@ -14849,7 +14849,7 @@
               <w:spacing w:after="10" w:before="0"/>
               <w:ind w:left="120"/>
             </w:pPr>
-            <w:hyperlink w:history="1" r:id="rIdrrlcwp2rgwn5xwxrpslxc">
+            <w:hyperlink w:history="1" r:id="rIdlq6rpedbjevlje9vg1wio">
               <w:r>
                 <w:rPr>
                   <w:rFonts w:ascii="Arial" w:cs="Arial" w:eastAsia="Arial" w:hAnsi="Arial"/>
@@ -15044,7 +15044,7 @@
             <w:pPr>
               <w:spacing w:after="20" w:before="0"/>
             </w:pPr>
-            <w:hyperlink w:history="1" r:id="rIdaibfnpa8gqpu2088gaqfr">
+            <w:hyperlink w:history="1" r:id="rId_3ap3xvsocg1pfrrmyzrs">
               <w:r>
                 <w:rPr>
                   <w:rFonts w:ascii="Arial" w:cs="Arial" w:eastAsia="Arial" w:hAnsi="Arial"/>
@@ -15077,7 +15077,7 @@
               <w:spacing w:after="10" w:before="0"/>
               <w:ind w:left="120"/>
             </w:pPr>
-            <w:hyperlink w:history="1" r:id="rIddudzqsb46ktlbbppf2cst">
+            <w:hyperlink w:history="1" r:id="rIdlaenvskzvxcvn-zkwrwmj">
               <w:r>
                 <w:rPr>
                   <w:rFonts w:ascii="Arial" w:cs="Arial" w:eastAsia="Arial" w:hAnsi="Arial"/>
@@ -15122,7 +15122,7 @@
             <w:pPr>
               <w:spacing w:after="20" w:before="0"/>
             </w:pPr>
-            <w:hyperlink w:history="1" r:id="rIdncdoopspxcyndr73krmp2">
+            <w:hyperlink w:history="1" r:id="rIdcsq_x9ktjh8ogi6s39xpv">
               <w:r>
                 <w:rPr>
                   <w:rFonts w:ascii="Arial" w:cs="Arial" w:eastAsia="Arial" w:hAnsi="Arial"/>
@@ -15155,7 +15155,7 @@
               <w:spacing w:after="10" w:before="0"/>
               <w:ind w:left="120"/>
             </w:pPr>
-            <w:hyperlink w:history="1" r:id="rIdghh5tx4rtydvgi4l83l6-">
+            <w:hyperlink w:history="1" r:id="rIdleazdfzh5e-xa7bfeohbu">
               <w:r>
                 <w:rPr>
                   <w:rFonts w:ascii="Arial" w:cs="Arial" w:eastAsia="Arial" w:hAnsi="Arial"/>
@@ -15350,7 +15350,7 @@
             <w:pPr>
               <w:spacing w:after="20" w:before="0"/>
             </w:pPr>
-            <w:hyperlink w:history="1" r:id="rIdvcetnlqrwm7j3i_gv1brc">
+            <w:hyperlink w:history="1" r:id="rIdtoaqx23k6hrzvh-s3a-wp">
               <w:r>
                 <w:rPr>
                   <w:rFonts w:ascii="Arial" w:cs="Arial" w:eastAsia="Arial" w:hAnsi="Arial"/>
@@ -15383,7 +15383,7 @@
               <w:spacing w:after="10" w:before="0"/>
               <w:ind w:left="120"/>
             </w:pPr>
-            <w:hyperlink w:history="1" r:id="rIdv6zs02fch6boygqvtajrj">
+            <w:hyperlink w:history="1" r:id="rIdswcn0mpywtwtxfmakg2ti">
               <w:r>
                 <w:rPr>
                   <w:rFonts w:ascii="Arial" w:cs="Arial" w:eastAsia="Arial" w:hAnsi="Arial"/>
@@ -15428,7 +15428,7 @@
             <w:pPr>
               <w:spacing w:after="20" w:before="0"/>
             </w:pPr>
-            <w:hyperlink w:history="1" r:id="rId7xae__xb8nh3rhxhm9hf5">
+            <w:hyperlink w:history="1" r:id="rIdkhehohg0drxdk4sc-fl2d">
               <w:r>
                 <w:rPr>
                   <w:rFonts w:ascii="Arial" w:cs="Arial" w:eastAsia="Arial" w:hAnsi="Arial"/>
@@ -15461,7 +15461,7 @@
               <w:spacing w:after="10" w:before="0"/>
               <w:ind w:left="120"/>
             </w:pPr>
-            <w:hyperlink w:history="1" r:id="rIdb0eeavsk86larumfhaq-g">
+            <w:hyperlink w:history="1" r:id="rIdqhbk_jkjfxn5n4xivdxrm">
               <w:r>
                 <w:rPr>
                   <w:rFonts w:ascii="Arial" w:cs="Arial" w:eastAsia="Arial" w:hAnsi="Arial"/>
@@ -15656,7 +15656,7 @@
             <w:pPr>
               <w:spacing w:after="20" w:before="0"/>
             </w:pPr>
-            <w:hyperlink w:history="1" r:id="rIdmh-_uqryv5ejekl5m0u3d">
+            <w:hyperlink w:history="1" r:id="rId2bfkwkifmvqdsjj3bydut">
               <w:r>
                 <w:rPr>
                   <w:rFonts w:ascii="Arial" w:cs="Arial" w:eastAsia="Arial" w:hAnsi="Arial"/>
@@ -15689,7 +15689,7 @@
               <w:spacing w:after="10" w:before="0"/>
               <w:ind w:left="120"/>
             </w:pPr>
-            <w:hyperlink w:history="1" r:id="rIdbf48ocjlc-ccsroxlj1c3">
+            <w:hyperlink w:history="1" r:id="rIdfsqih1pwlgzi4pwek929x">
               <w:r>
                 <w:rPr>
                   <w:rFonts w:ascii="Arial" w:cs="Arial" w:eastAsia="Arial" w:hAnsi="Arial"/>
@@ -15734,7 +15734,7 @@
             <w:pPr>
               <w:spacing w:after="20" w:before="0"/>
             </w:pPr>
-            <w:hyperlink w:history="1" r:id="rId-i55gl2ns3hgig1bnp7wc">
+            <w:hyperlink w:history="1" r:id="rIdrze5-coghfjo2d2b3ub6q">
               <w:r>
                 <w:rPr>
                   <w:rFonts w:ascii="Arial" w:cs="Arial" w:eastAsia="Arial" w:hAnsi="Arial"/>
@@ -15767,7 +15767,7 @@
               <w:spacing w:after="10" w:before="0"/>
               <w:ind w:left="120"/>
             </w:pPr>
-            <w:hyperlink w:history="1" r:id="rId5vhtndbb9--3e3pm1k3m-">
+            <w:hyperlink w:history="1" r:id="rIdxtg8hedbbff7-jnzpcgq1">
               <w:r>
                 <w:rPr>
                   <w:rFonts w:ascii="Arial" w:cs="Arial" w:eastAsia="Arial" w:hAnsi="Arial"/>
@@ -17254,7 +17254,7 @@
             <w:pPr>
               <w:spacing w:after="20" w:before="0"/>
             </w:pPr>
-            <w:hyperlink w:history="1" r:id="rId6nmn33raxchvnkoa8l0ye">
+            <w:hyperlink w:history="1" r:id="rId5xluzmnnmjjr7-8ixr_mm">
               <w:r>
                 <w:rPr>
                   <w:rFonts w:ascii="Arial" w:cs="Arial" w:eastAsia="Arial" w:hAnsi="Arial"/>
@@ -17287,7 +17287,7 @@
               <w:spacing w:after="10" w:before="0"/>
               <w:ind w:left="120"/>
             </w:pPr>
-            <w:hyperlink w:history="1" r:id="rIdhfipp0venb0-khqypdo0x">
+            <w:hyperlink w:history="1" r:id="rIdsrrio5ee7gq7pz7vxjytw">
               <w:r>
                 <w:rPr>
                   <w:rFonts w:ascii="Arial" w:cs="Arial" w:eastAsia="Arial" w:hAnsi="Arial"/>
@@ -17332,7 +17332,7 @@
             <w:pPr>
               <w:spacing w:after="20" w:before="0"/>
             </w:pPr>
-            <w:hyperlink w:history="1" r:id="rIdatofp2q4hzy4px4w4ory9">
+            <w:hyperlink w:history="1" r:id="rIdbbcgl7napqbbjjzq3ysfe">
               <w:r>
                 <w:rPr>
                   <w:rFonts w:ascii="Arial" w:cs="Arial" w:eastAsia="Arial" w:hAnsi="Arial"/>
@@ -17365,7 +17365,7 @@
               <w:spacing w:after="10" w:before="0"/>
               <w:ind w:left="120"/>
             </w:pPr>
-            <w:hyperlink w:history="1" r:id="rIdqn9rkjznv6ges97ccp67x">
+            <w:hyperlink w:history="1" r:id="rId1btu2pvsf3p3emd31pywb">
               <w:r>
                 <w:rPr>
                   <w:rFonts w:ascii="Arial" w:cs="Arial" w:eastAsia="Arial" w:hAnsi="Arial"/>
@@ -17560,7 +17560,7 @@
             <w:pPr>
               <w:spacing w:after="20" w:before="0"/>
             </w:pPr>
-            <w:hyperlink w:history="1" r:id="rIdkfwklkeiw_jlc7cwg1byd">
+            <w:hyperlink w:history="1" r:id="rIdkot_vduvk5iswifvzsune">
               <w:r>
                 <w:rPr>
                   <w:rFonts w:ascii="Arial" w:cs="Arial" w:eastAsia="Arial" w:hAnsi="Arial"/>
@@ -17593,7 +17593,7 @@
               <w:spacing w:after="10" w:before="0"/>
               <w:ind w:left="120"/>
             </w:pPr>
-            <w:hyperlink w:history="1" r:id="rId4eh_htrv6vak1df4oorrb">
+            <w:hyperlink w:history="1" r:id="rIdtw8ho7_hmb-dh9wdc_nzh">
               <w:r>
                 <w:rPr>
                   <w:rFonts w:ascii="Arial" w:cs="Arial" w:eastAsia="Arial" w:hAnsi="Arial"/>
@@ -17638,7 +17638,7 @@
             <w:pPr>
               <w:spacing w:after="20" w:before="0"/>
             </w:pPr>
-            <w:hyperlink w:history="1" r:id="rIdsi7dg8wes-ec0mz5ki6ho">
+            <w:hyperlink w:history="1" r:id="rIddy2yqwfpgktvxyfyz_xa-">
               <w:r>
                 <w:rPr>
                   <w:rFonts w:ascii="Arial" w:cs="Arial" w:eastAsia="Arial" w:hAnsi="Arial"/>
@@ -17671,7 +17671,7 @@
               <w:spacing w:after="10" w:before="0"/>
               <w:ind w:left="120"/>
             </w:pPr>
-            <w:hyperlink w:history="1" r:id="rIdrkxdrujrnj9xag7sqibat">
+            <w:hyperlink w:history="1" r:id="rIdbodbgzk1zhz_uhjvmcgwu">
               <w:r>
                 <w:rPr>
                   <w:rFonts w:ascii="Arial" w:cs="Arial" w:eastAsia="Arial" w:hAnsi="Arial"/>
@@ -17866,7 +17866,7 @@
             <w:pPr>
               <w:spacing w:after="20" w:before="0"/>
             </w:pPr>
-            <w:hyperlink w:history="1" r:id="rIdm7ifrz2mjsepbm0nte2og">
+            <w:hyperlink w:history="1" r:id="rIdwwgulswwpafwaeubf5dg9">
               <w:r>
                 <w:rPr>
                   <w:rFonts w:ascii="Arial" w:cs="Arial" w:eastAsia="Arial" w:hAnsi="Arial"/>
@@ -17899,7 +17899,7 @@
               <w:spacing w:after="10" w:before="0"/>
               <w:ind w:left="120"/>
             </w:pPr>
-            <w:hyperlink w:history="1" r:id="rIdn4t89nt3nzvcdvdk5t7k4">
+            <w:hyperlink w:history="1" r:id="rId3eva6tio-jpqii36yftlb">
               <w:r>
                 <w:rPr>
                   <w:rFonts w:ascii="Arial" w:cs="Arial" w:eastAsia="Arial" w:hAnsi="Arial"/>
@@ -17944,7 +17944,7 @@
             <w:pPr>
               <w:spacing w:after="20" w:before="0"/>
             </w:pPr>
-            <w:hyperlink w:history="1" r:id="rIdkcdr8tf3o73izqdhkomur">
+            <w:hyperlink w:history="1" r:id="rIdqioriry-9vtj08w0lsf60">
               <w:r>
                 <w:rPr>
                   <w:rFonts w:ascii="Arial" w:cs="Arial" w:eastAsia="Arial" w:hAnsi="Arial"/>
@@ -17977,7 +17977,7 @@
               <w:spacing w:after="10" w:before="0"/>
               <w:ind w:left="120"/>
             </w:pPr>
-            <w:hyperlink w:history="1" r:id="rIdjblil3rtorstqmnm-ehbb">
+            <w:hyperlink w:history="1" r:id="rIdepdho7krccgrnt2ezobfw">
               <w:r>
                 <w:rPr>
                   <w:rFonts w:ascii="Arial" w:cs="Arial" w:eastAsia="Arial" w:hAnsi="Arial"/>
@@ -18172,7 +18172,7 @@
             <w:pPr>
               <w:spacing w:after="20" w:before="0"/>
             </w:pPr>
-            <w:hyperlink w:history="1" r:id="rIdn6de1z7gjnff7fg76blgc">
+            <w:hyperlink w:history="1" r:id="rIdgducsdq3zzp7_iprvovvx">
               <w:r>
                 <w:rPr>
                   <w:rFonts w:ascii="Arial" w:cs="Arial" w:eastAsia="Arial" w:hAnsi="Arial"/>
@@ -18205,7 +18205,7 @@
               <w:spacing w:after="10" w:before="0"/>
               <w:ind w:left="120"/>
             </w:pPr>
-            <w:hyperlink w:history="1" r:id="rIde4q-k0njd_nd_3-p-wtyz">
+            <w:hyperlink w:history="1" r:id="rIdxppo_sxkwrtxwrjdfxqyz">
               <w:r>
                 <w:rPr>
                   <w:rFonts w:ascii="Arial" w:cs="Arial" w:eastAsia="Arial" w:hAnsi="Arial"/>
@@ -18250,7 +18250,7 @@
             <w:pPr>
               <w:spacing w:after="20" w:before="0"/>
             </w:pPr>
-            <w:hyperlink w:history="1" r:id="rId5yk6xwbwrktlwv2w0gyrq">
+            <w:hyperlink w:history="1" r:id="rIdio4hgffdkqggtcnt67ein">
               <w:r>
                 <w:rPr>
                   <w:rFonts w:ascii="Arial" w:cs="Arial" w:eastAsia="Arial" w:hAnsi="Arial"/>
@@ -18283,7 +18283,7 @@
               <w:spacing w:after="10" w:before="0"/>
               <w:ind w:left="120"/>
             </w:pPr>
-            <w:hyperlink w:history="1" r:id="rIdtizn4xlqovnbu_f-_tj0a">
+            <w:hyperlink w:history="1" r:id="rIdwng-n4-pbpgzhelfplrww">
               <w:r>
                 <w:rPr>
                   <w:rFonts w:ascii="Arial" w:cs="Arial" w:eastAsia="Arial" w:hAnsi="Arial"/>
@@ -18478,7 +18478,7 @@
             <w:pPr>
               <w:spacing w:after="20" w:before="0"/>
             </w:pPr>
-            <w:hyperlink w:history="1" r:id="rIduordprf5d8cwbsqmyqr9z">
+            <w:hyperlink w:history="1" r:id="rIdbjdkegrhygwljdno_f1kp">
               <w:r>
                 <w:rPr>
                   <w:rFonts w:ascii="Arial" w:cs="Arial" w:eastAsia="Arial" w:hAnsi="Arial"/>
@@ -18511,7 +18511,7 @@
               <w:spacing w:after="10" w:before="0"/>
               <w:ind w:left="120"/>
             </w:pPr>
-            <w:hyperlink w:history="1" r:id="rIdnhuzxtpdaifyrdbx1hew-">
+            <w:hyperlink w:history="1" r:id="rIdqommce52qi9vz0i-pezkq">
               <w:r>
                 <w:rPr>
                   <w:rFonts w:ascii="Arial" w:cs="Arial" w:eastAsia="Arial" w:hAnsi="Arial"/>
@@ -18556,7 +18556,7 @@
             <w:pPr>
               <w:spacing w:after="20" w:before="0"/>
             </w:pPr>
-            <w:hyperlink w:history="1" r:id="rIdzudcypkhfczieky94szvd">
+            <w:hyperlink w:history="1" r:id="rIdooyf8lrmzgl1uermfrflg">
               <w:r>
                 <w:rPr>
                   <w:rFonts w:ascii="Arial" w:cs="Arial" w:eastAsia="Arial" w:hAnsi="Arial"/>
@@ -18589,7 +18589,7 @@
               <w:spacing w:after="10" w:before="0"/>
               <w:ind w:left="120"/>
             </w:pPr>
-            <w:hyperlink w:history="1" r:id="rIdkefc0v9tdtidbt7xyo4zq">
+            <w:hyperlink w:history="1" r:id="rIdso2-koevdmj1z8mur0ql5">
               <w:r>
                 <w:rPr>
                   <w:rFonts w:ascii="Arial" w:cs="Arial" w:eastAsia="Arial" w:hAnsi="Arial"/>
@@ -20076,7 +20076,7 @@
             <w:pPr>
               <w:spacing w:after="20" w:before="0"/>
             </w:pPr>
-            <w:hyperlink w:history="1" r:id="rIdgo0msjudzkf1twdqpuwbf">
+            <w:hyperlink w:history="1" r:id="rId8g-v4njrjdclcsc3py3v8">
               <w:r>
                 <w:rPr>
                   <w:rFonts w:ascii="Arial" w:cs="Arial" w:eastAsia="Arial" w:hAnsi="Arial"/>
@@ -20109,7 +20109,7 @@
               <w:spacing w:after="10" w:before="0"/>
               <w:ind w:left="120"/>
             </w:pPr>
-            <w:hyperlink w:history="1" r:id="rIdaslna4ym-irdkrsar3ett">
+            <w:hyperlink w:history="1" r:id="rIdkgfihod3zzibfa-xzgdzl">
               <w:r>
                 <w:rPr>
                   <w:rFonts w:ascii="Arial" w:cs="Arial" w:eastAsia="Arial" w:hAnsi="Arial"/>
@@ -20154,7 +20154,7 @@
             <w:pPr>
               <w:spacing w:after="20" w:before="0"/>
             </w:pPr>
-            <w:hyperlink w:history="1" r:id="rId0gftrbbktm-iqgmiwdqbg">
+            <w:hyperlink w:history="1" r:id="rIdh9yxamrmgpw2ybtw52yc3">
               <w:r>
                 <w:rPr>
                   <w:rFonts w:ascii="Arial" w:cs="Arial" w:eastAsia="Arial" w:hAnsi="Arial"/>
@@ -20187,7 +20187,7 @@
               <w:spacing w:after="10" w:before="0"/>
               <w:ind w:left="120"/>
             </w:pPr>
-            <w:hyperlink w:history="1" r:id="rIdwzwzjwumesmzivywxsn4r">
+            <w:hyperlink w:history="1" r:id="rIdx0hpvs6ictyn0ezs1egwk">
               <w:r>
                 <w:rPr>
                   <w:rFonts w:ascii="Arial" w:cs="Arial" w:eastAsia="Arial" w:hAnsi="Arial"/>
@@ -20382,7 +20382,7 @@
             <w:pPr>
               <w:spacing w:after="20" w:before="0"/>
             </w:pPr>
-            <w:hyperlink w:history="1" r:id="rIdpcwr8sftv_zckhvuz-zt3">
+            <w:hyperlink w:history="1" r:id="rIdt33b975lyrvs1wt__42ft">
               <w:r>
                 <w:rPr>
                   <w:rFonts w:ascii="Arial" w:cs="Arial" w:eastAsia="Arial" w:hAnsi="Arial"/>
@@ -20415,7 +20415,7 @@
               <w:spacing w:after="10" w:before="0"/>
               <w:ind w:left="120"/>
             </w:pPr>
-            <w:hyperlink w:history="1" r:id="rIdovscbejlq2xr-7ecnkca4">
+            <w:hyperlink w:history="1" r:id="rIdx6wascyrbrerxt2i7glgo">
               <w:r>
                 <w:rPr>
                   <w:rFonts w:ascii="Arial" w:cs="Arial" w:eastAsia="Arial" w:hAnsi="Arial"/>
@@ -20460,7 +20460,7 @@
             <w:pPr>
               <w:spacing w:after="20" w:before="0"/>
             </w:pPr>
-            <w:hyperlink w:history="1" r:id="rId8rd3apfeglgsw84bfzr8h">
+            <w:hyperlink w:history="1" r:id="rId_ltqmo1x9ti5xdqfhubj9">
               <w:r>
                 <w:rPr>
                   <w:rFonts w:ascii="Arial" w:cs="Arial" w:eastAsia="Arial" w:hAnsi="Arial"/>
@@ -20493,7 +20493,7 @@
               <w:spacing w:after="10" w:before="0"/>
               <w:ind w:left="120"/>
             </w:pPr>
-            <w:hyperlink w:history="1" r:id="rIdfosgmkz4ompoar2zuxxlm">
+            <w:hyperlink w:history="1" r:id="rIdx41mppmbnmhpob0awxw56">
               <w:r>
                 <w:rPr>
                   <w:rFonts w:ascii="Arial" w:cs="Arial" w:eastAsia="Arial" w:hAnsi="Arial"/>
@@ -20688,7 +20688,7 @@
             <w:pPr>
               <w:spacing w:after="20" w:before="0"/>
             </w:pPr>
-            <w:hyperlink w:history="1" r:id="rId-pkusqhwrk9riumlg9ved">
+            <w:hyperlink w:history="1" r:id="rIdko1ik4kdke1xrb2dwkzer">
               <w:r>
                 <w:rPr>
                   <w:rFonts w:ascii="Arial" w:cs="Arial" w:eastAsia="Arial" w:hAnsi="Arial"/>
@@ -20721,7 +20721,7 @@
               <w:spacing w:after="10" w:before="0"/>
               <w:ind w:left="120"/>
             </w:pPr>
-            <w:hyperlink w:history="1" r:id="rIdfikvsb-anm3nauhm3mxun">
+            <w:hyperlink w:history="1" r:id="rIdl_rxpitdrpdyiy2papieb">
               <w:r>
                 <w:rPr>
                   <w:rFonts w:ascii="Arial" w:cs="Arial" w:eastAsia="Arial" w:hAnsi="Arial"/>
@@ -20766,7 +20766,7 @@
             <w:pPr>
               <w:spacing w:after="20" w:before="0"/>
             </w:pPr>
-            <w:hyperlink w:history="1" r:id="rIdgp-hxmbwsklgwnnn4zokc">
+            <w:hyperlink w:history="1" r:id="rIdcgownldiryjxghhtmpcob">
               <w:r>
                 <w:rPr>
                   <w:rFonts w:ascii="Arial" w:cs="Arial" w:eastAsia="Arial" w:hAnsi="Arial"/>
@@ -20799,7 +20799,7 @@
               <w:spacing w:after="10" w:before="0"/>
               <w:ind w:left="120"/>
             </w:pPr>
-            <w:hyperlink w:history="1" r:id="rIduegldbg76oh-tdcr1waq2">
+            <w:hyperlink w:history="1" r:id="rId0c0ffym3m9yy-vwfwm-wn">
               <w:r>
                 <w:rPr>
                   <w:rFonts w:ascii="Arial" w:cs="Arial" w:eastAsia="Arial" w:hAnsi="Arial"/>
@@ -20994,7 +20994,7 @@
             <w:pPr>
               <w:spacing w:after="20" w:before="0"/>
             </w:pPr>
-            <w:hyperlink w:history="1" r:id="rId4btqnrl1cfirdwmbhk4ry">
+            <w:hyperlink w:history="1" r:id="rId7pzfd0_90toyh7_i1zhhk">
               <w:r>
                 <w:rPr>
                   <w:rFonts w:ascii="Arial" w:cs="Arial" w:eastAsia="Arial" w:hAnsi="Arial"/>
@@ -21027,7 +21027,7 @@
               <w:spacing w:after="10" w:before="0"/>
               <w:ind w:left="120"/>
             </w:pPr>
-            <w:hyperlink w:history="1" r:id="rIdfki2t4ds9cx4j27h5zmne">
+            <w:hyperlink w:history="1" r:id="rIdqcrt-txyuwnaolbcac_2i">
               <w:r>
                 <w:rPr>
                   <w:rFonts w:ascii="Arial" w:cs="Arial" w:eastAsia="Arial" w:hAnsi="Arial"/>
@@ -21072,7 +21072,7 @@
             <w:pPr>
               <w:spacing w:after="20" w:before="0"/>
             </w:pPr>
-            <w:hyperlink w:history="1" r:id="rIdqf59g1gdkf5_ufwh_xxed">
+            <w:hyperlink w:history="1" r:id="rId4b2cs2cu6udg1sezpouvs">
               <w:r>
                 <w:rPr>
                   <w:rFonts w:ascii="Arial" w:cs="Arial" w:eastAsia="Arial" w:hAnsi="Arial"/>
@@ -21105,7 +21105,7 @@
               <w:spacing w:after="10" w:before="0"/>
               <w:ind w:left="120"/>
             </w:pPr>
-            <w:hyperlink w:history="1" r:id="rIdzdgddrdcen5rmwl0die5s">
+            <w:hyperlink w:history="1" r:id="rIdfapv0vmlaew2ktfbqai9z">
               <w:r>
                 <w:rPr>
                   <w:rFonts w:ascii="Arial" w:cs="Arial" w:eastAsia="Arial" w:hAnsi="Arial"/>
@@ -21300,7 +21300,7 @@
             <w:pPr>
               <w:spacing w:after="20" w:before="0"/>
             </w:pPr>
-            <w:hyperlink w:history="1" r:id="rIdilthh2zgjlzgzai7krfxf">
+            <w:hyperlink w:history="1" r:id="rIdwfqmnxu0wjju4yiyt8zaq">
               <w:r>
                 <w:rPr>
                   <w:rFonts w:ascii="Arial" w:cs="Arial" w:eastAsia="Arial" w:hAnsi="Arial"/>
@@ -21333,7 +21333,7 @@
               <w:spacing w:after="10" w:before="0"/>
               <w:ind w:left="120"/>
             </w:pPr>
-            <w:hyperlink w:history="1" r:id="rId02lscv8zosojbq2sos-il">
+            <w:hyperlink w:history="1" r:id="rIdr_f3jg19h0ll8cnch6er-">
               <w:r>
                 <w:rPr>
                   <w:rFonts w:ascii="Arial" w:cs="Arial" w:eastAsia="Arial" w:hAnsi="Arial"/>
@@ -21378,7 +21378,7 @@
             <w:pPr>
               <w:spacing w:after="20" w:before="0"/>
             </w:pPr>
-            <w:hyperlink w:history="1" r:id="rIdsiq5qce7qvllil1mwbnwm">
+            <w:hyperlink w:history="1" r:id="rIdkvmsdwugu10p4ykitaa4b">
               <w:r>
                 <w:rPr>
                   <w:rFonts w:ascii="Arial" w:cs="Arial" w:eastAsia="Arial" w:hAnsi="Arial"/>
@@ -21411,7 +21411,7 @@
               <w:spacing w:after="10" w:before="0"/>
               <w:ind w:left="120"/>
             </w:pPr>
-            <w:hyperlink w:history="1" r:id="rId6xbzkrapngjgrct-xte_3">
+            <w:hyperlink w:history="1" r:id="rIda9hkvsbptxusrjnlaomd9">
               <w:r>
                 <w:rPr>
                   <w:rFonts w:ascii="Arial" w:cs="Arial" w:eastAsia="Arial" w:hAnsi="Arial"/>
@@ -22898,7 +22898,7 @@
             <w:pPr>
               <w:spacing w:after="20" w:before="0"/>
             </w:pPr>
-            <w:hyperlink w:history="1" r:id="rId3inc7csamu5hv3htsnsux">
+            <w:hyperlink w:history="1" r:id="rIdu4hdsubql9wzafv2cr72f">
               <w:r>
                 <w:rPr>
                   <w:rFonts w:ascii="Arial" w:cs="Arial" w:eastAsia="Arial" w:hAnsi="Arial"/>
@@ -22931,7 +22931,7 @@
               <w:spacing w:after="10" w:before="0"/>
               <w:ind w:left="120"/>
             </w:pPr>
-            <w:hyperlink w:history="1" r:id="rIdep82rbw8ljbju9ce99xet">
+            <w:hyperlink w:history="1" r:id="rIdvc1a-czpw1ur_xoqmqa3y">
               <w:r>
                 <w:rPr>
                   <w:rFonts w:ascii="Arial" w:cs="Arial" w:eastAsia="Arial" w:hAnsi="Arial"/>
@@ -22976,7 +22976,7 @@
             <w:pPr>
               <w:spacing w:after="20" w:before="0"/>
             </w:pPr>
-            <w:hyperlink w:history="1" r:id="rIdixifcinawtuuoppu0pncy">
+            <w:hyperlink w:history="1" r:id="rIdjqka-eatyzngo0gt2_mwa">
               <w:r>
                 <w:rPr>
                   <w:rFonts w:ascii="Arial" w:cs="Arial" w:eastAsia="Arial" w:hAnsi="Arial"/>
@@ -23009,7 +23009,7 @@
               <w:spacing w:after="10" w:before="0"/>
               <w:ind w:left="120"/>
             </w:pPr>
-            <w:hyperlink w:history="1" r:id="rIdlu9xsnmksahsbujk1xhz6">
+            <w:hyperlink w:history="1" r:id="rIdicyepxzgmmsia01d1lemm">
               <w:r>
                 <w:rPr>
                   <w:rFonts w:ascii="Arial" w:cs="Arial" w:eastAsia="Arial" w:hAnsi="Arial"/>
@@ -23204,7 +23204,7 @@
             <w:pPr>
               <w:spacing w:after="20" w:before="0"/>
             </w:pPr>
-            <w:hyperlink w:history="1" r:id="rIdmwfkbourzmoak7rerlvxv">
+            <w:hyperlink w:history="1" r:id="rId-q9nhxpqo0qtfqrshm5kp">
               <w:r>
                 <w:rPr>
                   <w:rFonts w:ascii="Arial" w:cs="Arial" w:eastAsia="Arial" w:hAnsi="Arial"/>
@@ -23237,7 +23237,7 @@
               <w:spacing w:after="10" w:before="0"/>
               <w:ind w:left="120"/>
             </w:pPr>
-            <w:hyperlink w:history="1" r:id="rIdtdxu55tq9nfl53g9x2aol">
+            <w:hyperlink w:history="1" r:id="rId10xbwtbz5zojwfbyrduyi">
               <w:r>
                 <w:rPr>
                   <w:rFonts w:ascii="Arial" w:cs="Arial" w:eastAsia="Arial" w:hAnsi="Arial"/>
@@ -23282,7 +23282,7 @@
             <w:pPr>
               <w:spacing w:after="20" w:before="0"/>
             </w:pPr>
-            <w:hyperlink w:history="1" r:id="rIdhnl915zrjhetjotyfwewy">
+            <w:hyperlink w:history="1" r:id="rIdmlw-3nchngxmbbydxvq7z">
               <w:r>
                 <w:rPr>
                   <w:rFonts w:ascii="Arial" w:cs="Arial" w:eastAsia="Arial" w:hAnsi="Arial"/>
@@ -23315,7 +23315,7 @@
               <w:spacing w:after="10" w:before="0"/>
               <w:ind w:left="120"/>
             </w:pPr>
-            <w:hyperlink w:history="1" r:id="rIdvw2nrnzi4zf6kzdcwv_ge">
+            <w:hyperlink w:history="1" r:id="rId-bjswrjszjcva1s55pl33">
               <w:r>
                 <w:rPr>
                   <w:rFonts w:ascii="Arial" w:cs="Arial" w:eastAsia="Arial" w:hAnsi="Arial"/>
@@ -23510,7 +23510,7 @@
             <w:pPr>
               <w:spacing w:after="20" w:before="0"/>
             </w:pPr>
-            <w:hyperlink w:history="1" r:id="rId3_h-axsemoejotqsq906i">
+            <w:hyperlink w:history="1" r:id="rIdz2y0_-7dkqy_sqacgapmr">
               <w:r>
                 <w:rPr>
                   <w:rFonts w:ascii="Arial" w:cs="Arial" w:eastAsia="Arial" w:hAnsi="Arial"/>
@@ -23543,7 +23543,7 @@
               <w:spacing w:after="10" w:before="0"/>
               <w:ind w:left="120"/>
             </w:pPr>
-            <w:hyperlink w:history="1" r:id="rIdtiphvafydaqqchn8rowpa">
+            <w:hyperlink w:history="1" r:id="rIdhrc8qiuilfaa_-r9stvho">
               <w:r>
                 <w:rPr>
                   <w:rFonts w:ascii="Arial" w:cs="Arial" w:eastAsia="Arial" w:hAnsi="Arial"/>
@@ -23588,7 +23588,7 @@
             <w:pPr>
               <w:spacing w:after="20" w:before="0"/>
             </w:pPr>
-            <w:hyperlink w:history="1" r:id="rId7o0obepdllbgdbassx30f">
+            <w:hyperlink w:history="1" r:id="rIda0r01ddgbgw35qup44ixo">
               <w:r>
                 <w:rPr>
                   <w:rFonts w:ascii="Arial" w:cs="Arial" w:eastAsia="Arial" w:hAnsi="Arial"/>
@@ -23621,7 +23621,7 @@
               <w:spacing w:after="10" w:before="0"/>
               <w:ind w:left="120"/>
             </w:pPr>
-            <w:hyperlink w:history="1" r:id="rIdtepaisualw5cfro91u20z">
+            <w:hyperlink w:history="1" r:id="rIdunouzwbevp89q0rxgls5m">
               <w:r>
                 <w:rPr>
                   <w:rFonts w:ascii="Arial" w:cs="Arial" w:eastAsia="Arial" w:hAnsi="Arial"/>
@@ -23816,7 +23816,7 @@
             <w:pPr>
               <w:spacing w:after="20" w:before="0"/>
             </w:pPr>
-            <w:hyperlink w:history="1" r:id="rIddbxbh07ih8w3veltb06av">
+            <w:hyperlink w:history="1" r:id="rIda-a1zvvjtjyjgzpaocw7r">
               <w:r>
                 <w:rPr>
                   <w:rFonts w:ascii="Arial" w:cs="Arial" w:eastAsia="Arial" w:hAnsi="Arial"/>
@@ -23849,7 +23849,7 @@
               <w:spacing w:after="10" w:before="0"/>
               <w:ind w:left="120"/>
             </w:pPr>
-            <w:hyperlink w:history="1" r:id="rIderepnolci6yk6y71vspss">
+            <w:hyperlink w:history="1" r:id="rIdvqm2wuwcs43-gmwao6gqq">
               <w:r>
                 <w:rPr>
                   <w:rFonts w:ascii="Arial" w:cs="Arial" w:eastAsia="Arial" w:hAnsi="Arial"/>
@@ -23894,7 +23894,7 @@
             <w:pPr>
               <w:spacing w:after="20" w:before="0"/>
             </w:pPr>
-            <w:hyperlink w:history="1" r:id="rIdf0sc9vanitvqxrniprssv">
+            <w:hyperlink w:history="1" r:id="rIdolkiefuv4l2splg9xb8kz">
               <w:r>
                 <w:rPr>
                   <w:rFonts w:ascii="Arial" w:cs="Arial" w:eastAsia="Arial" w:hAnsi="Arial"/>
@@ -23927,7 +23927,7 @@
               <w:spacing w:after="10" w:before="0"/>
               <w:ind w:left="120"/>
             </w:pPr>
-            <w:hyperlink w:history="1" r:id="rIdmdws-bp-9hze_py5h5pec">
+            <w:hyperlink w:history="1" r:id="rIdv0d7sxkmpfjpg82tzywbu">
               <w:r>
                 <w:rPr>
                   <w:rFonts w:ascii="Arial" w:cs="Arial" w:eastAsia="Arial" w:hAnsi="Arial"/>
@@ -24122,7 +24122,7 @@
             <w:pPr>
               <w:spacing w:after="20" w:before="0"/>
             </w:pPr>
-            <w:hyperlink w:history="1" r:id="rIdlkzw0jvl0bqhd2rigsvqz">
+            <w:hyperlink w:history="1" r:id="rIdvvfibqe78ag_gvqvtyo7e">
               <w:r>
                 <w:rPr>
                   <w:rFonts w:ascii="Arial" w:cs="Arial" w:eastAsia="Arial" w:hAnsi="Arial"/>
@@ -24155,7 +24155,7 @@
               <w:spacing w:after="10" w:before="0"/>
               <w:ind w:left="120"/>
             </w:pPr>
-            <w:hyperlink w:history="1" r:id="rId6g0vjp9mj3cizer0_y15o">
+            <w:hyperlink w:history="1" r:id="rIdaszpotqcdr17ejn1ifv3z">
               <w:r>
                 <w:rPr>
                   <w:rFonts w:ascii="Arial" w:cs="Arial" w:eastAsia="Arial" w:hAnsi="Arial"/>
@@ -24200,7 +24200,7 @@
             <w:pPr>
               <w:spacing w:after="20" w:before="0"/>
             </w:pPr>
-            <w:hyperlink w:history="1" r:id="rIdxm7cxlunjvnsicksehumf">
+            <w:hyperlink w:history="1" r:id="rIdyd4xwekz7dbl9y46w2pbc">
               <w:r>
                 <w:rPr>
                   <w:rFonts w:ascii="Arial" w:cs="Arial" w:eastAsia="Arial" w:hAnsi="Arial"/>
@@ -24233,7 +24233,7 @@
               <w:spacing w:after="10" w:before="0"/>
               <w:ind w:left="120"/>
             </w:pPr>
-            <w:hyperlink w:history="1" r:id="rId1doipt2gw0z0bdfardvpb">
+            <w:hyperlink w:history="1" r:id="rIdoojfuljwawrnnh_lzkhz7">
               <w:r>
                 <w:rPr>
                   <w:rFonts w:ascii="Arial" w:cs="Arial" w:eastAsia="Arial" w:hAnsi="Arial"/>
